--- a/docs/new-pages-for-review/pusher-centrifuges.docx
+++ b/docs/new-pages-for-review/pusher-centrifuges.docx
@@ -11,34 +11,7 @@
       </w:r>
     </w:p>
     <w:p>
-      <w:r>
-        <w:t>Buying used pusher centrifuges through International Process Plants (IPP) gives chemical, pharmaceutical, food and specialty manufacturers access to continuous filtering centrifuges from Krauss Maffei, Escher Wyss, Andritz, Siebtechnik and other OEM manufacturers. Basket diameters range from 281 mm (11.1 in) to 1,050 mm (41.9 in), with stainless steel and Hastelloy baskets in single-stage, two-stage and multi-stage designs. Buying used saves up to 50% of capital and 90% of lead time versus buying new. IPP has supplied process equipment worldwide since 1980, and its second hand pusher centrifuges are ready to ship.</w:t>
-      </w:r>
-    </w:p>
-    <w:p>
-      <w:r>
-        <w:t>IPP stocks good used and refurbished pusher centrifuges, the continuous design in which a reciprocating pusher plate moves the filter cake along a rotating screen basket. Two-stage machines make up most of the inventory, with maximum speeds from 1,000 to 2,500 rpm and motors up to 93.2 kW (125 HP).</w:t>
-      </w:r>
-    </w:p>
-    <w:p>
-      <w:r>
-        <w:t xml:space="preserve">Each pusher centrifuge is listed on IPP's IMS inventory system with its basket diameter, number of basket stages, maximum speed, motor power and condition grade. Spare baskets, pusher shafts and screens are listed separately on IPP's </w:t>
-      </w:r>
       <w:hyperlink r:id="rId9">
-        <w:r>
-          <w:rPr>
-            <w:color w:val="1155CC"/>
-            <w:u w:val="single"/>
-          </w:rPr>
-          <w:t xml:space="preserve">pusher centrifuge parts</w:t>
-        </w:r>
-      </w:hyperlink>
-      <w:r>
-        <w:t xml:space="preserve"> page, and new custom fabricated stainless steel equipment is available through IPP's Gale Process Solutions (GPS) subsidiary with 12 to 16 week average delivery.</w:t>
-      </w:r>
-    </w:p>
-    <w:p>
-      <w:hyperlink r:id="rId10">
         <w:r>
           <w:rPr>
             <w:color w:val="1155CC"/>
@@ -50,7 +23,7 @@
       <w:r>
         <w:t xml:space="preserve"> | </w:t>
       </w:r>
-      <w:hyperlink r:id="rId11">
+      <w:hyperlink r:id="rId10">
         <w:r>
           <w:rPr>
             <w:color w:val="1155CC"/>
@@ -74,124 +47,345 @@
     <w:p>
       <w:r>
         <w:rPr>
-          <w:b/>
+          <w:color w:val="AAAAAA"/>
         </w:rPr>
-        <w:t>Featured Equipment:</w:t>
+        <w:t>────────────────────────────────────────────────────────────</w:t>
+      </w:r>
+    </w:p>
+    <w:p>
+      <w:r>
+        <w:t>[Product listing] Live IMS inventory of pusher centrifuges with filters (basket material, basket diameter, basket stages, motor power, condition, manufacturer), sorting and See More, as on the live reactor page. Cards are generated from IMS data, so they are not part of this content review.</w:t>
+      </w:r>
+    </w:p>
+    <w:p>
+      <w:r>
+        <w:rPr>
+          <w:color w:val="AAAAAA"/>
+        </w:rPr>
+        <w:t>────────────────────────────────────────────────────────────</w:t>
+      </w:r>
+    </w:p>
+    <w:p>
+      <w:pPr>
+        <w:pStyle w:val="Heading2"/>
+      </w:pPr>
+      <w:r>
+        <w:t>Browse Used Pusher Centrifuges by Basket Stages</w:t>
+      </w:r>
+    </w:p>
+    <w:p>
+      <w:r>
+        <w:t>IPP lists this inventory by basket stages, following the Number of Basket Stages field on its IMS inventory system: single-stage, two-stage and multi-stage.</w:t>
+      </w:r>
+    </w:p>
+    <w:p>
+      <w:r>
+        <w:rPr>
+          <w:color w:val="AAAAAA"/>
+        </w:rPr>
+        <w:t>────────────────────────────────────────────────────────────</w:t>
+      </w:r>
+    </w:p>
+    <w:p>
+      <w:pPr>
+        <w:pStyle w:val="Heading2"/>
+      </w:pPr>
+      <w:r>
+        <w:t>Buy Used Pusher Centrifuges by Basket Diameter</w:t>
+      </w:r>
+    </w:p>
+    <w:p>
+      <w:r>
+        <w:t>Basket diameter is the capacity figure IMS records for each pusher centrifuge, and IPP's inventory runs from 281 mm (11.1 in) to 1,050 mm (41.9 in). Each tab shows featured units in that size range, with a link to the matching units on IMS.</w:t>
+      </w:r>
+    </w:p>
+    <w:p>
+      <w:pPr>
+        <w:pStyle w:val="Heading3"/>
+      </w:pPr>
+      <w:r>
+        <w:t>Buy Used Pusher Centrifuges up to 500 mm (19.7 in)</w:t>
+      </w:r>
+    </w:p>
+    <w:p>
+      <w:r>
+        <w:t>Pusher centrifuges up to 500 mm (19.7 in) in IPP's inventory include stainless steel 316, SS 317 and Hastelloy units from Escher Wyss, Andritz, Krauss Maffei and Baker Perkins, most with two basket stages.</w:t>
+      </w:r>
+    </w:p>
+    <w:p>
+      <w:pPr>
+        <w:pStyle w:val="Heading4"/>
+      </w:pPr>
+      <w:r>
+        <w:t>Escher Wyss P500/2 SS 316, 500 mm (19.7 in) ([IPP# 232745](https://ims.internationalprocessplants.com/inventory/equipment/detail/pusher-centrifuge/232745))</w:t>
+      </w:r>
+    </w:p>
+    <w:p>
+      <w:r>
+        <w:t>Good used Escher Wyss P500/2 pusher centrifuge with a stainless steel 316 basket, 500 mm (19.7 in) basket diameter and two basket stages.</w:t>
       </w:r>
     </w:p>
     <w:p>
       <w:pPr>
         <w:pStyle w:val="ListBullet"/>
       </w:pPr>
+      <w:r>
+        <w:t>Basket Diameter: 500 mm (19.7 in)</w:t>
+      </w:r>
+    </w:p>
+    <w:p>
+      <w:pPr>
+        <w:pStyle w:val="ListBullet"/>
+      </w:pPr>
+      <w:r>
+        <w:t>Basket Stages: 2</w:t>
+      </w:r>
+    </w:p>
+    <w:p>
+      <w:pPr>
+        <w:pStyle w:val="ListBullet"/>
+      </w:pPr>
+      <w:r>
+        <w:t>Maximum Speed: 2,200 rpm</w:t>
+      </w:r>
+    </w:p>
+    <w:p>
+      <w:pPr>
+        <w:pStyle w:val="ListBullet"/>
+      </w:pPr>
+      <w:r>
+        <w:t>Motor Power: 30 kW (40.2 HP)</w:t>
+      </w:r>
+    </w:p>
+    <w:p>
+      <w:pPr>
+        <w:pStyle w:val="ListBullet"/>
+      </w:pPr>
+      <w:r>
+        <w:t>Material: Stainless Steel 316</w:t>
+      </w:r>
+    </w:p>
+    <w:p>
+      <w:pPr>
+        <w:pStyle w:val="ListBullet"/>
+      </w:pPr>
+      <w:r>
+        <w:t>Condition: Good used</w:t>
+      </w:r>
+    </w:p>
+    <w:p>
+      <w:hyperlink r:id="rId11">
+        <w:r>
+          <w:rPr>
+            <w:color w:val="1155CC"/>
+            <w:u w:val="single"/>
+          </w:rPr>
+          <w:t xml:space="preserve">View Specs</w:t>
+        </w:r>
+      </w:hyperlink>
+      <w:r>
+        <w:t xml:space="preserve"> | </w:t>
+      </w:r>
+      <w:hyperlink r:id="rId11">
+        <w:r>
+          <w:rPr>
+            <w:color w:val="1155CC"/>
+            <w:u w:val="single"/>
+          </w:rPr>
+          <w:t xml:space="preserve">View IPP# 232745</w:t>
+        </w:r>
+      </w:hyperlink>
+    </w:p>
+    <w:p>
+      <w:pPr>
+        <w:pStyle w:val="Heading4"/>
+      </w:pPr>
+      <w:r>
+        <w:t>[Refurbished] Andritz SZ400/2 SS 317, 400 mm (15.7 in) ([IPP# 232767](https://ims.internationalprocessplants.com/inventory/equipment/detail/pusher-centrifuge/232767))</w:t>
+      </w:r>
+    </w:p>
+    <w:p>
+      <w:r>
+        <w:t>Refurbished Andritz SZ400/2 pusher centrifuge with a stainless steel 317 basket, 400 mm (15.7 in) basket diameter and two basket stages.</w:t>
+      </w:r>
+    </w:p>
+    <w:p>
+      <w:pPr>
+        <w:pStyle w:val="ListBullet"/>
+      </w:pPr>
+      <w:r>
+        <w:t>Basket Diameter: 400 mm (15.7 in)</w:t>
+      </w:r>
+    </w:p>
+    <w:p>
+      <w:pPr>
+        <w:pStyle w:val="ListBullet"/>
+      </w:pPr>
+      <w:r>
+        <w:t>Basket Stages: 2</w:t>
+      </w:r>
+    </w:p>
+    <w:p>
+      <w:pPr>
+        <w:pStyle w:val="ListBullet"/>
+      </w:pPr>
+      <w:r>
+        <w:t>Basket Depth: 344 mm (13.5 in)</w:t>
+      </w:r>
+    </w:p>
+    <w:p>
+      <w:pPr>
+        <w:pStyle w:val="ListBullet"/>
+      </w:pPr>
+      <w:r>
+        <w:t>Maximum Speed: 1,600 rpm</w:t>
+      </w:r>
+    </w:p>
+    <w:p>
+      <w:pPr>
+        <w:pStyle w:val="ListBullet"/>
+      </w:pPr>
+      <w:r>
+        <w:t>Motor Power: 15 kW (20.1 HP)</w:t>
+      </w:r>
+    </w:p>
+    <w:p>
+      <w:pPr>
+        <w:pStyle w:val="ListBullet"/>
+      </w:pPr>
+      <w:r>
+        <w:t>Material: Stainless Steel 317</w:t>
+      </w:r>
+    </w:p>
+    <w:p>
+      <w:pPr>
+        <w:pStyle w:val="ListBullet"/>
+      </w:pPr>
+      <w:r>
+        <w:t>Condition: Refurbished</w:t>
+      </w:r>
+    </w:p>
+    <w:p>
       <w:hyperlink r:id="rId12">
         <w:r>
           <w:rPr>
             <w:color w:val="1155CC"/>
             <w:u w:val="single"/>
           </w:rPr>
-          <w:t xml:space="preserve">Two-Stage Machines -- Inner and outer basket pusher centrifuges</w:t>
+          <w:t xml:space="preserve">View Specs</w:t>
         </w:r>
       </w:hyperlink>
+      <w:r>
+        <w:t xml:space="preserve"> | </w:t>
+      </w:r>
+      <w:hyperlink r:id="rId12">
+        <w:r>
+          <w:rPr>
+            <w:color w:val="1155CC"/>
+            <w:u w:val="single"/>
+          </w:rPr>
+          <w:t xml:space="preserve">View IPP# 232767</w:t>
+        </w:r>
+      </w:hyperlink>
+    </w:p>
+    <w:p>
+      <w:pPr>
+        <w:pStyle w:val="Heading4"/>
+      </w:pPr>
+      <w:r>
+        <w:t>[Refurbished] Escher Wyss P-3 Hastelloy, 400 mm (15.7 in) ([IPP# 39548](https://ims.internationalprocessplants.com/inventory/equipment/detail/pusher-centrifuge/39548))</w:t>
+      </w:r>
+    </w:p>
+    <w:p>
+      <w:r>
+        <w:t>Refurbished Escher Wyss P-3 pusher centrifuge with a Hastelloy basket, 400 mm (15.7 in) basket diameter and two basket stages.</w:t>
+      </w:r>
     </w:p>
     <w:p>
       <w:pPr>
         <w:pStyle w:val="ListBullet"/>
       </w:pPr>
+      <w:r>
+        <w:t>Basket Diameter: 400 mm (15.7 in)</w:t>
+      </w:r>
+    </w:p>
+    <w:p>
+      <w:pPr>
+        <w:pStyle w:val="ListBullet"/>
+      </w:pPr>
+      <w:r>
+        <w:t>Basket Stages: 2</w:t>
+      </w:r>
+    </w:p>
+    <w:p>
+      <w:pPr>
+        <w:pStyle w:val="ListBullet"/>
+      </w:pPr>
+      <w:r>
+        <w:t>Motor Power: 18.6 kW (25 HP)</w:t>
+      </w:r>
+    </w:p>
+    <w:p>
+      <w:pPr>
+        <w:pStyle w:val="ListBullet"/>
+      </w:pPr>
+      <w:r>
+        <w:t>Material: Hastelloy</w:t>
+      </w:r>
+    </w:p>
+    <w:p>
+      <w:pPr>
+        <w:pStyle w:val="ListBullet"/>
+      </w:pPr>
+      <w:r>
+        <w:t>Condition: Refurbished</w:t>
+      </w:r>
+    </w:p>
+    <w:p>
       <w:hyperlink r:id="rId13">
         <w:r>
           <w:rPr>
             <w:color w:val="1155CC"/>
             <w:u w:val="single"/>
           </w:rPr>
-          <w:t xml:space="preserve">Hastelloy Baskets -- Escher Wyss P-3 units in Hastelloy</w:t>
+          <w:t xml:space="preserve">View Specs</w:t>
         </w:r>
       </w:hyperlink>
-    </w:p>
-    <w:p>
-      <w:pPr>
-        <w:pStyle w:val="ListBullet"/>
-      </w:pPr>
+      <w:r>
+        <w:t xml:space="preserve"> | </w:t>
+      </w:r>
+      <w:hyperlink r:id="rId13">
+        <w:r>
+          <w:rPr>
+            <w:color w:val="1155CC"/>
+            <w:u w:val="single"/>
+          </w:rPr>
+          <w:t xml:space="preserve">View IPP# 39548</w:t>
+        </w:r>
+      </w:hyperlink>
+    </w:p>
+    <w:p>
       <w:hyperlink r:id="rId14">
         <w:r>
           <w:rPr>
             <w:color w:val="1155CC"/>
             <w:u w:val="single"/>
           </w:rPr>
-          <w:t xml:space="preserve">Refurbished Units -- Rebuilt Andritz, Escher Wyss and Krauss Maffei machines</w:t>
+          <w:t xml:space="preserve">Browse All Pusher Centrifuges Up to 500 mm (19.7 in) on IMS</w:t>
         </w:r>
       </w:hyperlink>
     </w:p>
     <w:p>
-      <w:r>
-        <w:t>Trusted around the world by</w:t>
-      </w:r>
-    </w:p>
-    <w:p>
-      <w:r>
-        <w:rPr>
-          <w:color w:val="AAAAAA"/>
-        </w:rPr>
-        <w:t>────────────────────────────────────────────────────────────</w:t>
-      </w:r>
-    </w:p>
-    <w:p>
-      <w:r>
-        <w:t>[Product listing] Live IMS inventory of pusher centrifuges with filters (basket material, basket diameter, basket stages, motor power, condition, manufacturer), sorting and See More, as on the live reactor page. Cards are generated from IMS data, so they are not part of this content review.</w:t>
-      </w:r>
-    </w:p>
-    <w:p>
-      <w:r>
-        <w:rPr>
-          <w:color w:val="AAAAAA"/>
-        </w:rPr>
-        <w:t>────────────────────────────────────────────────────────────</w:t>
-      </w:r>
-    </w:p>
-    <w:p>
-      <w:pPr>
-        <w:pStyle w:val="Heading2"/>
-      </w:pPr>
-      <w:r>
-        <w:t>Browse Used Pusher Centrifuges by Basket Stages</w:t>
-      </w:r>
-    </w:p>
-    <w:p>
-      <w:r>
-        <w:t>IPP lists this inventory by basket stages, following the Number of Basket Stages field on its IMS inventory system: single-stage, two-stage and multi-stage.</w:t>
-      </w:r>
-    </w:p>
-    <w:p>
-      <w:r>
-        <w:rPr>
-          <w:color w:val="AAAAAA"/>
-        </w:rPr>
-        <w:t>────────────────────────────────────────────────────────────</w:t>
-      </w:r>
-    </w:p>
-    <w:p>
-      <w:pPr>
-        <w:pStyle w:val="Heading2"/>
-      </w:pPr>
-      <w:r>
-        <w:t>Buy Used Pusher Centrifuges by Basket Diameter</w:t>
-      </w:r>
-    </w:p>
-    <w:p>
-      <w:r>
-        <w:t>Basket diameter is the capacity figure IMS records for each pusher centrifuge, and IPP's inventory runs from 281 mm (11.1 in) to 1,050 mm (41.9 in). Each tab shows featured units in that size range, with a link to the matching units on IMS.</w:t>
-      </w:r>
-    </w:p>
-    <w:p>
       <w:pPr>
         <w:pStyle w:val="Heading3"/>
       </w:pPr>
       <w:r>
-        <w:t>Buy Used Pusher Centrifuges up to 500 mm (19.7 in)</w:t>
-      </w:r>
-    </w:p>
-    <w:p>
-      <w:r>
-        <w:t>Pusher centrifuges up to 500 mm (19.7 in) in IPP's inventory include stainless steel 316, SS 317 and Hastelloy units from Escher Wyss, Andritz, Krauss Maffei and Baker Perkins, most with two basket stages.</w:t>
+        <w:t>Buy Used Pusher Centrifuges from 686 to 800 mm (27 to 31.5 in)</w:t>
+      </w:r>
+    </w:p>
+    <w:p>
+      <w:r>
+        <w:t>Units from 686 to 800 mm (27 to 31.5 in) carry stainless steel 316 and austenitic baskets from Krauss Maffei, Escher Wyss, Bird and Alfa Laval, in single-stage, two-stage and multi-stage designs.</w:t>
       </w:r>
     </w:p>
     <w:p>
@@ -199,12 +393,12 @@
         <w:pStyle w:val="Heading4"/>
       </w:pPr>
       <w:r>
-        <w:t>Escher Wyss P500/2 SS 316, 500 mm (19.7 in) ([IPP# 232745](https://ims.internationalprocessplants.com/inventory/equipment/detail/pusher-centrifuge/232745))</w:t>
-      </w:r>
-    </w:p>
-    <w:p>
-      <w:r>
-        <w:t>Good used Escher Wyss P500/2 pusher centrifuge with a stainless steel 316 basket, 500 mm (19.7 in) basket diameter and two basket stages.</w:t>
+        <w:t>[Refurbished] Krauss Maffei SV70 SS 316, 700 mm (27.6 in) ([IPP# 704397](https://ims.internationalprocessplants.com/inventory/equipment/detail/pusher-centrifuge/704397))</w:t>
+      </w:r>
+    </w:p>
+    <w:p>
+      <w:r>
+        <w:t>Refurbished Krauss Maffei SV70 pusher centrifuge with a stainless steel 316 basket, 700 mm (27.6 in) basket diameter and a single basket stage.</w:t>
       </w:r>
     </w:p>
     <w:p>
@@ -212,7 +406,7 @@
         <w:pStyle w:val="ListBullet"/>
       </w:pPr>
       <w:r>
-        <w:t>Basket Diameter: 500 mm (19.7 in)</w:t>
+        <w:t>Basket Diameter: 700 mm (27.6 in)</w:t>
       </w:r>
     </w:p>
     <w:p>
@@ -220,7 +414,7 @@
         <w:pStyle w:val="ListBullet"/>
       </w:pPr>
       <w:r>
-        <w:t>Basket Stages: 2</w:t>
+        <w:t>Basket Stages: 1</w:t>
       </w:r>
     </w:p>
     <w:p>
@@ -228,7 +422,7 @@
         <w:pStyle w:val="ListBullet"/>
       </w:pPr>
       <w:r>
-        <w:t>Maximum Speed: 2,200 rpm</w:t>
+        <w:t>Maximum Speed: 1,450 rpm</w:t>
       </w:r>
     </w:p>
     <w:p>
@@ -236,7 +430,7 @@
         <w:pStyle w:val="ListBullet"/>
       </w:pPr>
       <w:r>
-        <w:t>Motor Power: 30 kW (40.2 HP)</w:t>
+        <w:t>Motor Power: 18.5 kW (24.8 HP)</w:t>
       </w:r>
     </w:p>
     <w:p>
@@ -252,7 +446,7 @@
         <w:pStyle w:val="ListBullet"/>
       </w:pPr>
       <w:r>
-        <w:t>Condition: Good used</w:t>
+        <w:t>Condition: Refurbished</w:t>
       </w:r>
     </w:p>
     <w:p>
@@ -274,7 +468,7 @@
             <w:color w:val="1155CC"/>
             <w:u w:val="single"/>
           </w:rPr>
-          <w:t xml:space="preserve">View IPP# 232745</w:t>
+          <w:t xml:space="preserve">View IPP# 704397</w:t>
         </w:r>
       </w:hyperlink>
     </w:p>
@@ -283,12 +477,12 @@
         <w:pStyle w:val="Heading4"/>
       </w:pPr>
       <w:r>
-        <w:t>[Refurbished] Andritz SZ400/2 SS 317, 400 mm (15.7 in) ([IPP# 232767](https://ims.internationalprocessplants.com/inventory/equipment/detail/pusher-centrifuge/232767))</w:t>
-      </w:r>
-    </w:p>
-    <w:p>
-      <w:r>
-        <w:t>Refurbished Andritz SZ400/2 pusher centrifuge with a stainless steel 317 basket, 400 mm (15.7 in) basket diameter and two basket stages.</w:t>
+        <w:t>Krauss Maffei SS 316, 686 mm (27 in) ([IPP# 87347](https://ims.internationalprocessplants.com/inventory/equipment/detail/pusher-centrifuge/87347))</w:t>
+      </w:r>
+    </w:p>
+    <w:p>
+      <w:r>
+        <w:t>Good used Krauss Maffei pusher centrifuge with a stainless steel 316 basket, 686 mm (27 in) basket diameter and a single basket stage.</w:t>
       </w:r>
     </w:p>
     <w:p>
@@ -296,7 +490,7 @@
         <w:pStyle w:val="ListBullet"/>
       </w:pPr>
       <w:r>
-        <w:t>Basket Diameter: 400 mm (15.7 in)</w:t>
+        <w:t>Basket Diameter: 686 mm (27 in)</w:t>
       </w:r>
     </w:p>
     <w:p>
@@ -304,7 +498,7 @@
         <w:pStyle w:val="ListBullet"/>
       </w:pPr>
       <w:r>
-        <w:t>Basket Stages: 2</w:t>
+        <w:t>Basket Stages: 1</w:t>
       </w:r>
     </w:p>
     <w:p>
@@ -312,7 +506,7 @@
         <w:pStyle w:val="ListBullet"/>
       </w:pPr>
       <w:r>
-        <w:t>Basket Depth: 344 mm (13.5 in)</w:t>
+        <w:t>Basket Depth: 686 mm (27 in)</w:t>
       </w:r>
     </w:p>
     <w:p>
@@ -320,7 +514,7 @@
         <w:pStyle w:val="ListBullet"/>
       </w:pPr>
       <w:r>
-        <w:t>Maximum Speed: 1,600 rpm</w:t>
+        <w:t>Maximum Speed: 1,000 rpm</w:t>
       </w:r>
     </w:p>
     <w:p>
@@ -328,7 +522,7 @@
         <w:pStyle w:val="ListBullet"/>
       </w:pPr>
       <w:r>
-        <w:t>Motor Power: 15 kW (20.1 HP)</w:t>
+        <w:t>Motor Power: 22.4 kW (30 HP)</w:t>
       </w:r>
     </w:p>
     <w:p>
@@ -336,7 +530,7 @@
         <w:pStyle w:val="ListBullet"/>
       </w:pPr>
       <w:r>
-        <w:t>Material: Stainless Steel 317</w:t>
+        <w:t>Material: Stainless Steel 316</w:t>
       </w:r>
     </w:p>
     <w:p>
@@ -344,7 +538,7 @@
         <w:pStyle w:val="ListBullet"/>
       </w:pPr>
       <w:r>
-        <w:t>Condition: Refurbished</w:t>
+        <w:t>Condition: Good used</w:t>
       </w:r>
     </w:p>
     <w:p>
@@ -366,7 +560,7 @@
             <w:color w:val="1155CC"/>
             <w:u w:val="single"/>
           </w:rPr>
-          <w:t xml:space="preserve">View IPP# 232767</w:t>
+          <w:t xml:space="preserve">View IPP# 87347</w:t>
         </w:r>
       </w:hyperlink>
     </w:p>
@@ -375,12 +569,12 @@
         <w:pStyle w:val="Heading4"/>
       </w:pPr>
       <w:r>
-        <w:t>[Refurbished] Escher Wyss P-3 Hastelloy, 400 mm (15.7 in) ([IPP# 39548](https://ims.internationalprocessplants.com/inventory/equipment/detail/pusher-centrifuge/39548))</w:t>
-      </w:r>
-    </w:p>
-    <w:p>
-      <w:r>
-        <w:t>Refurbished Escher Wyss P-3 pusher centrifuge with a Hastelloy basket, 400 mm (15.7 in) basket diameter and two basket stages.</w:t>
+        <w:t>Bird P5/2 Stainless Steel, 800 mm (31.5 in) ([IPP# 79089](https://ims.internationalprocessplants.com/inventory/equipment/detail/pusher-centrifuge/79089))</w:t>
+      </w:r>
+    </w:p>
+    <w:p>
+      <w:r>
+        <w:t>Good used Bird P5/2 pusher centrifuge with a Stainless steel basket, 800 mm (31.5 in) basket diameter and two basket stages.</w:t>
       </w:r>
     </w:p>
     <w:p>
@@ -388,7 +582,7 @@
         <w:pStyle w:val="ListBullet"/>
       </w:pPr>
       <w:r>
-        <w:t>Basket Diameter: 400 mm (15.7 in)</w:t>
+        <w:t>Basket Diameter: 800 mm (31.5 in)</w:t>
       </w:r>
     </w:p>
     <w:p>
@@ -404,7 +598,7 @@
         <w:pStyle w:val="ListBullet"/>
       </w:pPr>
       <w:r>
-        <w:t>Motor Power: 18.6 kW (25 HP)</w:t>
+        <w:t>Maximum Speed: 1,550 rpm</w:t>
       </w:r>
     </w:p>
     <w:p>
@@ -412,7 +606,7 @@
         <w:pStyle w:val="ListBullet"/>
       </w:pPr>
       <w:r>
-        <w:t>Material: Hastelloy</w:t>
+        <w:t>Motor Power: 44.7 kW (60 HP)</w:t>
       </w:r>
     </w:p>
     <w:p>
@@ -420,7 +614,15 @@
         <w:pStyle w:val="ListBullet"/>
       </w:pPr>
       <w:r>
-        <w:t>Condition: Refurbished</w:t>
+        <w:t>Material: Stainless steel</w:t>
+      </w:r>
+    </w:p>
+    <w:p>
+      <w:pPr>
+        <w:pStyle w:val="ListBullet"/>
+      </w:pPr>
+      <w:r>
+        <w:t>Condition: Good used</w:t>
       </w:r>
     </w:p>
     <w:p>
@@ -442,7 +644,7 @@
             <w:color w:val="1155CC"/>
             <w:u w:val="single"/>
           </w:rPr>
-          <w:t xml:space="preserve">View IPP# 39548</w:t>
+          <w:t xml:space="preserve">View IPP# 79089</w:t>
         </w:r>
       </w:hyperlink>
     </w:p>
@@ -453,7 +655,7 @@
             <w:color w:val="1155CC"/>
             <w:u w:val="single"/>
           </w:rPr>
-          <w:t xml:space="preserve">Browse All Pusher Centrifuges Up to 500 mm (19.7 in) on IMS</w:t>
+          <w:t xml:space="preserve">Browse All Pusher Centrifuges 686 to 800 mm (27 to 31.5 in) on IMS</w:t>
         </w:r>
       </w:hyperlink>
     </w:p>
@@ -462,12 +664,12 @@
         <w:pStyle w:val="Heading3"/>
       </w:pPr>
       <w:r>
-        <w:t>Buy Used Pusher Centrifuges from 686 to 800 mm (27 to 31.5 in)</w:t>
-      </w:r>
-    </w:p>
-    <w:p>
-      <w:r>
-        <w:t>Units from 686 to 800 mm (27 to 31.5 in) carry stainless steel 316 and austenitic baskets from Krauss Maffei, Escher Wyss, Bird and Alfa Laval, in single-stage, two-stage and multi-stage designs.</w:t>
+        <w:t>Buy Used Pusher Centrifuges of 1,000 mm (39.4 in) and Over</w:t>
+      </w:r>
+    </w:p>
+    <w:p>
+      <w:r>
+        <w:t>Units of 1,000 mm (39.4 in) and over include Krauss Maffei SB 1000/2 two-stage machines with stainless steel 304 baskets, Siebtechnik H1000 units and an Escher Wyss machine with a 1,050 mm (41.9 in) basket.</w:t>
       </w:r>
     </w:p>
     <w:p>
@@ -475,12 +677,12 @@
         <w:pStyle w:val="Heading4"/>
       </w:pPr>
       <w:r>
-        <w:t>[Refurbished] Krauss Maffei SV70 SS 316, 700 mm (27.6 in) ([IPP# 704397](https://ims.internationalprocessplants.com/inventory/equipment/detail/pusher-centrifuge/704397))</w:t>
-      </w:r>
-    </w:p>
-    <w:p>
-      <w:r>
-        <w:t>Refurbished Krauss Maffei SV70 pusher centrifuge with a stainless steel 316 basket, 700 mm (27.6 in) basket diameter and a single basket stage.</w:t>
+        <w:t>Krauss Maffei SB 1000/2 SS 304, 1,050 mm (40.6 in) ([IPP# 240173](https://ims.internationalprocessplants.com/inventory/equipment/detail/pusher-centrifuge/240173))</w:t>
+      </w:r>
+    </w:p>
+    <w:p>
+      <w:r>
+        <w:t>Good used Krauss Maffei SB 1000/2 pusher centrifuge with a stainless steel 304 basket and 1,050 mm (40.6 in) basket diameter.</w:t>
       </w:r>
     </w:p>
     <w:p>
@@ -488,7 +690,7 @@
         <w:pStyle w:val="ListBullet"/>
       </w:pPr>
       <w:r>
-        <w:t>Basket Diameter: 700 mm (27.6 in)</w:t>
+        <w:t>Basket Diameter: 1,050 mm (40.6 in)</w:t>
       </w:r>
     </w:p>
     <w:p>
@@ -496,7 +698,7 @@
         <w:pStyle w:val="ListBullet"/>
       </w:pPr>
       <w:r>
-        <w:t>Basket Stages: 1</w:t>
+        <w:t>Basket Depth: 315 mm (12.4 in)</w:t>
       </w:r>
     </w:p>
     <w:p>
@@ -504,7 +706,7 @@
         <w:pStyle w:val="ListBullet"/>
       </w:pPr>
       <w:r>
-        <w:t>Maximum Speed: 1,450 rpm</w:t>
+        <w:t>Maximum Speed: 1,800 rpm</w:t>
       </w:r>
     </w:p>
     <w:p>
@@ -512,7 +714,7 @@
         <w:pStyle w:val="ListBullet"/>
       </w:pPr>
       <w:r>
-        <w:t>Motor Power: 18.5 kW (24.8 HP)</w:t>
+        <w:t>Motor Power: 93.2 kW (125 HP)</w:t>
       </w:r>
     </w:p>
     <w:p>
@@ -520,7 +722,7 @@
         <w:pStyle w:val="ListBullet"/>
       </w:pPr>
       <w:r>
-        <w:t>Material: Stainless Steel 316</w:t>
+        <w:t>Filtration Area: 2.1 m² (23 ft²)</w:t>
       </w:r>
     </w:p>
     <w:p>
@@ -528,7 +730,15 @@
         <w:pStyle w:val="ListBullet"/>
       </w:pPr>
       <w:r>
-        <w:t>Condition: Refurbished</w:t>
+        <w:t>Material: Stainless Steel 304</w:t>
+      </w:r>
+    </w:p>
+    <w:p>
+      <w:pPr>
+        <w:pStyle w:val="ListBullet"/>
+      </w:pPr>
+      <w:r>
+        <w:t>Condition: Good used</w:t>
       </w:r>
     </w:p>
     <w:p>
@@ -550,7 +760,7 @@
             <w:color w:val="1155CC"/>
             <w:u w:val="single"/>
           </w:rPr>
-          <w:t xml:space="preserve">View IPP# 704397</w:t>
+          <w:t xml:space="preserve">View IPP# 240173</w:t>
         </w:r>
       </w:hyperlink>
     </w:p>
@@ -559,12 +769,12 @@
         <w:pStyle w:val="Heading4"/>
       </w:pPr>
       <w:r>
-        <w:t>Krauss Maffei SS 316, 686 mm (27 in) ([IPP# 87347](https://ims.internationalprocessplants.com/inventory/equipment/detail/pusher-centrifuge/87347))</w:t>
-      </w:r>
-    </w:p>
-    <w:p>
-      <w:r>
-        <w:t>Good used Krauss Maffei pusher centrifuge with a stainless steel 316 basket, 686 mm (27 in) basket diameter and a single basket stage.</w:t>
+        <w:t>Siebtechnik H1000-K- 10/224-29 Austenitic SS, 1,000 mm (39.4 in) ([IPP# 219589](https://ims.internationalprocessplants.com/inventory/equipment/detail/pusher-centrifuge/219589))</w:t>
+      </w:r>
+    </w:p>
+    <w:p>
+      <w:r>
+        <w:t>Good used Siebtechnik H1000-K- 10/224-29 pusher centrifuge with a stainless steel Austenitic basket and 1,000 mm (39.4 in) basket diameter.</w:t>
       </w:r>
     </w:p>
     <w:p>
@@ -572,7 +782,7 @@
         <w:pStyle w:val="ListBullet"/>
       </w:pPr>
       <w:r>
-        <w:t>Basket Diameter: 686 mm (27 in)</w:t>
+        <w:t>Basket Diameter: 1,000 mm (39.4 in)</w:t>
       </w:r>
     </w:p>
     <w:p>
@@ -580,7 +790,7 @@
         <w:pStyle w:val="ListBullet"/>
       </w:pPr>
       <w:r>
-        <w:t>Basket Stages: 1</w:t>
+        <w:t>Basket Depth: 670 mm (26.4 in)</w:t>
       </w:r>
     </w:p>
     <w:p>
@@ -588,7 +798,7 @@
         <w:pStyle w:val="ListBullet"/>
       </w:pPr>
       <w:r>
-        <w:t>Basket Depth: 686 mm (27 in)</w:t>
+        <w:t>Maximum Speed: 1,500 rpm</w:t>
       </w:r>
     </w:p>
     <w:p>
@@ -596,7 +806,7 @@
         <w:pStyle w:val="ListBullet"/>
       </w:pPr>
       <w:r>
-        <w:t>Maximum Speed: 1,000 rpm</w:t>
+        <w:t>Motor Power: 90 kW (120.7 HP)</w:t>
       </w:r>
     </w:p>
     <w:p>
@@ -604,7 +814,7 @@
         <w:pStyle w:val="ListBullet"/>
       </w:pPr>
       <w:r>
-        <w:t>Motor Power: 22.4 kW (30 HP)</w:t>
+        <w:t>Filtration Area: 1.7 m² (18.3 ft²)</w:t>
       </w:r>
     </w:p>
     <w:p>
@@ -612,7 +822,7 @@
         <w:pStyle w:val="ListBullet"/>
       </w:pPr>
       <w:r>
-        <w:t>Material: Stainless Steel 316</w:t>
+        <w:t>Material: Stainless Steel Austenitic</w:t>
       </w:r>
     </w:p>
     <w:p>
@@ -642,7 +852,7 @@
             <w:color w:val="1155CC"/>
             <w:u w:val="single"/>
           </w:rPr>
-          <w:t xml:space="preserve">View IPP# 87347</w:t>
+          <w:t xml:space="preserve">View IPP# 219589</w:t>
         </w:r>
       </w:hyperlink>
     </w:p>
@@ -651,12 +861,12 @@
         <w:pStyle w:val="Heading4"/>
       </w:pPr>
       <w:r>
-        <w:t>Bird P5/2 Stainless Steel, 800 mm (31.5 in) ([IPP# 79089](https://ims.internationalprocessplants.com/inventory/equipment/detail/pusher-centrifuge/79089))</w:t>
-      </w:r>
-    </w:p>
-    <w:p>
-      <w:r>
-        <w:t>Good used Bird P5/2 pusher centrifuge with a Stainless steel basket, 800 mm (31.5 in) basket diameter and two basket stages.</w:t>
+        <w:t>Escher Wyss SS 316, 1,050 mm (41.9 in) ([IPP# 704399](https://ims.internationalprocessplants.com/inventory/equipment/detail/pusher-centrifuge/704399))</w:t>
+      </w:r>
+    </w:p>
+    <w:p>
+      <w:r>
+        <w:t>Good used Escher Wyss pusher centrifuge with a stainless steel 316 basket, 1,050 mm (41.9 in) basket diameter and a single basket stage.</w:t>
       </w:r>
     </w:p>
     <w:p>
@@ -664,7 +874,7 @@
         <w:pStyle w:val="ListBullet"/>
       </w:pPr>
       <w:r>
-        <w:t>Basket Diameter: 800 mm (31.5 in)</w:t>
+        <w:t>Basket Diameter: 1,050 mm (41.9 in)</w:t>
       </w:r>
     </w:p>
     <w:p>
@@ -672,7 +882,7 @@
         <w:pStyle w:val="ListBullet"/>
       </w:pPr>
       <w:r>
-        <w:t>Basket Stages: 2</w:t>
+        <w:t>Basket Stages: 1</w:t>
       </w:r>
     </w:p>
     <w:p>
@@ -680,7 +890,7 @@
         <w:pStyle w:val="ListBullet"/>
       </w:pPr>
       <w:r>
-        <w:t>Maximum Speed: 1,550 rpm</w:t>
+        <w:t>Motor Power: 17.9 kW (24 HP)</w:t>
       </w:r>
     </w:p>
     <w:p>
@@ -688,15 +898,7 @@
         <w:pStyle w:val="ListBullet"/>
       </w:pPr>
       <w:r>
-        <w:t>Motor Power: 44.7 kW (60 HP)</w:t>
-      </w:r>
-    </w:p>
-    <w:p>
-      <w:pPr>
-        <w:pStyle w:val="ListBullet"/>
-      </w:pPr>
-      <w:r>
-        <w:t>Material: Stainless steel</w:t>
+        <w:t>Material: Stainless Steel 316</w:t>
       </w:r>
     </w:p>
     <w:p>
@@ -726,296 +928,12 @@
             <w:color w:val="1155CC"/>
             <w:u w:val="single"/>
           </w:rPr>
-          <w:t xml:space="preserve">View IPP# 79089</w:t>
-        </w:r>
-      </w:hyperlink>
-    </w:p>
-    <w:p>
-      <w:hyperlink r:id="rId22">
-        <w:r>
-          <w:rPr>
-            <w:color w:val="1155CC"/>
-            <w:u w:val="single"/>
-          </w:rPr>
-          <w:t xml:space="preserve">Browse All Pusher Centrifuges 686 to 800 mm (27 to 31.5 in) on IMS</w:t>
-        </w:r>
-      </w:hyperlink>
-    </w:p>
-    <w:p>
-      <w:pPr>
-        <w:pStyle w:val="Heading3"/>
-      </w:pPr>
-      <w:r>
-        <w:t>Buy Used Pusher Centrifuges of 1,000 mm (39.4 in) and Over</w:t>
-      </w:r>
-    </w:p>
-    <w:p>
-      <w:r>
-        <w:t>Units of 1,000 mm (39.4 in) and over include Krauss Maffei SB 1000/2 two-stage machines with stainless steel 304 baskets, Siebtechnik H1000 units and an Escher Wyss machine with a 1,050 mm (41.9 in) basket.</w:t>
-      </w:r>
-    </w:p>
-    <w:p>
-      <w:pPr>
-        <w:pStyle w:val="Heading4"/>
-      </w:pPr>
-      <w:r>
-        <w:t>Krauss Maffei SB 1000/2 SS 304, 1,050 mm (40.6 in) ([IPP# 240173](https://ims.internationalprocessplants.com/inventory/equipment/detail/pusher-centrifuge/240173))</w:t>
-      </w:r>
-    </w:p>
-    <w:p>
-      <w:r>
-        <w:t>Good used Krauss Maffei SB 1000/2 pusher centrifuge with a stainless steel 304 basket and 1,050 mm (40.6 in) basket diameter.</w:t>
-      </w:r>
-    </w:p>
-    <w:p>
-      <w:pPr>
-        <w:pStyle w:val="ListBullet"/>
-      </w:pPr>
-      <w:r>
-        <w:t>Basket Diameter: 1,050 mm (40.6 in)</w:t>
-      </w:r>
-    </w:p>
-    <w:p>
-      <w:pPr>
-        <w:pStyle w:val="ListBullet"/>
-      </w:pPr>
-      <w:r>
-        <w:t>Basket Depth: 315 mm (12.4 in)</w:t>
-      </w:r>
-    </w:p>
-    <w:p>
-      <w:pPr>
-        <w:pStyle w:val="ListBullet"/>
-      </w:pPr>
-      <w:r>
-        <w:t>Maximum Speed: 1,800 rpm</w:t>
-      </w:r>
-    </w:p>
-    <w:p>
-      <w:pPr>
-        <w:pStyle w:val="ListBullet"/>
-      </w:pPr>
-      <w:r>
-        <w:t>Motor Power: 93.2 kW (125 HP)</w:t>
-      </w:r>
-    </w:p>
-    <w:p>
-      <w:pPr>
-        <w:pStyle w:val="ListBullet"/>
-      </w:pPr>
-      <w:r>
-        <w:t>Filtration Area: 2.1 m² (23 ft²)</w:t>
-      </w:r>
-    </w:p>
-    <w:p>
-      <w:pPr>
-        <w:pStyle w:val="ListBullet"/>
-      </w:pPr>
-      <w:r>
-        <w:t>Material: Stainless Steel 304</w:t>
-      </w:r>
-    </w:p>
-    <w:p>
-      <w:pPr>
-        <w:pStyle w:val="ListBullet"/>
-      </w:pPr>
-      <w:r>
-        <w:t>Condition: Good used</w:t>
-      </w:r>
-    </w:p>
-    <w:p>
-      <w:hyperlink r:id="rId23">
-        <w:r>
-          <w:rPr>
-            <w:color w:val="1155CC"/>
-            <w:u w:val="single"/>
-          </w:rPr>
-          <w:t xml:space="preserve">View Specs</w:t>
-        </w:r>
-      </w:hyperlink>
-      <w:r>
-        <w:t xml:space="preserve"> | </w:t>
-      </w:r>
-      <w:hyperlink r:id="rId23">
-        <w:r>
-          <w:rPr>
-            <w:color w:val="1155CC"/>
-            <w:u w:val="single"/>
-          </w:rPr>
-          <w:t xml:space="preserve">View IPP# 240173</w:t>
-        </w:r>
-      </w:hyperlink>
-    </w:p>
-    <w:p>
-      <w:pPr>
-        <w:pStyle w:val="Heading4"/>
-      </w:pPr>
-      <w:r>
-        <w:t>Siebtechnik H1000-K- 10/224-29 Austenitic SS, 1,000 mm (39.4 in) ([IPP# 219589](https://ims.internationalprocessplants.com/inventory/equipment/detail/pusher-centrifuge/219589))</w:t>
-      </w:r>
-    </w:p>
-    <w:p>
-      <w:r>
-        <w:t>Good used Siebtechnik H1000-K- 10/224-29 pusher centrifuge with a stainless steel Austenitic basket and 1,000 mm (39.4 in) basket diameter.</w:t>
-      </w:r>
-    </w:p>
-    <w:p>
-      <w:pPr>
-        <w:pStyle w:val="ListBullet"/>
-      </w:pPr>
-      <w:r>
-        <w:t>Basket Diameter: 1,000 mm (39.4 in)</w:t>
-      </w:r>
-    </w:p>
-    <w:p>
-      <w:pPr>
-        <w:pStyle w:val="ListBullet"/>
-      </w:pPr>
-      <w:r>
-        <w:t>Basket Depth: 670 mm (26.4 in)</w:t>
-      </w:r>
-    </w:p>
-    <w:p>
-      <w:pPr>
-        <w:pStyle w:val="ListBullet"/>
-      </w:pPr>
-      <w:r>
-        <w:t>Maximum Speed: 1,500 rpm</w:t>
-      </w:r>
-    </w:p>
-    <w:p>
-      <w:pPr>
-        <w:pStyle w:val="ListBullet"/>
-      </w:pPr>
-      <w:r>
-        <w:t>Motor Power: 90 kW (120.7 HP)</w:t>
-      </w:r>
-    </w:p>
-    <w:p>
-      <w:pPr>
-        <w:pStyle w:val="ListBullet"/>
-      </w:pPr>
-      <w:r>
-        <w:t>Filtration Area: 1.7 m² (18.3 ft²)</w:t>
-      </w:r>
-    </w:p>
-    <w:p>
-      <w:pPr>
-        <w:pStyle w:val="ListBullet"/>
-      </w:pPr>
-      <w:r>
-        <w:t>Material: Stainless Steel Austenitic</w:t>
-      </w:r>
-    </w:p>
-    <w:p>
-      <w:pPr>
-        <w:pStyle w:val="ListBullet"/>
-      </w:pPr>
-      <w:r>
-        <w:t>Condition: Good used</w:t>
-      </w:r>
-    </w:p>
-    <w:p>
-      <w:hyperlink r:id="rId24">
-        <w:r>
-          <w:rPr>
-            <w:color w:val="1155CC"/>
-            <w:u w:val="single"/>
-          </w:rPr>
-          <w:t xml:space="preserve">View Specs</w:t>
-        </w:r>
-      </w:hyperlink>
-      <w:r>
-        <w:t xml:space="preserve"> | </w:t>
-      </w:r>
-      <w:hyperlink r:id="rId24">
-        <w:r>
-          <w:rPr>
-            <w:color w:val="1155CC"/>
-            <w:u w:val="single"/>
-          </w:rPr>
-          <w:t xml:space="preserve">View IPP# 219589</w:t>
-        </w:r>
-      </w:hyperlink>
-    </w:p>
-    <w:p>
-      <w:pPr>
-        <w:pStyle w:val="Heading4"/>
-      </w:pPr>
-      <w:r>
-        <w:t>Escher Wyss SS 316, 1,050 mm (41.9 in) ([IPP# 704399](https://ims.internationalprocessplants.com/inventory/equipment/detail/pusher-centrifuge/704399))</w:t>
-      </w:r>
-    </w:p>
-    <w:p>
-      <w:r>
-        <w:t>Good used Escher Wyss pusher centrifuge with a stainless steel 316 basket, 1,050 mm (41.9 in) basket diameter and a single basket stage.</w:t>
-      </w:r>
-    </w:p>
-    <w:p>
-      <w:pPr>
-        <w:pStyle w:val="ListBullet"/>
-      </w:pPr>
-      <w:r>
-        <w:t>Basket Diameter: 1,050 mm (41.9 in)</w:t>
-      </w:r>
-    </w:p>
-    <w:p>
-      <w:pPr>
-        <w:pStyle w:val="ListBullet"/>
-      </w:pPr>
-      <w:r>
-        <w:t>Basket Stages: 1</w:t>
-      </w:r>
-    </w:p>
-    <w:p>
-      <w:pPr>
-        <w:pStyle w:val="ListBullet"/>
-      </w:pPr>
-      <w:r>
-        <w:t>Motor Power: 17.9 kW (24 HP)</w:t>
-      </w:r>
-    </w:p>
-    <w:p>
-      <w:pPr>
-        <w:pStyle w:val="ListBullet"/>
-      </w:pPr>
-      <w:r>
-        <w:t>Material: Stainless Steel 316</w:t>
-      </w:r>
-    </w:p>
-    <w:p>
-      <w:pPr>
-        <w:pStyle w:val="ListBullet"/>
-      </w:pPr>
-      <w:r>
-        <w:t>Condition: Good used</w:t>
-      </w:r>
-    </w:p>
-    <w:p>
-      <w:hyperlink r:id="rId25">
-        <w:r>
-          <w:rPr>
-            <w:color w:val="1155CC"/>
-            <w:u w:val="single"/>
-          </w:rPr>
-          <w:t xml:space="preserve">View Specs</w:t>
-        </w:r>
-      </w:hyperlink>
-      <w:r>
-        <w:t xml:space="preserve"> | </w:t>
-      </w:r>
-      <w:hyperlink r:id="rId25">
-        <w:r>
-          <w:rPr>
-            <w:color w:val="1155CC"/>
-            <w:u w:val="single"/>
-          </w:rPr>
           <w:t xml:space="preserve">View IPP# 704399</w:t>
         </w:r>
       </w:hyperlink>
     </w:p>
     <w:p>
-      <w:hyperlink r:id="rId26">
+      <w:hyperlink r:id="rId22">
         <w:r>
           <w:rPr>
             <w:color w:val="1155CC"/>
@@ -1043,19 +961,7 @@
     </w:p>
     <w:p>
       <w:r>
-        <w:t xml:space="preserve">Single-stage and two-stage pusher centrifuges both push the filter cake along a rotating screen basket with a reciprocating pusher plate, and they differ in how many basket stages the cake crosses. Here is how the two designs compare across key factors, and IPP's </w:t>
-      </w:r>
-      <w:hyperlink r:id="rId27">
-        <w:r>
-          <w:rPr>
-            <w:color w:val="1155CC"/>
-            <w:u w:val="single"/>
-          </w:rPr>
-          <w:t xml:space="preserve">peeler vs pusher guide</w:t>
-        </w:r>
-      </w:hyperlink>
-      <w:r>
-        <w:t xml:space="preserve"> sets pushers against the batch alternative.</w:t>
+        <w:t>Single-stage and two-stage pusher centrifuges both push the filter cake along a rotating screen basket with a reciprocating pusher plate, and they differ in how many basket stages the cake crosses. Here is how the two designs compare across key factors.</w:t>
       </w:r>
     </w:p>
     <w:tbl>
@@ -1420,6 +1326,190 @@
       </w:r>
     </w:p>
     <w:p>
+      <w:hyperlink r:id="rId15">
+        <w:r>
+          <w:rPr>
+            <w:color w:val="1155CC"/>
+            <w:u w:val="single"/>
+          </w:rPr>
+          <w:t xml:space="preserve">View Specs</w:t>
+        </w:r>
+      </w:hyperlink>
+      <w:r>
+        <w:t xml:space="preserve"> | </w:t>
+      </w:r>
+      <w:hyperlink r:id="rId15">
+        <w:r>
+          <w:rPr>
+            <w:color w:val="1155CC"/>
+            <w:u w:val="single"/>
+          </w:rPr>
+          <w:t xml:space="preserve">View IPP# 704397</w:t>
+        </w:r>
+      </w:hyperlink>
+    </w:p>
+    <w:p>
+      <w:pPr>
+        <w:pStyle w:val="Heading4"/>
+      </w:pPr>
+      <w:r>
+        <w:t>Krauss Maffei SS 316, 686 mm (27 in) ([IPP# 87347](https://ims.internationalprocessplants.com/inventory/equipment/detail/pusher-centrifuge/87347))</w:t>
+      </w:r>
+    </w:p>
+    <w:p>
+      <w:r>
+        <w:t>Good used Krauss Maffei pusher centrifuge with a stainless steel 316 basket, 686 mm (27 in) basket diameter and a single basket stage.</w:t>
+      </w:r>
+    </w:p>
+    <w:p>
+      <w:pPr>
+        <w:pStyle w:val="ListBullet"/>
+      </w:pPr>
+      <w:r>
+        <w:t>Basket Diameter: 686 mm (27 in)</w:t>
+      </w:r>
+    </w:p>
+    <w:p>
+      <w:pPr>
+        <w:pStyle w:val="ListBullet"/>
+      </w:pPr>
+      <w:r>
+        <w:t>Basket Stages: 1</w:t>
+      </w:r>
+    </w:p>
+    <w:p>
+      <w:pPr>
+        <w:pStyle w:val="ListBullet"/>
+      </w:pPr>
+      <w:r>
+        <w:t>Basket Depth: 686 mm (27 in)</w:t>
+      </w:r>
+    </w:p>
+    <w:p>
+      <w:pPr>
+        <w:pStyle w:val="ListBullet"/>
+      </w:pPr>
+      <w:r>
+        <w:t>Maximum Speed: 1,000 rpm</w:t>
+      </w:r>
+    </w:p>
+    <w:p>
+      <w:pPr>
+        <w:pStyle w:val="ListBullet"/>
+      </w:pPr>
+      <w:r>
+        <w:t>Motor Power: 22.4 kW (30 HP)</w:t>
+      </w:r>
+    </w:p>
+    <w:p>
+      <w:pPr>
+        <w:pStyle w:val="ListBullet"/>
+      </w:pPr>
+      <w:r>
+        <w:t>Material: Stainless Steel 316</w:t>
+      </w:r>
+    </w:p>
+    <w:p>
+      <w:pPr>
+        <w:pStyle w:val="ListBullet"/>
+      </w:pPr>
+      <w:r>
+        <w:t>Condition: Good used</w:t>
+      </w:r>
+    </w:p>
+    <w:p>
+      <w:hyperlink r:id="rId16">
+        <w:r>
+          <w:rPr>
+            <w:color w:val="1155CC"/>
+            <w:u w:val="single"/>
+          </w:rPr>
+          <w:t xml:space="preserve">View Specs</w:t>
+        </w:r>
+      </w:hyperlink>
+      <w:r>
+        <w:t xml:space="preserve"> | </w:t>
+      </w:r>
+      <w:hyperlink r:id="rId16">
+        <w:r>
+          <w:rPr>
+            <w:color w:val="1155CC"/>
+            <w:u w:val="single"/>
+          </w:rPr>
+          <w:t xml:space="preserve">View IPP# 87347</w:t>
+        </w:r>
+      </w:hyperlink>
+    </w:p>
+    <w:p>
+      <w:pPr>
+        <w:pStyle w:val="Heading4"/>
+      </w:pPr>
+      <w:r>
+        <w:t>Krauss Maffei SB 1000/2 SS 304, 1,050 mm (40.6 in) ([IPP# 240173](https://ims.internationalprocessplants.com/inventory/equipment/detail/pusher-centrifuge/240173))</w:t>
+      </w:r>
+    </w:p>
+    <w:p>
+      <w:r>
+        <w:t>Good used Krauss Maffei SB 1000/2 pusher centrifuge with a stainless steel 304 basket and 1,050 mm (40.6 in) basket diameter.</w:t>
+      </w:r>
+    </w:p>
+    <w:p>
+      <w:pPr>
+        <w:pStyle w:val="ListBullet"/>
+      </w:pPr>
+      <w:r>
+        <w:t>Basket Diameter: 1,050 mm (40.6 in)</w:t>
+      </w:r>
+    </w:p>
+    <w:p>
+      <w:pPr>
+        <w:pStyle w:val="ListBullet"/>
+      </w:pPr>
+      <w:r>
+        <w:t>Basket Depth: 315 mm (12.4 in)</w:t>
+      </w:r>
+    </w:p>
+    <w:p>
+      <w:pPr>
+        <w:pStyle w:val="ListBullet"/>
+      </w:pPr>
+      <w:r>
+        <w:t>Maximum Speed: 1,800 rpm</w:t>
+      </w:r>
+    </w:p>
+    <w:p>
+      <w:pPr>
+        <w:pStyle w:val="ListBullet"/>
+      </w:pPr>
+      <w:r>
+        <w:t>Motor Power: 93.2 kW (125 HP)</w:t>
+      </w:r>
+    </w:p>
+    <w:p>
+      <w:pPr>
+        <w:pStyle w:val="ListBullet"/>
+      </w:pPr>
+      <w:r>
+        <w:t>Filtration Area: 2.1 m² (23 ft²)</w:t>
+      </w:r>
+    </w:p>
+    <w:p>
+      <w:pPr>
+        <w:pStyle w:val="ListBullet"/>
+      </w:pPr>
+      <w:r>
+        <w:t>Material: Stainless Steel 304</w:t>
+      </w:r>
+    </w:p>
+    <w:p>
+      <w:pPr>
+        <w:pStyle w:val="ListBullet"/>
+      </w:pPr>
+      <w:r>
+        <w:t>Condition: Good used</w:t>
+      </w:r>
+    </w:p>
+    <w:p>
       <w:hyperlink r:id="rId19">
         <w:r>
           <w:rPr>
@@ -1438,21 +1528,45 @@
             <w:color w:val="1155CC"/>
             <w:u w:val="single"/>
           </w:rPr>
-          <w:t xml:space="preserve">View IPP# 704397</w:t>
+          <w:t xml:space="preserve">View IPP# 240173</w:t>
         </w:r>
       </w:hyperlink>
     </w:p>
     <w:p>
+      <w:hyperlink r:id="rId23">
+        <w:r>
+          <w:rPr>
+            <w:color w:val="1155CC"/>
+            <w:u w:val="single"/>
+          </w:rPr>
+          <w:t xml:space="preserve">Browse All Krauss Maffei Pusher Centrifuges on IMS</w:t>
+        </w:r>
+      </w:hyperlink>
+    </w:p>
+    <w:p>
+      <w:pPr>
+        <w:pStyle w:val="Heading3"/>
+      </w:pPr>
+      <w:r>
+        <w:t>Buy Used Escher Wyss Pusher Centrifuges for Sale</w:t>
+      </w:r>
+    </w:p>
+    <w:p>
+      <w:r>
+        <w:t>Escher Wyss pusher centrifuges in IPP's inventory include P500/2, P-3, P-5 and S-700 models with stainless steel 316 and Hastelloy baskets from 400 mm (15.7 in) to 1,050 mm (41.9 in).</w:t>
+      </w:r>
+    </w:p>
+    <w:p>
       <w:pPr>
         <w:pStyle w:val="Heading4"/>
       </w:pPr>
       <w:r>
-        <w:t>Krauss Maffei SS 316, 686 mm (27 in) ([IPP# 87347](https://ims.internationalprocessplants.com/inventory/equipment/detail/pusher-centrifuge/87347))</w:t>
-      </w:r>
-    </w:p>
-    <w:p>
-      <w:r>
-        <w:t>Good used Krauss Maffei pusher centrifuge with a stainless steel 316 basket, 686 mm (27 in) basket diameter and a single basket stage.</w:t>
+        <w:t>Escher Wyss P500/2 SS 316, 500 mm (19.7 in) ([IPP# 232745](https://ims.internationalprocessplants.com/inventory/equipment/detail/pusher-centrifuge/232745))</w:t>
+      </w:r>
+    </w:p>
+    <w:p>
+      <w:r>
+        <w:t>Good used Escher Wyss P500/2 pusher centrifuge with a stainless steel 316 basket, 500 mm (19.7 in) basket diameter and two basket stages.</w:t>
       </w:r>
     </w:p>
     <w:p>
@@ -1460,7 +1574,7 @@
         <w:pStyle w:val="ListBullet"/>
       </w:pPr>
       <w:r>
-        <w:t>Basket Diameter: 686 mm (27 in)</w:t>
+        <w:t>Basket Diameter: 500 mm (19.7 in)</w:t>
       </w:r>
     </w:p>
     <w:p>
@@ -1468,7 +1582,7 @@
         <w:pStyle w:val="ListBullet"/>
       </w:pPr>
       <w:r>
-        <w:t>Basket Stages: 1</w:t>
+        <w:t>Basket Stages: 2</w:t>
       </w:r>
     </w:p>
     <w:p>
@@ -1476,7 +1590,7 @@
         <w:pStyle w:val="ListBullet"/>
       </w:pPr>
       <w:r>
-        <w:t>Basket Depth: 686 mm (27 in)</w:t>
+        <w:t>Maximum Speed: 2,200 rpm</w:t>
       </w:r>
     </w:p>
     <w:p>
@@ -1484,7 +1598,7 @@
         <w:pStyle w:val="ListBullet"/>
       </w:pPr>
       <w:r>
-        <w:t>Maximum Speed: 1,000 rpm</w:t>
+        <w:t>Motor Power: 30 kW (40.2 HP)</w:t>
       </w:r>
     </w:p>
     <w:p>
@@ -1492,7 +1606,7 @@
         <w:pStyle w:val="ListBullet"/>
       </w:pPr>
       <w:r>
-        <w:t>Motor Power: 22.4 kW (30 HP)</w:t>
+        <w:t>Material: Stainless Steel 316</w:t>
       </w:r>
     </w:p>
     <w:p>
@@ -1500,7 +1614,475 @@
         <w:pStyle w:val="ListBullet"/>
       </w:pPr>
       <w:r>
-        <w:t>Material: Stainless Steel 316</w:t>
+        <w:t>Condition: Good used</w:t>
+      </w:r>
+    </w:p>
+    <w:p>
+      <w:hyperlink r:id="rId11">
+        <w:r>
+          <w:rPr>
+            <w:color w:val="1155CC"/>
+            <w:u w:val="single"/>
+          </w:rPr>
+          <w:t xml:space="preserve">View Specs</w:t>
+        </w:r>
+      </w:hyperlink>
+      <w:r>
+        <w:t xml:space="preserve"> | </w:t>
+      </w:r>
+      <w:hyperlink r:id="rId11">
+        <w:r>
+          <w:rPr>
+            <w:color w:val="1155CC"/>
+            <w:u w:val="single"/>
+          </w:rPr>
+          <w:t xml:space="preserve">View IPP# 232745</w:t>
+        </w:r>
+      </w:hyperlink>
+    </w:p>
+    <w:p>
+      <w:pPr>
+        <w:pStyle w:val="Heading4"/>
+      </w:pPr>
+      <w:r>
+        <w:t>[Refurbished] Escher Wyss P-3 Hastelloy, 400 mm (15.7 in) ([IPP# 39548](https://ims.internationalprocessplants.com/inventory/equipment/detail/pusher-centrifuge/39548))</w:t>
+      </w:r>
+    </w:p>
+    <w:p>
+      <w:r>
+        <w:t>Refurbished Escher Wyss P-3 pusher centrifuge with a Hastelloy basket, 400 mm (15.7 in) basket diameter and two basket stages.</w:t>
+      </w:r>
+    </w:p>
+    <w:p>
+      <w:pPr>
+        <w:pStyle w:val="ListBullet"/>
+      </w:pPr>
+      <w:r>
+        <w:t>Basket Diameter: 400 mm (15.7 in)</w:t>
+      </w:r>
+    </w:p>
+    <w:p>
+      <w:pPr>
+        <w:pStyle w:val="ListBullet"/>
+      </w:pPr>
+      <w:r>
+        <w:t>Basket Stages: 2</w:t>
+      </w:r>
+    </w:p>
+    <w:p>
+      <w:pPr>
+        <w:pStyle w:val="ListBullet"/>
+      </w:pPr>
+      <w:r>
+        <w:t>Motor Power: 18.6 kW (25 HP)</w:t>
+      </w:r>
+    </w:p>
+    <w:p>
+      <w:pPr>
+        <w:pStyle w:val="ListBullet"/>
+      </w:pPr>
+      <w:r>
+        <w:t>Material: Hastelloy</w:t>
+      </w:r>
+    </w:p>
+    <w:p>
+      <w:pPr>
+        <w:pStyle w:val="ListBullet"/>
+      </w:pPr>
+      <w:r>
+        <w:t>Condition: Refurbished</w:t>
+      </w:r>
+    </w:p>
+    <w:p>
+      <w:hyperlink r:id="rId13">
+        <w:r>
+          <w:rPr>
+            <w:color w:val="1155CC"/>
+            <w:u w:val="single"/>
+          </w:rPr>
+          <w:t xml:space="preserve">View Specs</w:t>
+        </w:r>
+      </w:hyperlink>
+      <w:r>
+        <w:t xml:space="preserve"> | </w:t>
+      </w:r>
+      <w:hyperlink r:id="rId13">
+        <w:r>
+          <w:rPr>
+            <w:color w:val="1155CC"/>
+            <w:u w:val="single"/>
+          </w:rPr>
+          <w:t xml:space="preserve">View IPP# 39548</w:t>
+        </w:r>
+      </w:hyperlink>
+    </w:p>
+    <w:p>
+      <w:pPr>
+        <w:pStyle w:val="Heading4"/>
+      </w:pPr>
+      <w:r>
+        <w:t>[Refurbished] Escher Wyss Type P-3 Hastelloy, 400 mm (15.7 in) ([IPP# 39547](https://ims.internationalprocessplants.com/inventory/equipment/detail/pusher-centrifuge/39547))</w:t>
+      </w:r>
+    </w:p>
+    <w:p>
+      <w:r>
+        <w:t>Refurbished Escher Wyss Type P-3 pusher centrifuge with a Hastelloy basket, 400 mm (15.7 in) basket diameter and two basket stages.</w:t>
+      </w:r>
+    </w:p>
+    <w:p>
+      <w:pPr>
+        <w:pStyle w:val="ListBullet"/>
+      </w:pPr>
+      <w:r>
+        <w:t>Basket Diameter: 400 mm (15.7 in)</w:t>
+      </w:r>
+    </w:p>
+    <w:p>
+      <w:pPr>
+        <w:pStyle w:val="ListBullet"/>
+      </w:pPr>
+      <w:r>
+        <w:t>Basket Stages: 2</w:t>
+      </w:r>
+    </w:p>
+    <w:p>
+      <w:pPr>
+        <w:pStyle w:val="ListBullet"/>
+      </w:pPr>
+      <w:r>
+        <w:t>Motor Power: 22 kW (29.5 HP)</w:t>
+      </w:r>
+    </w:p>
+    <w:p>
+      <w:pPr>
+        <w:pStyle w:val="ListBullet"/>
+      </w:pPr>
+      <w:r>
+        <w:t>Material: Hastelloy</w:t>
+      </w:r>
+    </w:p>
+    <w:p>
+      <w:pPr>
+        <w:pStyle w:val="ListBullet"/>
+      </w:pPr>
+      <w:r>
+        <w:t>Condition: Refurbished</w:t>
+      </w:r>
+    </w:p>
+    <w:p>
+      <w:hyperlink r:id="rId24">
+        <w:r>
+          <w:rPr>
+            <w:color w:val="1155CC"/>
+            <w:u w:val="single"/>
+          </w:rPr>
+          <w:t xml:space="preserve">View Specs</w:t>
+        </w:r>
+      </w:hyperlink>
+      <w:r>
+        <w:t xml:space="preserve"> | </w:t>
+      </w:r>
+      <w:hyperlink r:id="rId24">
+        <w:r>
+          <w:rPr>
+            <w:color w:val="1155CC"/>
+            <w:u w:val="single"/>
+          </w:rPr>
+          <w:t xml:space="preserve">View IPP# 39547</w:t>
+        </w:r>
+      </w:hyperlink>
+    </w:p>
+    <w:p>
+      <w:hyperlink r:id="rId25">
+        <w:r>
+          <w:rPr>
+            <w:color w:val="1155CC"/>
+            <w:u w:val="single"/>
+          </w:rPr>
+          <w:t xml:space="preserve">Browse All Escher Wyss Pusher Centrifuges on IMS</w:t>
+        </w:r>
+      </w:hyperlink>
+    </w:p>
+    <w:p>
+      <w:pPr>
+        <w:pStyle w:val="Heading3"/>
+      </w:pPr>
+      <w:r>
+        <w:t>Buy Used Andritz Pusher Centrifuges for Sale</w:t>
+      </w:r>
+    </w:p>
+    <w:p>
+      <w:r>
+        <w:t>Each Andritz pusher centrifuge in stock is an SZ400/2 two-stage machine with a 400 mm (15.7 in) SS 317 basket, listed on IMS as refurbished.</w:t>
+      </w:r>
+    </w:p>
+    <w:p>
+      <w:pPr>
+        <w:pStyle w:val="Heading4"/>
+      </w:pPr>
+      <w:r>
+        <w:t>[Refurbished] Andritz SZ400/2 SS 317, 400 mm (15.7 in) ([IPP# 232767](https://ims.internationalprocessplants.com/inventory/equipment/detail/pusher-centrifuge/232767))</w:t>
+      </w:r>
+    </w:p>
+    <w:p>
+      <w:r>
+        <w:t>Refurbished Andritz SZ400/2 pusher centrifuge with a stainless steel 317 basket, 400 mm (15.7 in) basket diameter and two basket stages.</w:t>
+      </w:r>
+    </w:p>
+    <w:p>
+      <w:pPr>
+        <w:pStyle w:val="ListBullet"/>
+      </w:pPr>
+      <w:r>
+        <w:t>Basket Diameter: 400 mm (15.7 in)</w:t>
+      </w:r>
+    </w:p>
+    <w:p>
+      <w:pPr>
+        <w:pStyle w:val="ListBullet"/>
+      </w:pPr>
+      <w:r>
+        <w:t>Basket Stages: 2</w:t>
+      </w:r>
+    </w:p>
+    <w:p>
+      <w:pPr>
+        <w:pStyle w:val="ListBullet"/>
+      </w:pPr>
+      <w:r>
+        <w:t>Basket Depth: 344 mm (13.5 in)</w:t>
+      </w:r>
+    </w:p>
+    <w:p>
+      <w:pPr>
+        <w:pStyle w:val="ListBullet"/>
+      </w:pPr>
+      <w:r>
+        <w:t>Maximum Speed: 1,600 rpm</w:t>
+      </w:r>
+    </w:p>
+    <w:p>
+      <w:pPr>
+        <w:pStyle w:val="ListBullet"/>
+      </w:pPr>
+      <w:r>
+        <w:t>Motor Power: 15 kW (20.1 HP)</w:t>
+      </w:r>
+    </w:p>
+    <w:p>
+      <w:pPr>
+        <w:pStyle w:val="ListBullet"/>
+      </w:pPr>
+      <w:r>
+        <w:t>Material: Stainless Steel 317</w:t>
+      </w:r>
+    </w:p>
+    <w:p>
+      <w:pPr>
+        <w:pStyle w:val="ListBullet"/>
+      </w:pPr>
+      <w:r>
+        <w:t>Condition: Refurbished</w:t>
+      </w:r>
+    </w:p>
+    <w:p>
+      <w:hyperlink r:id="rId12">
+        <w:r>
+          <w:rPr>
+            <w:color w:val="1155CC"/>
+            <w:u w:val="single"/>
+          </w:rPr>
+          <w:t xml:space="preserve">View Specs</w:t>
+        </w:r>
+      </w:hyperlink>
+      <w:r>
+        <w:t xml:space="preserve"> | </w:t>
+      </w:r>
+      <w:hyperlink r:id="rId12">
+        <w:r>
+          <w:rPr>
+            <w:color w:val="1155CC"/>
+            <w:u w:val="single"/>
+          </w:rPr>
+          <w:t xml:space="preserve">View IPP# 232767</w:t>
+        </w:r>
+      </w:hyperlink>
+    </w:p>
+    <w:p>
+      <w:pPr>
+        <w:pStyle w:val="Heading4"/>
+      </w:pPr>
+      <w:r>
+        <w:t>[Refurbished] Andritz SZ400/2 SS 317, 400 mm (15.7 in) ([IPP# 232766](https://ims.internationalprocessplants.com/inventory/equipment/detail/pusher-centrifuge/232766))</w:t>
+      </w:r>
+    </w:p>
+    <w:p>
+      <w:r>
+        <w:t>Refurbished Andritz SZ400/2 pusher centrifuge with a stainless steel 317 basket, 400 mm (15.7 in) basket diameter and two basket stages.</w:t>
+      </w:r>
+    </w:p>
+    <w:p>
+      <w:pPr>
+        <w:pStyle w:val="ListBullet"/>
+      </w:pPr>
+      <w:r>
+        <w:t>Basket Diameter: 400 mm (15.7 in)</w:t>
+      </w:r>
+    </w:p>
+    <w:p>
+      <w:pPr>
+        <w:pStyle w:val="ListBullet"/>
+      </w:pPr>
+      <w:r>
+        <w:t>Basket Stages: 2</w:t>
+      </w:r>
+    </w:p>
+    <w:p>
+      <w:pPr>
+        <w:pStyle w:val="ListBullet"/>
+      </w:pPr>
+      <w:r>
+        <w:t>Basket Depth: 356 mm (14 in)</w:t>
+      </w:r>
+    </w:p>
+    <w:p>
+      <w:pPr>
+        <w:pStyle w:val="ListBullet"/>
+      </w:pPr>
+      <w:r>
+        <w:t>Maximum Speed: 1,600 rpm</w:t>
+      </w:r>
+    </w:p>
+    <w:p>
+      <w:pPr>
+        <w:pStyle w:val="ListBullet"/>
+      </w:pPr>
+      <w:r>
+        <w:t>Motor Power: 11 kW (14.8 HP)</w:t>
+      </w:r>
+    </w:p>
+    <w:p>
+      <w:pPr>
+        <w:pStyle w:val="ListBullet"/>
+      </w:pPr>
+      <w:r>
+        <w:t>Material: Stainless Steel 317</w:t>
+      </w:r>
+    </w:p>
+    <w:p>
+      <w:pPr>
+        <w:pStyle w:val="ListBullet"/>
+      </w:pPr>
+      <w:r>
+        <w:t>Condition: Refurbished</w:t>
+      </w:r>
+    </w:p>
+    <w:p>
+      <w:hyperlink r:id="rId26">
+        <w:r>
+          <w:rPr>
+            <w:color w:val="1155CC"/>
+            <w:u w:val="single"/>
+          </w:rPr>
+          <w:t xml:space="preserve">View Specs</w:t>
+        </w:r>
+      </w:hyperlink>
+      <w:r>
+        <w:t xml:space="preserve"> | </w:t>
+      </w:r>
+      <w:hyperlink r:id="rId26">
+        <w:r>
+          <w:rPr>
+            <w:color w:val="1155CC"/>
+            <w:u w:val="single"/>
+          </w:rPr>
+          <w:t xml:space="preserve">View IPP# 232766</w:t>
+        </w:r>
+      </w:hyperlink>
+    </w:p>
+    <w:p>
+      <w:hyperlink r:id="rId27">
+        <w:r>
+          <w:rPr>
+            <w:color w:val="1155CC"/>
+            <w:u w:val="single"/>
+          </w:rPr>
+          <w:t xml:space="preserve">Browse All Andritz Pusher Centrifuges on IMS</w:t>
+        </w:r>
+      </w:hyperlink>
+    </w:p>
+    <w:p>
+      <w:pPr>
+        <w:pStyle w:val="Heading3"/>
+      </w:pPr>
+      <w:r>
+        <w:t>Buy Used Siebtechnik Pusher Centrifuges for Sale</w:t>
+      </w:r>
+    </w:p>
+    <w:p>
+      <w:r>
+        <w:t>Siebtechnik H1000 units in IPP's inventory carry 1,000 mm (39.4 in) austenitic stainless steel baskets with 1.7 m² (18.3 ft²) of filtration area, and IMS lists each used Siebtechnik centrifuge with washing and controls.</w:t>
+      </w:r>
+    </w:p>
+    <w:p>
+      <w:pPr>
+        <w:pStyle w:val="Heading4"/>
+      </w:pPr>
+      <w:r>
+        <w:t>Siebtechnik H1000-K- 10/224-29 Austenitic SS, 1,000 mm (39.4 in) ([IPP# 219589](https://ims.internationalprocessplants.com/inventory/equipment/detail/pusher-centrifuge/219589))</w:t>
+      </w:r>
+    </w:p>
+    <w:p>
+      <w:r>
+        <w:t>Good used Siebtechnik H1000-K- 10/224-29 pusher centrifuge with a stainless steel Austenitic basket and 1,000 mm (39.4 in) basket diameter.</w:t>
+      </w:r>
+    </w:p>
+    <w:p>
+      <w:pPr>
+        <w:pStyle w:val="ListBullet"/>
+      </w:pPr>
+      <w:r>
+        <w:t>Basket Diameter: 1,000 mm (39.4 in)</w:t>
+      </w:r>
+    </w:p>
+    <w:p>
+      <w:pPr>
+        <w:pStyle w:val="ListBullet"/>
+      </w:pPr>
+      <w:r>
+        <w:t>Basket Depth: 670 mm (26.4 in)</w:t>
+      </w:r>
+    </w:p>
+    <w:p>
+      <w:pPr>
+        <w:pStyle w:val="ListBullet"/>
+      </w:pPr>
+      <w:r>
+        <w:t>Maximum Speed: 1,500 rpm</w:t>
+      </w:r>
+    </w:p>
+    <w:p>
+      <w:pPr>
+        <w:pStyle w:val="ListBullet"/>
+      </w:pPr>
+      <w:r>
+        <w:t>Motor Power: 90 kW (120.7 HP)</w:t>
+      </w:r>
+    </w:p>
+    <w:p>
+      <w:pPr>
+        <w:pStyle w:val="ListBullet"/>
+      </w:pPr>
+      <w:r>
+        <w:t>Filtration Area: 1.7 m² (18.3 ft²)</w:t>
+      </w:r>
+    </w:p>
+    <w:p>
+      <w:pPr>
+        <w:pStyle w:val="ListBullet"/>
+      </w:pPr>
+      <w:r>
+        <w:t>Material: Stainless Steel Austenitic</w:t>
       </w:r>
     </w:p>
     <w:p>
@@ -1530,7 +2112,7 @@
             <w:color w:val="1155CC"/>
             <w:u w:val="single"/>
           </w:rPr>
-          <w:t xml:space="preserve">View IPP# 87347</w:t>
+          <w:t xml:space="preserve">View IPP# 219589</w:t>
         </w:r>
       </w:hyperlink>
     </w:p>
@@ -1539,12 +2121,12 @@
         <w:pStyle w:val="Heading4"/>
       </w:pPr>
       <w:r>
-        <w:t>Krauss Maffei SB 1000/2 SS 304, 1,050 mm (40.6 in) ([IPP# 240173](https://ims.internationalprocessplants.com/inventory/equipment/detail/pusher-centrifuge/240173))</w:t>
-      </w:r>
-    </w:p>
-    <w:p>
-      <w:r>
-        <w:t>Good used Krauss Maffei SB 1000/2 pusher centrifuge with a stainless steel 304 basket and 1,050 mm (40.6 in) basket diameter.</w:t>
+        <w:t>Siebtechnik H1000-K- 10/224-29 Austenitic SS, 1,000 mm (39.4 in) ([IPP# 219594](https://ims.internationalprocessplants.com/inventory/equipment/detail/pusher-centrifuge/219594))</w:t>
+      </w:r>
+    </w:p>
+    <w:p>
+      <w:r>
+        <w:t>Good used Siebtechnik H1000-K- 10/224-29 pusher centrifuge with a stainless steel Austenitic basket and 1,000 mm (39.4 in) basket diameter.</w:t>
       </w:r>
     </w:p>
     <w:p>
@@ -1552,7 +2134,7 @@
         <w:pStyle w:val="ListBullet"/>
       </w:pPr>
       <w:r>
-        <w:t>Basket Diameter: 1,050 mm (40.6 in)</w:t>
+        <w:t>Basket Diameter: 1,000 mm (39.4 in)</w:t>
       </w:r>
     </w:p>
     <w:p>
@@ -1560,7 +2142,7 @@
         <w:pStyle w:val="ListBullet"/>
       </w:pPr>
       <w:r>
-        <w:t>Basket Depth: 315 mm (12.4 in)</w:t>
+        <w:t>Basket Depth: 670 mm (26.4 in)</w:t>
       </w:r>
     </w:p>
     <w:p>
@@ -1568,7 +2150,7 @@
         <w:pStyle w:val="ListBullet"/>
       </w:pPr>
       <w:r>
-        <w:t>Maximum Speed: 1,800 rpm</w:t>
+        <w:t>Maximum Speed: 1,500 rpm</w:t>
       </w:r>
     </w:p>
     <w:p>
@@ -1576,7 +2158,7 @@
         <w:pStyle w:val="ListBullet"/>
       </w:pPr>
       <w:r>
-        <w:t>Motor Power: 93.2 kW (125 HP)</w:t>
+        <w:t>Motor Power: 90 kW (120.7 HP)</w:t>
       </w:r>
     </w:p>
     <w:p>
@@ -1584,7 +2166,7 @@
         <w:pStyle w:val="ListBullet"/>
       </w:pPr>
       <w:r>
-        <w:t>Filtration Area: 2.1 m² (23 ft²)</w:t>
+        <w:t>Filtration Area: 1.7 m² (18.3 ft²)</w:t>
       </w:r>
     </w:p>
     <w:p>
@@ -1592,7 +2174,7 @@
         <w:pStyle w:val="ListBullet"/>
       </w:pPr>
       <w:r>
-        <w:t>Material: Stainless Steel 304</w:t>
+        <w:t>Material: Stainless Steel Austenitic</w:t>
       </w:r>
     </w:p>
     <w:p>
@@ -1604,7 +2186,7 @@
       </w:r>
     </w:p>
     <w:p>
-      <w:hyperlink r:id="rId23">
+      <w:hyperlink r:id="rId28">
         <w:r>
           <w:rPr>
             <w:color w:val="1155CC"/>
@@ -1616,7 +2198,320 @@
       <w:r>
         <w:t xml:space="preserve"> | </w:t>
       </w:r>
-      <w:hyperlink r:id="rId23">
+      <w:hyperlink r:id="rId28">
+        <w:r>
+          <w:rPr>
+            <w:color w:val="1155CC"/>
+            <w:u w:val="single"/>
+          </w:rPr>
+          <w:t xml:space="preserve">View IPP# 219594</w:t>
+        </w:r>
+      </w:hyperlink>
+    </w:p>
+    <w:p>
+      <w:hyperlink r:id="rId29">
+        <w:r>
+          <w:rPr>
+            <w:color w:val="1155CC"/>
+            <w:u w:val="single"/>
+          </w:rPr>
+          <w:t xml:space="preserve">Browse All Siebtechnik Pusher Centrifuges on IMS</w:t>
+        </w:r>
+      </w:hyperlink>
+    </w:p>
+    <w:p>
+      <w:r>
+        <w:rPr>
+          <w:color w:val="AAAAAA"/>
+        </w:rPr>
+        <w:t>────────────────────────────────────────────────────────────</w:t>
+      </w:r>
+    </w:p>
+    <w:p>
+      <w:pPr>
+        <w:pStyle w:val="Heading2"/>
+      </w:pPr>
+      <w:r>
+        <w:t>Buy Pusher Centrifuges for Sale by Condition</w:t>
+      </w:r>
+    </w:p>
+    <w:p>
+      <w:r>
+        <w:t>IPP lists each pusher centrifuge under one of two IMS condition grades: used and refurbished/rebuilt.</w:t>
+      </w:r>
+    </w:p>
+    <w:p>
+      <w:pPr>
+        <w:pStyle w:val="Heading3"/>
+      </w:pPr>
+      <w:r>
+        <w:t>Buy Good Used Pusher Centrifuges</w:t>
+      </w:r>
+    </w:p>
+    <w:p>
+      <w:r>
+        <w:t>Good used pusher centrifuges make up most of IPP's inventory, each listed with its basket diameter, basket stages, maximum speed and motor power.</w:t>
+      </w:r>
+    </w:p>
+    <w:p>
+      <w:pPr>
+        <w:pStyle w:val="Heading4"/>
+      </w:pPr>
+      <w:r>
+        <w:t>Escher Wyss P500/2 SS 316, 500 mm (19.7 in) ([IPP# 232745](https://ims.internationalprocessplants.com/inventory/equipment/detail/pusher-centrifuge/232745))</w:t>
+      </w:r>
+    </w:p>
+    <w:p>
+      <w:r>
+        <w:t>Good used Escher Wyss P500/2 pusher centrifuge with a stainless steel 316 basket, 500 mm (19.7 in) basket diameter and two basket stages.</w:t>
+      </w:r>
+    </w:p>
+    <w:p>
+      <w:pPr>
+        <w:pStyle w:val="ListBullet"/>
+      </w:pPr>
+      <w:r>
+        <w:t>Basket Diameter: 500 mm (19.7 in)</w:t>
+      </w:r>
+    </w:p>
+    <w:p>
+      <w:pPr>
+        <w:pStyle w:val="ListBullet"/>
+      </w:pPr>
+      <w:r>
+        <w:t>Basket Stages: 2</w:t>
+      </w:r>
+    </w:p>
+    <w:p>
+      <w:pPr>
+        <w:pStyle w:val="ListBullet"/>
+      </w:pPr>
+      <w:r>
+        <w:t>Maximum Speed: 2,200 rpm</w:t>
+      </w:r>
+    </w:p>
+    <w:p>
+      <w:pPr>
+        <w:pStyle w:val="ListBullet"/>
+      </w:pPr>
+      <w:r>
+        <w:t>Motor Power: 30 kW (40.2 HP)</w:t>
+      </w:r>
+    </w:p>
+    <w:p>
+      <w:pPr>
+        <w:pStyle w:val="ListBullet"/>
+      </w:pPr>
+      <w:r>
+        <w:t>Material: Stainless Steel 316</w:t>
+      </w:r>
+    </w:p>
+    <w:p>
+      <w:pPr>
+        <w:pStyle w:val="ListBullet"/>
+      </w:pPr>
+      <w:r>
+        <w:t>Condition: Good used</w:t>
+      </w:r>
+    </w:p>
+    <w:p>
+      <w:hyperlink r:id="rId11">
+        <w:r>
+          <w:rPr>
+            <w:color w:val="1155CC"/>
+            <w:u w:val="single"/>
+          </w:rPr>
+          <w:t xml:space="preserve">View Specs</w:t>
+        </w:r>
+      </w:hyperlink>
+      <w:r>
+        <w:t xml:space="preserve"> | </w:t>
+      </w:r>
+      <w:hyperlink r:id="rId11">
+        <w:r>
+          <w:rPr>
+            <w:color w:val="1155CC"/>
+            <w:u w:val="single"/>
+          </w:rPr>
+          <w:t xml:space="preserve">View IPP# 232745</w:t>
+        </w:r>
+      </w:hyperlink>
+    </w:p>
+    <w:p>
+      <w:pPr>
+        <w:pStyle w:val="Heading4"/>
+      </w:pPr>
+      <w:r>
+        <w:t>Krauss Maffei SS 316, 686 mm (27 in) ([IPP# 87347](https://ims.internationalprocessplants.com/inventory/equipment/detail/pusher-centrifuge/87347))</w:t>
+      </w:r>
+    </w:p>
+    <w:p>
+      <w:r>
+        <w:t>Good used Krauss Maffei pusher centrifuge with a stainless steel 316 basket, 686 mm (27 in) basket diameter and a single basket stage.</w:t>
+      </w:r>
+    </w:p>
+    <w:p>
+      <w:pPr>
+        <w:pStyle w:val="ListBullet"/>
+      </w:pPr>
+      <w:r>
+        <w:t>Basket Diameter: 686 mm (27 in)</w:t>
+      </w:r>
+    </w:p>
+    <w:p>
+      <w:pPr>
+        <w:pStyle w:val="ListBullet"/>
+      </w:pPr>
+      <w:r>
+        <w:t>Basket Stages: 1</w:t>
+      </w:r>
+    </w:p>
+    <w:p>
+      <w:pPr>
+        <w:pStyle w:val="ListBullet"/>
+      </w:pPr>
+      <w:r>
+        <w:t>Basket Depth: 686 mm (27 in)</w:t>
+      </w:r>
+    </w:p>
+    <w:p>
+      <w:pPr>
+        <w:pStyle w:val="ListBullet"/>
+      </w:pPr>
+      <w:r>
+        <w:t>Maximum Speed: 1,000 rpm</w:t>
+      </w:r>
+    </w:p>
+    <w:p>
+      <w:pPr>
+        <w:pStyle w:val="ListBullet"/>
+      </w:pPr>
+      <w:r>
+        <w:t>Motor Power: 22.4 kW (30 HP)</w:t>
+      </w:r>
+    </w:p>
+    <w:p>
+      <w:pPr>
+        <w:pStyle w:val="ListBullet"/>
+      </w:pPr>
+      <w:r>
+        <w:t>Material: Stainless Steel 316</w:t>
+      </w:r>
+    </w:p>
+    <w:p>
+      <w:pPr>
+        <w:pStyle w:val="ListBullet"/>
+      </w:pPr>
+      <w:r>
+        <w:t>Condition: Good used</w:t>
+      </w:r>
+    </w:p>
+    <w:p>
+      <w:hyperlink r:id="rId16">
+        <w:r>
+          <w:rPr>
+            <w:color w:val="1155CC"/>
+            <w:u w:val="single"/>
+          </w:rPr>
+          <w:t xml:space="preserve">View Specs</w:t>
+        </w:r>
+      </w:hyperlink>
+      <w:r>
+        <w:t xml:space="preserve"> | </w:t>
+      </w:r>
+      <w:hyperlink r:id="rId16">
+        <w:r>
+          <w:rPr>
+            <w:color w:val="1155CC"/>
+            <w:u w:val="single"/>
+          </w:rPr>
+          <w:t xml:space="preserve">View IPP# 87347</w:t>
+        </w:r>
+      </w:hyperlink>
+    </w:p>
+    <w:p>
+      <w:pPr>
+        <w:pStyle w:val="Heading4"/>
+      </w:pPr>
+      <w:r>
+        <w:t>Krauss Maffei SB 1000/2 SS 304, 1,050 mm (40.6 in) ([IPP# 240173](https://ims.internationalprocessplants.com/inventory/equipment/detail/pusher-centrifuge/240173))</w:t>
+      </w:r>
+    </w:p>
+    <w:p>
+      <w:r>
+        <w:t>Good used Krauss Maffei SB 1000/2 pusher centrifuge with a stainless steel 304 basket and 1,050 mm (40.6 in) basket diameter.</w:t>
+      </w:r>
+    </w:p>
+    <w:p>
+      <w:pPr>
+        <w:pStyle w:val="ListBullet"/>
+      </w:pPr>
+      <w:r>
+        <w:t>Basket Diameter: 1,050 mm (40.6 in)</w:t>
+      </w:r>
+    </w:p>
+    <w:p>
+      <w:pPr>
+        <w:pStyle w:val="ListBullet"/>
+      </w:pPr>
+      <w:r>
+        <w:t>Basket Depth: 315 mm (12.4 in)</w:t>
+      </w:r>
+    </w:p>
+    <w:p>
+      <w:pPr>
+        <w:pStyle w:val="ListBullet"/>
+      </w:pPr>
+      <w:r>
+        <w:t>Maximum Speed: 1,800 rpm</w:t>
+      </w:r>
+    </w:p>
+    <w:p>
+      <w:pPr>
+        <w:pStyle w:val="ListBullet"/>
+      </w:pPr>
+      <w:r>
+        <w:t>Motor Power: 93.2 kW (125 HP)</w:t>
+      </w:r>
+    </w:p>
+    <w:p>
+      <w:pPr>
+        <w:pStyle w:val="ListBullet"/>
+      </w:pPr>
+      <w:r>
+        <w:t>Filtration Area: 2.1 m² (23 ft²)</w:t>
+      </w:r>
+    </w:p>
+    <w:p>
+      <w:pPr>
+        <w:pStyle w:val="ListBullet"/>
+      </w:pPr>
+      <w:r>
+        <w:t>Material: Stainless Steel 304</w:t>
+      </w:r>
+    </w:p>
+    <w:p>
+      <w:pPr>
+        <w:pStyle w:val="ListBullet"/>
+      </w:pPr>
+      <w:r>
+        <w:t>Condition: Good used</w:t>
+      </w:r>
+    </w:p>
+    <w:p>
+      <w:hyperlink r:id="rId19">
+        <w:r>
+          <w:rPr>
+            <w:color w:val="1155CC"/>
+            <w:u w:val="single"/>
+          </w:rPr>
+          <w:t xml:space="preserve">View Specs</w:t>
+        </w:r>
+      </w:hyperlink>
+      <w:r>
+        <w:t xml:space="preserve"> | </w:t>
+      </w:r>
+      <w:hyperlink r:id="rId19">
         <w:r>
           <w:rPr>
             <w:color w:val="1155CC"/>
@@ -1627,13 +2522,13 @@
       </w:hyperlink>
     </w:p>
     <w:p>
-      <w:hyperlink r:id="rId28">
+      <w:hyperlink r:id="rId30">
         <w:r>
           <w:rPr>
             <w:color w:val="1155CC"/>
             <w:u w:val="single"/>
           </w:rPr>
-          <w:t xml:space="preserve">Browse All Krauss Maffei Pusher Centrifuges on IMS</w:t>
+          <w:t xml:space="preserve">Browse All Good Used Units on IMS</w:t>
         </w:r>
       </w:hyperlink>
     </w:p>
@@ -1642,12 +2537,12 @@
         <w:pStyle w:val="Heading3"/>
       </w:pPr>
       <w:r>
-        <w:t>Buy Used Escher Wyss Pusher Centrifuges for Sale</w:t>
-      </w:r>
-    </w:p>
-    <w:p>
-      <w:r>
-        <w:t>Escher Wyss pusher centrifuges in IPP's inventory include P500/2, P-3, P-5 and S-700 models with stainless steel 316 and Hastelloy baskets from 400 mm (15.7 in) to 1,050 mm (41.9 in).</w:t>
+        <w:t>Buy Refurbished Pusher Centrifuges</w:t>
+      </w:r>
+    </w:p>
+    <w:p>
+      <w:r>
+        <w:t>Refurbished pusher centrifuges in IPP's inventory include Andritz SZ400/2, Escher Wyss P-3, P-5 and S-700 and Krauss Maffei SV70 units, listed on IMS with the condition grade Refurbished/Rebuilt.</w:t>
       </w:r>
     </w:p>
     <w:p>
@@ -1655,12 +2550,12 @@
         <w:pStyle w:val="Heading4"/>
       </w:pPr>
       <w:r>
-        <w:t>Escher Wyss P500/2 SS 316, 500 mm (19.7 in) ([IPP# 232745](https://ims.internationalprocessplants.com/inventory/equipment/detail/pusher-centrifuge/232745))</w:t>
-      </w:r>
-    </w:p>
-    <w:p>
-      <w:r>
-        <w:t>Good used Escher Wyss P500/2 pusher centrifuge with a stainless steel 316 basket, 500 mm (19.7 in) basket diameter and two basket stages.</w:t>
+        <w:t>[Refurbished] Krauss Maffei SV70 SS 316, 700 mm (27.6 in) ([IPP# 704397](https://ims.internationalprocessplants.com/inventory/equipment/detail/pusher-centrifuge/704397))</w:t>
+      </w:r>
+    </w:p>
+    <w:p>
+      <w:r>
+        <w:t>Refurbished Krauss Maffei SV70 pusher centrifuge with a stainless steel 316 basket, 700 mm (27.6 in) basket diameter and a single basket stage.</w:t>
       </w:r>
     </w:p>
     <w:p>
@@ -1668,7 +2563,7 @@
         <w:pStyle w:val="ListBullet"/>
       </w:pPr>
       <w:r>
-        <w:t>Basket Diameter: 500 mm (19.7 in)</w:t>
+        <w:t>Basket Diameter: 700 mm (27.6 in)</w:t>
       </w:r>
     </w:p>
     <w:p>
@@ -1676,7 +2571,7 @@
         <w:pStyle w:val="ListBullet"/>
       </w:pPr>
       <w:r>
-        <w:t>Basket Stages: 2</w:t>
+        <w:t>Basket Stages: 1</w:t>
       </w:r>
     </w:p>
     <w:p>
@@ -1684,7 +2579,7 @@
         <w:pStyle w:val="ListBullet"/>
       </w:pPr>
       <w:r>
-        <w:t>Maximum Speed: 2,200 rpm</w:t>
+        <w:t>Maximum Speed: 1,450 rpm</w:t>
       </w:r>
     </w:p>
     <w:p>
@@ -1692,7 +2587,7 @@
         <w:pStyle w:val="ListBullet"/>
       </w:pPr>
       <w:r>
-        <w:t>Motor Power: 30 kW (40.2 HP)</w:t>
+        <w:t>Motor Power: 18.5 kW (24.8 HP)</w:t>
       </w:r>
     </w:p>
     <w:p>
@@ -1708,7 +2603,7 @@
         <w:pStyle w:val="ListBullet"/>
       </w:pPr>
       <w:r>
-        <w:t>Condition: Good used</w:t>
+        <w:t>Condition: Refurbished</w:t>
       </w:r>
     </w:p>
     <w:p>
@@ -1730,7 +2625,7 @@
             <w:color w:val="1155CC"/>
             <w:u w:val="single"/>
           </w:rPr>
-          <w:t xml:space="preserve">View IPP# 232745</w:t>
+          <w:t xml:space="preserve">View IPP# 704397</w:t>
         </w:r>
       </w:hyperlink>
     </w:p>
@@ -1739,12 +2634,12 @@
         <w:pStyle w:val="Heading4"/>
       </w:pPr>
       <w:r>
-        <w:t>[Refurbished] Escher Wyss P-3 Hastelloy, 400 mm (15.7 in) ([IPP# 39548](https://ims.internationalprocessplants.com/inventory/equipment/detail/pusher-centrifuge/39548))</w:t>
-      </w:r>
-    </w:p>
-    <w:p>
-      <w:r>
-        <w:t>Refurbished Escher Wyss P-3 pusher centrifuge with a Hastelloy basket, 400 mm (15.7 in) basket diameter and two basket stages.</w:t>
+        <w:t>[Refurbished] Andritz SZ400/2 SS 317, 400 mm (15.7 in) ([IPP# 232767](https://ims.internationalprocessplants.com/inventory/equipment/detail/pusher-centrifuge/232767))</w:t>
+      </w:r>
+    </w:p>
+    <w:p>
+      <w:r>
+        <w:t>Refurbished Andritz SZ400/2 pusher centrifuge with a stainless steel 317 basket, 400 mm (15.7 in) basket diameter and two basket stages.</w:t>
       </w:r>
     </w:p>
     <w:p>
@@ -1768,7 +2663,7 @@
         <w:pStyle w:val="ListBullet"/>
       </w:pPr>
       <w:r>
-        <w:t>Motor Power: 18.6 kW (25 HP)</w:t>
+        <w:t>Basket Depth: 344 mm (13.5 in)</w:t>
       </w:r>
     </w:p>
     <w:p>
@@ -1776,7 +2671,7 @@
         <w:pStyle w:val="ListBullet"/>
       </w:pPr>
       <w:r>
-        <w:t>Material: Hastelloy</w:t>
+        <w:t>Maximum Speed: 1,600 rpm</w:t>
       </w:r>
     </w:p>
     <w:p>
@@ -1784,11 +2679,27 @@
         <w:pStyle w:val="ListBullet"/>
       </w:pPr>
       <w:r>
+        <w:t>Motor Power: 15 kW (20.1 HP)</w:t>
+      </w:r>
+    </w:p>
+    <w:p>
+      <w:pPr>
+        <w:pStyle w:val="ListBullet"/>
+      </w:pPr>
+      <w:r>
+        <w:t>Material: Stainless Steel 317</w:t>
+      </w:r>
+    </w:p>
+    <w:p>
+      <w:pPr>
+        <w:pStyle w:val="ListBullet"/>
+      </w:pPr>
+      <w:r>
         <w:t>Condition: Refurbished</w:t>
       </w:r>
     </w:p>
     <w:p>
-      <w:hyperlink r:id="rId17">
+      <w:hyperlink r:id="rId12">
         <w:r>
           <w:rPr>
             <w:color w:val="1155CC"/>
@@ -1800,7 +2711,83 @@
       <w:r>
         <w:t xml:space="preserve"> | </w:t>
       </w:r>
-      <w:hyperlink r:id="rId17">
+      <w:hyperlink r:id="rId12">
+        <w:r>
+          <w:rPr>
+            <w:color w:val="1155CC"/>
+            <w:u w:val="single"/>
+          </w:rPr>
+          <w:t xml:space="preserve">View IPP# 232767</w:t>
+        </w:r>
+      </w:hyperlink>
+    </w:p>
+    <w:p>
+      <w:pPr>
+        <w:pStyle w:val="Heading4"/>
+      </w:pPr>
+      <w:r>
+        <w:t>[Refurbished] Escher Wyss P-3 Hastelloy, 400 mm (15.7 in) ([IPP# 39548](https://ims.internationalprocessplants.com/inventory/equipment/detail/pusher-centrifuge/39548))</w:t>
+      </w:r>
+    </w:p>
+    <w:p>
+      <w:r>
+        <w:t>Refurbished Escher Wyss P-3 pusher centrifuge with a Hastelloy basket, 400 mm (15.7 in) basket diameter and two basket stages.</w:t>
+      </w:r>
+    </w:p>
+    <w:p>
+      <w:pPr>
+        <w:pStyle w:val="ListBullet"/>
+      </w:pPr>
+      <w:r>
+        <w:t>Basket Diameter: 400 mm (15.7 in)</w:t>
+      </w:r>
+    </w:p>
+    <w:p>
+      <w:pPr>
+        <w:pStyle w:val="ListBullet"/>
+      </w:pPr>
+      <w:r>
+        <w:t>Basket Stages: 2</w:t>
+      </w:r>
+    </w:p>
+    <w:p>
+      <w:pPr>
+        <w:pStyle w:val="ListBullet"/>
+      </w:pPr>
+      <w:r>
+        <w:t>Motor Power: 18.6 kW (25 HP)</w:t>
+      </w:r>
+    </w:p>
+    <w:p>
+      <w:pPr>
+        <w:pStyle w:val="ListBullet"/>
+      </w:pPr>
+      <w:r>
+        <w:t>Material: Hastelloy</w:t>
+      </w:r>
+    </w:p>
+    <w:p>
+      <w:pPr>
+        <w:pStyle w:val="ListBullet"/>
+      </w:pPr>
+      <w:r>
+        <w:t>Condition: Refurbished</w:t>
+      </w:r>
+    </w:p>
+    <w:p>
+      <w:hyperlink r:id="rId13">
+        <w:r>
+          <w:rPr>
+            <w:color w:val="1155CC"/>
+            <w:u w:val="single"/>
+          </w:rPr>
+          <w:t xml:space="preserve">View Specs</w:t>
+        </w:r>
+      </w:hyperlink>
+      <w:r>
+        <w:t xml:space="preserve"> | </w:t>
+      </w:r>
+      <w:hyperlink r:id="rId13">
         <w:r>
           <w:rPr>
             <w:color w:val="1155CC"/>
@@ -1811,1088 +2798,7 @@
       </w:hyperlink>
     </w:p>
     <w:p>
-      <w:pPr>
-        <w:pStyle w:val="Heading4"/>
-      </w:pPr>
-      <w:r>
-        <w:t>[Refurbished] Escher Wyss Type P-3 Hastelloy, 400 mm (15.7 in) ([IPP# 39547](https://ims.internationalprocessplants.com/inventory/equipment/detail/pusher-centrifuge/39547))</w:t>
-      </w:r>
-    </w:p>
-    <w:p>
-      <w:r>
-        <w:t>Refurbished Escher Wyss Type P-3 pusher centrifuge with a Hastelloy basket, 400 mm (15.7 in) basket diameter and two basket stages.</w:t>
-      </w:r>
-    </w:p>
-    <w:p>
-      <w:pPr>
-        <w:pStyle w:val="ListBullet"/>
-      </w:pPr>
-      <w:r>
-        <w:t>Basket Diameter: 400 mm (15.7 in)</w:t>
-      </w:r>
-    </w:p>
-    <w:p>
-      <w:pPr>
-        <w:pStyle w:val="ListBullet"/>
-      </w:pPr>
-      <w:r>
-        <w:t>Basket Stages: 2</w:t>
-      </w:r>
-    </w:p>
-    <w:p>
-      <w:pPr>
-        <w:pStyle w:val="ListBullet"/>
-      </w:pPr>
-      <w:r>
-        <w:t>Motor Power: 22 kW (29.5 HP)</w:t>
-      </w:r>
-    </w:p>
-    <w:p>
-      <w:pPr>
-        <w:pStyle w:val="ListBullet"/>
-      </w:pPr>
-      <w:r>
-        <w:t>Material: Hastelloy</w:t>
-      </w:r>
-    </w:p>
-    <w:p>
-      <w:pPr>
-        <w:pStyle w:val="ListBullet"/>
-      </w:pPr>
-      <w:r>
-        <w:t>Condition: Refurbished</w:t>
-      </w:r>
-    </w:p>
-    <w:p>
-      <w:hyperlink r:id="rId29">
-        <w:r>
-          <w:rPr>
-            <w:color w:val="1155CC"/>
-            <w:u w:val="single"/>
-          </w:rPr>
-          <w:t xml:space="preserve">View Specs</w:t>
-        </w:r>
-      </w:hyperlink>
-      <w:r>
-        <w:t xml:space="preserve"> | </w:t>
-      </w:r>
-      <w:hyperlink r:id="rId29">
-        <w:r>
-          <w:rPr>
-            <w:color w:val="1155CC"/>
-            <w:u w:val="single"/>
-          </w:rPr>
-          <w:t xml:space="preserve">View IPP# 39547</w:t>
-        </w:r>
-      </w:hyperlink>
-    </w:p>
-    <w:p>
-      <w:hyperlink r:id="rId30">
-        <w:r>
-          <w:rPr>
-            <w:color w:val="1155CC"/>
-            <w:u w:val="single"/>
-          </w:rPr>
-          <w:t xml:space="preserve">Browse All Escher Wyss Pusher Centrifuges on IMS</w:t>
-        </w:r>
-      </w:hyperlink>
-    </w:p>
-    <w:p>
-      <w:pPr>
-        <w:pStyle w:val="Heading3"/>
-      </w:pPr>
-      <w:r>
-        <w:t>Buy Used Andritz Pusher Centrifuges for Sale</w:t>
-      </w:r>
-    </w:p>
-    <w:p>
-      <w:r>
-        <w:t>Each Andritz pusher centrifuge in stock is an SZ400/2 two-stage machine with a 400 mm (15.7 in) SS 317 basket, listed on IMS as refurbished.</w:t>
-      </w:r>
-    </w:p>
-    <w:p>
-      <w:pPr>
-        <w:pStyle w:val="Heading4"/>
-      </w:pPr>
-      <w:r>
-        <w:t>[Refurbished] Andritz SZ400/2 SS 317, 400 mm (15.7 in) ([IPP# 232767](https://ims.internationalprocessplants.com/inventory/equipment/detail/pusher-centrifuge/232767))</w:t>
-      </w:r>
-    </w:p>
-    <w:p>
-      <w:r>
-        <w:t>Refurbished Andritz SZ400/2 pusher centrifuge with a stainless steel 317 basket, 400 mm (15.7 in) basket diameter and two basket stages.</w:t>
-      </w:r>
-    </w:p>
-    <w:p>
-      <w:pPr>
-        <w:pStyle w:val="ListBullet"/>
-      </w:pPr>
-      <w:r>
-        <w:t>Basket Diameter: 400 mm (15.7 in)</w:t>
-      </w:r>
-    </w:p>
-    <w:p>
-      <w:pPr>
-        <w:pStyle w:val="ListBullet"/>
-      </w:pPr>
-      <w:r>
-        <w:t>Basket Stages: 2</w:t>
-      </w:r>
-    </w:p>
-    <w:p>
-      <w:pPr>
-        <w:pStyle w:val="ListBullet"/>
-      </w:pPr>
-      <w:r>
-        <w:t>Basket Depth: 344 mm (13.5 in)</w:t>
-      </w:r>
-    </w:p>
-    <w:p>
-      <w:pPr>
-        <w:pStyle w:val="ListBullet"/>
-      </w:pPr>
-      <w:r>
-        <w:t>Maximum Speed: 1,600 rpm</w:t>
-      </w:r>
-    </w:p>
-    <w:p>
-      <w:pPr>
-        <w:pStyle w:val="ListBullet"/>
-      </w:pPr>
-      <w:r>
-        <w:t>Motor Power: 15 kW (20.1 HP)</w:t>
-      </w:r>
-    </w:p>
-    <w:p>
-      <w:pPr>
-        <w:pStyle w:val="ListBullet"/>
-      </w:pPr>
-      <w:r>
-        <w:t>Material: Stainless Steel 317</w:t>
-      </w:r>
-    </w:p>
-    <w:p>
-      <w:pPr>
-        <w:pStyle w:val="ListBullet"/>
-      </w:pPr>
-      <w:r>
-        <w:t>Condition: Refurbished</w:t>
-      </w:r>
-    </w:p>
-    <w:p>
-      <w:hyperlink r:id="rId16">
-        <w:r>
-          <w:rPr>
-            <w:color w:val="1155CC"/>
-            <w:u w:val="single"/>
-          </w:rPr>
-          <w:t xml:space="preserve">View Specs</w:t>
-        </w:r>
-      </w:hyperlink>
-      <w:r>
-        <w:t xml:space="preserve"> | </w:t>
-      </w:r>
-      <w:hyperlink r:id="rId16">
-        <w:r>
-          <w:rPr>
-            <w:color w:val="1155CC"/>
-            <w:u w:val="single"/>
-          </w:rPr>
-          <w:t xml:space="preserve">View IPP# 232767</w:t>
-        </w:r>
-      </w:hyperlink>
-    </w:p>
-    <w:p>
-      <w:pPr>
-        <w:pStyle w:val="Heading4"/>
-      </w:pPr>
-      <w:r>
-        <w:t>[Refurbished] Andritz SZ400/2 SS 317, 400 mm (15.7 in) ([IPP# 232766](https://ims.internationalprocessplants.com/inventory/equipment/detail/pusher-centrifuge/232766))</w:t>
-      </w:r>
-    </w:p>
-    <w:p>
-      <w:r>
-        <w:t>Refurbished Andritz SZ400/2 pusher centrifuge with a stainless steel 317 basket, 400 mm (15.7 in) basket diameter and two basket stages.</w:t>
-      </w:r>
-    </w:p>
-    <w:p>
-      <w:pPr>
-        <w:pStyle w:val="ListBullet"/>
-      </w:pPr>
-      <w:r>
-        <w:t>Basket Diameter: 400 mm (15.7 in)</w:t>
-      </w:r>
-    </w:p>
-    <w:p>
-      <w:pPr>
-        <w:pStyle w:val="ListBullet"/>
-      </w:pPr>
-      <w:r>
-        <w:t>Basket Stages: 2</w:t>
-      </w:r>
-    </w:p>
-    <w:p>
-      <w:pPr>
-        <w:pStyle w:val="ListBullet"/>
-      </w:pPr>
-      <w:r>
-        <w:t>Basket Depth: 356 mm (14 in)</w:t>
-      </w:r>
-    </w:p>
-    <w:p>
-      <w:pPr>
-        <w:pStyle w:val="ListBullet"/>
-      </w:pPr>
-      <w:r>
-        <w:t>Maximum Speed: 1,600 rpm</w:t>
-      </w:r>
-    </w:p>
-    <w:p>
-      <w:pPr>
-        <w:pStyle w:val="ListBullet"/>
-      </w:pPr>
-      <w:r>
-        <w:t>Motor Power: 11 kW (14.8 HP)</w:t>
-      </w:r>
-    </w:p>
-    <w:p>
-      <w:pPr>
-        <w:pStyle w:val="ListBullet"/>
-      </w:pPr>
-      <w:r>
-        <w:t>Material: Stainless Steel 317</w:t>
-      </w:r>
-    </w:p>
-    <w:p>
-      <w:pPr>
-        <w:pStyle w:val="ListBullet"/>
-      </w:pPr>
-      <w:r>
-        <w:t>Condition: Refurbished</w:t>
-      </w:r>
-    </w:p>
-    <w:p>
       <w:hyperlink r:id="rId31">
-        <w:r>
-          <w:rPr>
-            <w:color w:val="1155CC"/>
-            <w:u w:val="single"/>
-          </w:rPr>
-          <w:t xml:space="preserve">View Specs</w:t>
-        </w:r>
-      </w:hyperlink>
-      <w:r>
-        <w:t xml:space="preserve"> | </w:t>
-      </w:r>
-      <w:hyperlink r:id="rId31">
-        <w:r>
-          <w:rPr>
-            <w:color w:val="1155CC"/>
-            <w:u w:val="single"/>
-          </w:rPr>
-          <w:t xml:space="preserve">View IPP# 232766</w:t>
-        </w:r>
-      </w:hyperlink>
-    </w:p>
-    <w:p>
-      <w:hyperlink r:id="rId32">
-        <w:r>
-          <w:rPr>
-            <w:color w:val="1155CC"/>
-            <w:u w:val="single"/>
-          </w:rPr>
-          <w:t xml:space="preserve">Browse All Andritz Pusher Centrifuges on IMS</w:t>
-        </w:r>
-      </w:hyperlink>
-    </w:p>
-    <w:p>
-      <w:pPr>
-        <w:pStyle w:val="Heading3"/>
-      </w:pPr>
-      <w:r>
-        <w:t>Buy Used Siebtechnik Pusher Centrifuges for Sale</w:t>
-      </w:r>
-    </w:p>
-    <w:p>
-      <w:r>
-        <w:t>Siebtechnik H1000 units in IPP's inventory carry 1,000 mm (39.4 in) austenitic stainless steel baskets with 1.7 m² (18.3 ft²) of filtration area, and IMS lists each used Siebtechnik centrifuge with washing and controls.</w:t>
-      </w:r>
-    </w:p>
-    <w:p>
-      <w:pPr>
-        <w:pStyle w:val="Heading4"/>
-      </w:pPr>
-      <w:r>
-        <w:t>Siebtechnik H1000-K- 10/224-29 Austenitic SS, 1,000 mm (39.4 in) ([IPP# 219589](https://ims.internationalprocessplants.com/inventory/equipment/detail/pusher-centrifuge/219589))</w:t>
-      </w:r>
-    </w:p>
-    <w:p>
-      <w:r>
-        <w:t>Good used Siebtechnik H1000-K- 10/224-29 pusher centrifuge with a stainless steel Austenitic basket and 1,000 mm (39.4 in) basket diameter.</w:t>
-      </w:r>
-    </w:p>
-    <w:p>
-      <w:pPr>
-        <w:pStyle w:val="ListBullet"/>
-      </w:pPr>
-      <w:r>
-        <w:t>Basket Diameter: 1,000 mm (39.4 in)</w:t>
-      </w:r>
-    </w:p>
-    <w:p>
-      <w:pPr>
-        <w:pStyle w:val="ListBullet"/>
-      </w:pPr>
-      <w:r>
-        <w:t>Basket Depth: 670 mm (26.4 in)</w:t>
-      </w:r>
-    </w:p>
-    <w:p>
-      <w:pPr>
-        <w:pStyle w:val="ListBullet"/>
-      </w:pPr>
-      <w:r>
-        <w:t>Maximum Speed: 1,500 rpm</w:t>
-      </w:r>
-    </w:p>
-    <w:p>
-      <w:pPr>
-        <w:pStyle w:val="ListBullet"/>
-      </w:pPr>
-      <w:r>
-        <w:t>Motor Power: 90 kW (120.7 HP)</w:t>
-      </w:r>
-    </w:p>
-    <w:p>
-      <w:pPr>
-        <w:pStyle w:val="ListBullet"/>
-      </w:pPr>
-      <w:r>
-        <w:t>Filtration Area: 1.7 m² (18.3 ft²)</w:t>
-      </w:r>
-    </w:p>
-    <w:p>
-      <w:pPr>
-        <w:pStyle w:val="ListBullet"/>
-      </w:pPr>
-      <w:r>
-        <w:t>Material: Stainless Steel Austenitic</w:t>
-      </w:r>
-    </w:p>
-    <w:p>
-      <w:pPr>
-        <w:pStyle w:val="ListBullet"/>
-      </w:pPr>
-      <w:r>
-        <w:t>Condition: Good used</w:t>
-      </w:r>
-    </w:p>
-    <w:p>
-      <w:hyperlink r:id="rId24">
-        <w:r>
-          <w:rPr>
-            <w:color w:val="1155CC"/>
-            <w:u w:val="single"/>
-          </w:rPr>
-          <w:t xml:space="preserve">View Specs</w:t>
-        </w:r>
-      </w:hyperlink>
-      <w:r>
-        <w:t xml:space="preserve"> | </w:t>
-      </w:r>
-      <w:hyperlink r:id="rId24">
-        <w:r>
-          <w:rPr>
-            <w:color w:val="1155CC"/>
-            <w:u w:val="single"/>
-          </w:rPr>
-          <w:t xml:space="preserve">View IPP# 219589</w:t>
-        </w:r>
-      </w:hyperlink>
-    </w:p>
-    <w:p>
-      <w:pPr>
-        <w:pStyle w:val="Heading4"/>
-      </w:pPr>
-      <w:r>
-        <w:t>Siebtechnik H1000-K- 10/224-29 Austenitic SS, 1,000 mm (39.4 in) ([IPP# 219594](https://ims.internationalprocessplants.com/inventory/equipment/detail/pusher-centrifuge/219594))</w:t>
-      </w:r>
-    </w:p>
-    <w:p>
-      <w:r>
-        <w:t>Good used Siebtechnik H1000-K- 10/224-29 pusher centrifuge with a stainless steel Austenitic basket and 1,000 mm (39.4 in) basket diameter.</w:t>
-      </w:r>
-    </w:p>
-    <w:p>
-      <w:pPr>
-        <w:pStyle w:val="ListBullet"/>
-      </w:pPr>
-      <w:r>
-        <w:t>Basket Diameter: 1,000 mm (39.4 in)</w:t>
-      </w:r>
-    </w:p>
-    <w:p>
-      <w:pPr>
-        <w:pStyle w:val="ListBullet"/>
-      </w:pPr>
-      <w:r>
-        <w:t>Basket Depth: 670 mm (26.4 in)</w:t>
-      </w:r>
-    </w:p>
-    <w:p>
-      <w:pPr>
-        <w:pStyle w:val="ListBullet"/>
-      </w:pPr>
-      <w:r>
-        <w:t>Maximum Speed: 1,500 rpm</w:t>
-      </w:r>
-    </w:p>
-    <w:p>
-      <w:pPr>
-        <w:pStyle w:val="ListBullet"/>
-      </w:pPr>
-      <w:r>
-        <w:t>Motor Power: 90 kW (120.7 HP)</w:t>
-      </w:r>
-    </w:p>
-    <w:p>
-      <w:pPr>
-        <w:pStyle w:val="ListBullet"/>
-      </w:pPr>
-      <w:r>
-        <w:t>Filtration Area: 1.7 m² (18.3 ft²)</w:t>
-      </w:r>
-    </w:p>
-    <w:p>
-      <w:pPr>
-        <w:pStyle w:val="ListBullet"/>
-      </w:pPr>
-      <w:r>
-        <w:t>Material: Stainless Steel Austenitic</w:t>
-      </w:r>
-    </w:p>
-    <w:p>
-      <w:pPr>
-        <w:pStyle w:val="ListBullet"/>
-      </w:pPr>
-      <w:r>
-        <w:t>Condition: Good used</w:t>
-      </w:r>
-    </w:p>
-    <w:p>
-      <w:hyperlink r:id="rId33">
-        <w:r>
-          <w:rPr>
-            <w:color w:val="1155CC"/>
-            <w:u w:val="single"/>
-          </w:rPr>
-          <w:t xml:space="preserve">View Specs</w:t>
-        </w:r>
-      </w:hyperlink>
-      <w:r>
-        <w:t xml:space="preserve"> | </w:t>
-      </w:r>
-      <w:hyperlink r:id="rId33">
-        <w:r>
-          <w:rPr>
-            <w:color w:val="1155CC"/>
-            <w:u w:val="single"/>
-          </w:rPr>
-          <w:t xml:space="preserve">View IPP# 219594</w:t>
-        </w:r>
-      </w:hyperlink>
-    </w:p>
-    <w:p>
-      <w:hyperlink r:id="rId34">
-        <w:r>
-          <w:rPr>
-            <w:color w:val="1155CC"/>
-            <w:u w:val="single"/>
-          </w:rPr>
-          <w:t xml:space="preserve">Browse All Siebtechnik Pusher Centrifuges on IMS</w:t>
-        </w:r>
-      </w:hyperlink>
-    </w:p>
-    <w:p>
-      <w:r>
-        <w:rPr>
-          <w:color w:val="AAAAAA"/>
-        </w:rPr>
-        <w:t>────────────────────────────────────────────────────────────</w:t>
-      </w:r>
-    </w:p>
-    <w:p>
-      <w:pPr>
-        <w:pStyle w:val="Heading2"/>
-      </w:pPr>
-      <w:r>
-        <w:t>Buy Pusher Centrifuges for Sale by Condition</w:t>
-      </w:r>
-    </w:p>
-    <w:p>
-      <w:r>
-        <w:t>IPP lists each pusher centrifuge under one of two IMS condition grades: used and refurbished/rebuilt.</w:t>
-      </w:r>
-    </w:p>
-    <w:p>
-      <w:pPr>
-        <w:pStyle w:val="Heading3"/>
-      </w:pPr>
-      <w:r>
-        <w:t>Buy Good Used Pusher Centrifuges</w:t>
-      </w:r>
-    </w:p>
-    <w:p>
-      <w:r>
-        <w:t>Good used pusher centrifuges make up most of IPP's inventory, each listed with its basket diameter, basket stages, maximum speed and motor power.</w:t>
-      </w:r>
-    </w:p>
-    <w:p>
-      <w:pPr>
-        <w:pStyle w:val="Heading4"/>
-      </w:pPr>
-      <w:r>
-        <w:t>Escher Wyss P500/2 SS 316, 500 mm (19.7 in) ([IPP# 232745](https://ims.internationalprocessplants.com/inventory/equipment/detail/pusher-centrifuge/232745))</w:t>
-      </w:r>
-    </w:p>
-    <w:p>
-      <w:r>
-        <w:t>Good used Escher Wyss P500/2 pusher centrifuge with a stainless steel 316 basket, 500 mm (19.7 in) basket diameter and two basket stages.</w:t>
-      </w:r>
-    </w:p>
-    <w:p>
-      <w:pPr>
-        <w:pStyle w:val="ListBullet"/>
-      </w:pPr>
-      <w:r>
-        <w:t>Basket Diameter: 500 mm (19.7 in)</w:t>
-      </w:r>
-    </w:p>
-    <w:p>
-      <w:pPr>
-        <w:pStyle w:val="ListBullet"/>
-      </w:pPr>
-      <w:r>
-        <w:t>Basket Stages: 2</w:t>
-      </w:r>
-    </w:p>
-    <w:p>
-      <w:pPr>
-        <w:pStyle w:val="ListBullet"/>
-      </w:pPr>
-      <w:r>
-        <w:t>Maximum Speed: 2,200 rpm</w:t>
-      </w:r>
-    </w:p>
-    <w:p>
-      <w:pPr>
-        <w:pStyle w:val="ListBullet"/>
-      </w:pPr>
-      <w:r>
-        <w:t>Motor Power: 30 kW (40.2 HP)</w:t>
-      </w:r>
-    </w:p>
-    <w:p>
-      <w:pPr>
-        <w:pStyle w:val="ListBullet"/>
-      </w:pPr>
-      <w:r>
-        <w:t>Material: Stainless Steel 316</w:t>
-      </w:r>
-    </w:p>
-    <w:p>
-      <w:pPr>
-        <w:pStyle w:val="ListBullet"/>
-      </w:pPr>
-      <w:r>
-        <w:t>Condition: Good used</w:t>
-      </w:r>
-    </w:p>
-    <w:p>
-      <w:hyperlink r:id="rId15">
-        <w:r>
-          <w:rPr>
-            <w:color w:val="1155CC"/>
-            <w:u w:val="single"/>
-          </w:rPr>
-          <w:t xml:space="preserve">View Specs</w:t>
-        </w:r>
-      </w:hyperlink>
-      <w:r>
-        <w:t xml:space="preserve"> | </w:t>
-      </w:r>
-      <w:hyperlink r:id="rId15">
-        <w:r>
-          <w:rPr>
-            <w:color w:val="1155CC"/>
-            <w:u w:val="single"/>
-          </w:rPr>
-          <w:t xml:space="preserve">View IPP# 232745</w:t>
-        </w:r>
-      </w:hyperlink>
-    </w:p>
-    <w:p>
-      <w:pPr>
-        <w:pStyle w:val="Heading4"/>
-      </w:pPr>
-      <w:r>
-        <w:t>Krauss Maffei SS 316, 686 mm (27 in) ([IPP# 87347](https://ims.internationalprocessplants.com/inventory/equipment/detail/pusher-centrifuge/87347))</w:t>
-      </w:r>
-    </w:p>
-    <w:p>
-      <w:r>
-        <w:t>Good used Krauss Maffei pusher centrifuge with a stainless steel 316 basket, 686 mm (27 in) basket diameter and a single basket stage.</w:t>
-      </w:r>
-    </w:p>
-    <w:p>
-      <w:pPr>
-        <w:pStyle w:val="ListBullet"/>
-      </w:pPr>
-      <w:r>
-        <w:t>Basket Diameter: 686 mm (27 in)</w:t>
-      </w:r>
-    </w:p>
-    <w:p>
-      <w:pPr>
-        <w:pStyle w:val="ListBullet"/>
-      </w:pPr>
-      <w:r>
-        <w:t>Basket Stages: 1</w:t>
-      </w:r>
-    </w:p>
-    <w:p>
-      <w:pPr>
-        <w:pStyle w:val="ListBullet"/>
-      </w:pPr>
-      <w:r>
-        <w:t>Basket Depth: 686 mm (27 in)</w:t>
-      </w:r>
-    </w:p>
-    <w:p>
-      <w:pPr>
-        <w:pStyle w:val="ListBullet"/>
-      </w:pPr>
-      <w:r>
-        <w:t>Maximum Speed: 1,000 rpm</w:t>
-      </w:r>
-    </w:p>
-    <w:p>
-      <w:pPr>
-        <w:pStyle w:val="ListBullet"/>
-      </w:pPr>
-      <w:r>
-        <w:t>Motor Power: 22.4 kW (30 HP)</w:t>
-      </w:r>
-    </w:p>
-    <w:p>
-      <w:pPr>
-        <w:pStyle w:val="ListBullet"/>
-      </w:pPr>
-      <w:r>
-        <w:t>Material: Stainless Steel 316</w:t>
-      </w:r>
-    </w:p>
-    <w:p>
-      <w:pPr>
-        <w:pStyle w:val="ListBullet"/>
-      </w:pPr>
-      <w:r>
-        <w:t>Condition: Good used</w:t>
-      </w:r>
-    </w:p>
-    <w:p>
-      <w:hyperlink r:id="rId20">
-        <w:r>
-          <w:rPr>
-            <w:color w:val="1155CC"/>
-            <w:u w:val="single"/>
-          </w:rPr>
-          <w:t xml:space="preserve">View Specs</w:t>
-        </w:r>
-      </w:hyperlink>
-      <w:r>
-        <w:t xml:space="preserve"> | </w:t>
-      </w:r>
-      <w:hyperlink r:id="rId20">
-        <w:r>
-          <w:rPr>
-            <w:color w:val="1155CC"/>
-            <w:u w:val="single"/>
-          </w:rPr>
-          <w:t xml:space="preserve">View IPP# 87347</w:t>
-        </w:r>
-      </w:hyperlink>
-    </w:p>
-    <w:p>
-      <w:pPr>
-        <w:pStyle w:val="Heading4"/>
-      </w:pPr>
-      <w:r>
-        <w:t>Krauss Maffei SB 1000/2 SS 304, 1,050 mm (40.6 in) ([IPP# 240173](https://ims.internationalprocessplants.com/inventory/equipment/detail/pusher-centrifuge/240173))</w:t>
-      </w:r>
-    </w:p>
-    <w:p>
-      <w:r>
-        <w:t>Good used Krauss Maffei SB 1000/2 pusher centrifuge with a stainless steel 304 basket and 1,050 mm (40.6 in) basket diameter.</w:t>
-      </w:r>
-    </w:p>
-    <w:p>
-      <w:pPr>
-        <w:pStyle w:val="ListBullet"/>
-      </w:pPr>
-      <w:r>
-        <w:t>Basket Diameter: 1,050 mm (40.6 in)</w:t>
-      </w:r>
-    </w:p>
-    <w:p>
-      <w:pPr>
-        <w:pStyle w:val="ListBullet"/>
-      </w:pPr>
-      <w:r>
-        <w:t>Basket Depth: 315 mm (12.4 in)</w:t>
-      </w:r>
-    </w:p>
-    <w:p>
-      <w:pPr>
-        <w:pStyle w:val="ListBullet"/>
-      </w:pPr>
-      <w:r>
-        <w:t>Maximum Speed: 1,800 rpm</w:t>
-      </w:r>
-    </w:p>
-    <w:p>
-      <w:pPr>
-        <w:pStyle w:val="ListBullet"/>
-      </w:pPr>
-      <w:r>
-        <w:t>Motor Power: 93.2 kW (125 HP)</w:t>
-      </w:r>
-    </w:p>
-    <w:p>
-      <w:pPr>
-        <w:pStyle w:val="ListBullet"/>
-      </w:pPr>
-      <w:r>
-        <w:t>Filtration Area: 2.1 m² (23 ft²)</w:t>
-      </w:r>
-    </w:p>
-    <w:p>
-      <w:pPr>
-        <w:pStyle w:val="ListBullet"/>
-      </w:pPr>
-      <w:r>
-        <w:t>Material: Stainless Steel 304</w:t>
-      </w:r>
-    </w:p>
-    <w:p>
-      <w:pPr>
-        <w:pStyle w:val="ListBullet"/>
-      </w:pPr>
-      <w:r>
-        <w:t>Condition: Good used</w:t>
-      </w:r>
-    </w:p>
-    <w:p>
-      <w:hyperlink r:id="rId23">
-        <w:r>
-          <w:rPr>
-            <w:color w:val="1155CC"/>
-            <w:u w:val="single"/>
-          </w:rPr>
-          <w:t xml:space="preserve">View Specs</w:t>
-        </w:r>
-      </w:hyperlink>
-      <w:r>
-        <w:t xml:space="preserve"> | </w:t>
-      </w:r>
-      <w:hyperlink r:id="rId23">
-        <w:r>
-          <w:rPr>
-            <w:color w:val="1155CC"/>
-            <w:u w:val="single"/>
-          </w:rPr>
-          <w:t xml:space="preserve">View IPP# 240173</w:t>
-        </w:r>
-      </w:hyperlink>
-    </w:p>
-    <w:p>
-      <w:hyperlink r:id="rId35">
-        <w:r>
-          <w:rPr>
-            <w:color w:val="1155CC"/>
-            <w:u w:val="single"/>
-          </w:rPr>
-          <w:t xml:space="preserve">Browse All Good Used Units on IMS</w:t>
-        </w:r>
-      </w:hyperlink>
-    </w:p>
-    <w:p>
-      <w:pPr>
-        <w:pStyle w:val="Heading3"/>
-      </w:pPr>
-      <w:r>
-        <w:t>Buy Refurbished Pusher Centrifuges</w:t>
-      </w:r>
-    </w:p>
-    <w:p>
-      <w:r>
-        <w:t>Refurbished pusher centrifuges in IPP's inventory include Andritz SZ400/2, Escher Wyss P-3, P-5 and S-700 and Krauss Maffei SV70 units, listed on IMS with the condition grade Refurbished/Rebuilt.</w:t>
-      </w:r>
-    </w:p>
-    <w:p>
-      <w:pPr>
-        <w:pStyle w:val="Heading4"/>
-      </w:pPr>
-      <w:r>
-        <w:t>[Refurbished] Krauss Maffei SV70 SS 316, 700 mm (27.6 in) ([IPP# 704397](https://ims.internationalprocessplants.com/inventory/equipment/detail/pusher-centrifuge/704397))</w:t>
-      </w:r>
-    </w:p>
-    <w:p>
-      <w:r>
-        <w:t>Refurbished Krauss Maffei SV70 pusher centrifuge with a stainless steel 316 basket, 700 mm (27.6 in) basket diameter and a single basket stage.</w:t>
-      </w:r>
-    </w:p>
-    <w:p>
-      <w:pPr>
-        <w:pStyle w:val="ListBullet"/>
-      </w:pPr>
-      <w:r>
-        <w:t>Basket Diameter: 700 mm (27.6 in)</w:t>
-      </w:r>
-    </w:p>
-    <w:p>
-      <w:pPr>
-        <w:pStyle w:val="ListBullet"/>
-      </w:pPr>
-      <w:r>
-        <w:t>Basket Stages: 1</w:t>
-      </w:r>
-    </w:p>
-    <w:p>
-      <w:pPr>
-        <w:pStyle w:val="ListBullet"/>
-      </w:pPr>
-      <w:r>
-        <w:t>Maximum Speed: 1,450 rpm</w:t>
-      </w:r>
-    </w:p>
-    <w:p>
-      <w:pPr>
-        <w:pStyle w:val="ListBullet"/>
-      </w:pPr>
-      <w:r>
-        <w:t>Motor Power: 18.5 kW (24.8 HP)</w:t>
-      </w:r>
-    </w:p>
-    <w:p>
-      <w:pPr>
-        <w:pStyle w:val="ListBullet"/>
-      </w:pPr>
-      <w:r>
-        <w:t>Material: Stainless Steel 316</w:t>
-      </w:r>
-    </w:p>
-    <w:p>
-      <w:pPr>
-        <w:pStyle w:val="ListBullet"/>
-      </w:pPr>
-      <w:r>
-        <w:t>Condition: Refurbished</w:t>
-      </w:r>
-    </w:p>
-    <w:p>
-      <w:hyperlink r:id="rId19">
-        <w:r>
-          <w:rPr>
-            <w:color w:val="1155CC"/>
-            <w:u w:val="single"/>
-          </w:rPr>
-          <w:t xml:space="preserve">View Specs</w:t>
-        </w:r>
-      </w:hyperlink>
-      <w:r>
-        <w:t xml:space="preserve"> | </w:t>
-      </w:r>
-      <w:hyperlink r:id="rId19">
-        <w:r>
-          <w:rPr>
-            <w:color w:val="1155CC"/>
-            <w:u w:val="single"/>
-          </w:rPr>
-          <w:t xml:space="preserve">View IPP# 704397</w:t>
-        </w:r>
-      </w:hyperlink>
-    </w:p>
-    <w:p>
-      <w:pPr>
-        <w:pStyle w:val="Heading4"/>
-      </w:pPr>
-      <w:r>
-        <w:t>[Refurbished] Andritz SZ400/2 SS 317, 400 mm (15.7 in) ([IPP# 232767](https://ims.internationalprocessplants.com/inventory/equipment/detail/pusher-centrifuge/232767))</w:t>
-      </w:r>
-    </w:p>
-    <w:p>
-      <w:r>
-        <w:t>Refurbished Andritz SZ400/2 pusher centrifuge with a stainless steel 317 basket, 400 mm (15.7 in) basket diameter and two basket stages.</w:t>
-      </w:r>
-    </w:p>
-    <w:p>
-      <w:pPr>
-        <w:pStyle w:val="ListBullet"/>
-      </w:pPr>
-      <w:r>
-        <w:t>Basket Diameter: 400 mm (15.7 in)</w:t>
-      </w:r>
-    </w:p>
-    <w:p>
-      <w:pPr>
-        <w:pStyle w:val="ListBullet"/>
-      </w:pPr>
-      <w:r>
-        <w:t>Basket Stages: 2</w:t>
-      </w:r>
-    </w:p>
-    <w:p>
-      <w:pPr>
-        <w:pStyle w:val="ListBullet"/>
-      </w:pPr>
-      <w:r>
-        <w:t>Basket Depth: 344 mm (13.5 in)</w:t>
-      </w:r>
-    </w:p>
-    <w:p>
-      <w:pPr>
-        <w:pStyle w:val="ListBullet"/>
-      </w:pPr>
-      <w:r>
-        <w:t>Maximum Speed: 1,600 rpm</w:t>
-      </w:r>
-    </w:p>
-    <w:p>
-      <w:pPr>
-        <w:pStyle w:val="ListBullet"/>
-      </w:pPr>
-      <w:r>
-        <w:t>Motor Power: 15 kW (20.1 HP)</w:t>
-      </w:r>
-    </w:p>
-    <w:p>
-      <w:pPr>
-        <w:pStyle w:val="ListBullet"/>
-      </w:pPr>
-      <w:r>
-        <w:t>Material: Stainless Steel 317</w:t>
-      </w:r>
-    </w:p>
-    <w:p>
-      <w:pPr>
-        <w:pStyle w:val="ListBullet"/>
-      </w:pPr>
-      <w:r>
-        <w:t>Condition: Refurbished</w:t>
-      </w:r>
-    </w:p>
-    <w:p>
-      <w:hyperlink r:id="rId16">
-        <w:r>
-          <w:rPr>
-            <w:color w:val="1155CC"/>
-            <w:u w:val="single"/>
-          </w:rPr>
-          <w:t xml:space="preserve">View Specs</w:t>
-        </w:r>
-      </w:hyperlink>
-      <w:r>
-        <w:t xml:space="preserve"> | </w:t>
-      </w:r>
-      <w:hyperlink r:id="rId16">
-        <w:r>
-          <w:rPr>
-            <w:color w:val="1155CC"/>
-            <w:u w:val="single"/>
-          </w:rPr>
-          <w:t xml:space="preserve">View IPP# 232767</w:t>
-        </w:r>
-      </w:hyperlink>
-    </w:p>
-    <w:p>
-      <w:pPr>
-        <w:pStyle w:val="Heading4"/>
-      </w:pPr>
-      <w:r>
-        <w:t>[Refurbished] Escher Wyss P-3 Hastelloy, 400 mm (15.7 in) ([IPP# 39548](https://ims.internationalprocessplants.com/inventory/equipment/detail/pusher-centrifuge/39548))</w:t>
-      </w:r>
-    </w:p>
-    <w:p>
-      <w:r>
-        <w:t>Refurbished Escher Wyss P-3 pusher centrifuge with a Hastelloy basket, 400 mm (15.7 in) basket diameter and two basket stages.</w:t>
-      </w:r>
-    </w:p>
-    <w:p>
-      <w:pPr>
-        <w:pStyle w:val="ListBullet"/>
-      </w:pPr>
-      <w:r>
-        <w:t>Basket Diameter: 400 mm (15.7 in)</w:t>
-      </w:r>
-    </w:p>
-    <w:p>
-      <w:pPr>
-        <w:pStyle w:val="ListBullet"/>
-      </w:pPr>
-      <w:r>
-        <w:t>Basket Stages: 2</w:t>
-      </w:r>
-    </w:p>
-    <w:p>
-      <w:pPr>
-        <w:pStyle w:val="ListBullet"/>
-      </w:pPr>
-      <w:r>
-        <w:t>Motor Power: 18.6 kW (25 HP)</w:t>
-      </w:r>
-    </w:p>
-    <w:p>
-      <w:pPr>
-        <w:pStyle w:val="ListBullet"/>
-      </w:pPr>
-      <w:r>
-        <w:t>Material: Hastelloy</w:t>
-      </w:r>
-    </w:p>
-    <w:p>
-      <w:pPr>
-        <w:pStyle w:val="ListBullet"/>
-      </w:pPr>
-      <w:r>
-        <w:t>Condition: Refurbished</w:t>
-      </w:r>
-    </w:p>
-    <w:p>
-      <w:hyperlink r:id="rId17">
-        <w:r>
-          <w:rPr>
-            <w:color w:val="1155CC"/>
-            <w:u w:val="single"/>
-          </w:rPr>
-          <w:t xml:space="preserve">View Specs</w:t>
-        </w:r>
-      </w:hyperlink>
-      <w:r>
-        <w:t xml:space="preserve"> | </w:t>
-      </w:r>
-      <w:hyperlink r:id="rId17">
-        <w:r>
-          <w:rPr>
-            <w:color w:val="1155CC"/>
-            <w:u w:val="single"/>
-          </w:rPr>
-          <w:t xml:space="preserve">View IPP# 39548</w:t>
-        </w:r>
-      </w:hyperlink>
-    </w:p>
-    <w:p>
-      <w:hyperlink r:id="rId14">
         <w:r>
           <w:rPr>
             <w:color w:val="1155CC"/>
@@ -3114,7 +3020,7 @@
       </w:r>
     </w:p>
     <w:p>
-      <w:hyperlink r:id="rId10">
+      <w:hyperlink r:id="rId9">
         <w:r>
           <w:rPr>
             <w:color w:val="1155CC"/>
@@ -3682,7 +3588,7 @@
       <w:r>
         <w:t xml:space="preserve"> A: Pusher centrifuges are continuous filtering centrifuges: feeding, filtration, washing and discharge run at the same time, without the stop-start cycle of a batch machine. The pusher type centrifuge takes its name from the reciprocating plate that pushes the cake along the basket, and IPP's </w:t>
       </w:r>
-      <w:hyperlink r:id="rId36">
+      <w:hyperlink r:id="rId32">
         <w:r>
           <w:rPr>
             <w:color w:val="1155CC"/>
@@ -3736,19 +3642,7 @@
         <w:t>Q: What basket materials are available?</w:t>
       </w:r>
       <w:r>
-        <w:t xml:space="preserve"> A: IPP's pusher centrifuges have baskets in stainless steel 316, 304, 317, austenitic and other stainless grades, and Hastelloy. Stainless steel 316 is the most common basket material in the inventory, and IPP's </w:t>
-      </w:r>
-      <w:hyperlink r:id="rId37">
-        <w:r>
-          <w:rPr>
-            <w:color w:val="1155CC"/>
-            <w:u w:val="single"/>
-          </w:rPr>
-          <w:t xml:space="preserve">centrifuge materials guide</w:t>
-        </w:r>
-      </w:hyperlink>
-      <w:r>
-        <w:t xml:space="preserve"> compares 316 stainless steel, Hastelloy and duplex grades.</w:t>
+        <w:t xml:space="preserve"> A: IPP's pusher centrifuges have baskets in stainless steel 316, 304, 317, austenitic and other stainless grades, and Hastelloy. Stainless steel 316 is the most common basket material in the inventory.</w:t>
       </w:r>
     </w:p>
     <w:p>
@@ -3759,19 +3653,7 @@
         <w:t>Q: What basket sizes are available, and how do I find the right size?</w:t>
       </w:r>
       <w:r>
-        <w:t xml:space="preserve"> A: IPP's pusher centrifuges range from 281 mm (11.1 in) to 1,050 mm (41.9 in) basket diameter, with maximum speeds of 1,000 to 2,500 rpm and motors up to 93.2 kW (125 HP). Share your throughput, feed concentration and number of stages with IPP, and the team will match units in stock to your requirements. IPP's </w:t>
-      </w:r>
-      <w:hyperlink r:id="rId38">
-        <w:r>
-          <w:rPr>
-            <w:color w:val="1155CC"/>
-            <w:u w:val="single"/>
-          </w:rPr>
-          <w:t xml:space="preserve">centrifuge sizing guide</w:t>
-        </w:r>
-      </w:hyperlink>
-      <w:r>
-        <w:t xml:space="preserve"> explains how basket size relates to throughput.</w:t>
+        <w:t xml:space="preserve"> A: IPP's pusher centrifuges range from 281 mm (11.1 in) to 1,050 mm (41.9 in) basket diameter, with maximum speeds of 1,000 to 2,500 rpm and motors up to 93.2 kW (125 HP). Share your throughput, feed concentration and number of stages with IPP, and the team will match units in stock to your requirements.</w:t>
       </w:r>
     </w:p>
     <w:p>
@@ -3799,7 +3681,7 @@
       </w:r>
     </w:p>
     <w:p>
-      <w:hyperlink r:id="rId10">
+      <w:hyperlink r:id="rId9">
         <w:r>
           <w:rPr>
             <w:color w:val="1155CC"/>
@@ -3831,7 +3713,7 @@
       </w:r>
     </w:p>
     <w:p>
-      <w:hyperlink r:id="rId10">
+      <w:hyperlink r:id="rId9">
         <w:r>
           <w:rPr>
             <w:color w:val="1155CC"/>
@@ -3843,7 +3725,7 @@
       <w:r>
         <w:t xml:space="preserve"> | </w:t>
       </w:r>
-      <w:hyperlink r:id="rId11">
+      <w:hyperlink r:id="rId10">
         <w:r>
           <w:rPr>
             <w:color w:val="1155CC"/>

--- a/docs/new-pages-for-review/pusher-centrifuges.docx
+++ b/docs/new-pages-for-review/pusher-centrifuges.docx
@@ -8,6 +8,21 @@
       </w:pPr>
       <w:r>
         <w:t>Buy Used Pusher Centrifuges for Sale</w:t>
+      </w:r>
+    </w:p>
+    <w:p>
+      <w:r>
+        <w:t>Buying used pusher centrifuges through International Process Plants (IPP) offers chemical, pharmaceutical, food and specialty manufacturers continuous filtering centrifuges from Krauss Maffei, Escher Wyss, Andritz, Siebtechnik and other OEM manufacturers. Basket diameters range from 281 mm (11.1 in) to 1,050 mm (41.9 in), with stainless steel and Hastelloy baskets in single-stage, two-stage and multi-stage designs. Buying used saves up to 50% of capital and 90% of lead time versus buying new. IPP has supplied process equipment worldwide since 1980, and its second hand pusher centrifuges are ready to ship.</w:t>
+      </w:r>
+    </w:p>
+    <w:p>
+      <w:r>
+        <w:t>IPP's pusher centrifuge inventory covers good used and refurbished units of the continuous design, in which a reciprocating pusher plate moves the filter cake along a rotating screen basket. Two-stage machines make up most of the inventory, with maximum speeds from 1,000 to 2,500 rpm and motors up to 93.2 kW (125 HP).</w:t>
+      </w:r>
+    </w:p>
+    <w:p>
+      <w:r>
+        <w:t>IMS, IPP's inventory system, details the basket diameter, number of basket stages, maximum speed, motor power and condition grade of each pusher centrifuge. Spare baskets, pusher shafts and screens are listed separately on IPP's pusher centrifuge parts page, and new custom fabricated stainless steel equipment is available through IPP's Gale Process Solutions (GPS) subsidiary with 12 to 16 week average delivery.</w:t>
       </w:r>
     </w:p>
     <w:p>
@@ -47,15 +62,52 @@
     <w:p>
       <w:r>
         <w:rPr>
-          <w:color w:val="AAAAAA"/>
+          <w:b/>
         </w:rPr>
-        <w:t>────────────────────────────────────────────────────────────</w:t>
-      </w:r>
-    </w:p>
-    <w:p>
-      <w:r>
-        <w:t>[Product listing] Live IMS inventory of pusher centrifuges with filters (basket material, basket diameter, basket stages, motor power, condition, manufacturer), sorting and See More, as on the live reactor page. Cards are generated from IMS data, so they are not part of this content review.</w:t>
-      </w:r>
+        <w:t>Featured Equipment:</w:t>
+      </w:r>
+    </w:p>
+    <w:p>
+      <w:pPr>
+        <w:pStyle w:val="ListBullet"/>
+      </w:pPr>
+      <w:hyperlink r:id="rId11">
+        <w:r>
+          <w:rPr>
+            <w:color w:val="1155CC"/>
+            <w:u w:val="single"/>
+          </w:rPr>
+          <w:t xml:space="preserve">Two-Stage Machines -- Inner and outer basket pusher centrifuges</w:t>
+        </w:r>
+      </w:hyperlink>
+    </w:p>
+    <w:p>
+      <w:pPr>
+        <w:pStyle w:val="ListBullet"/>
+      </w:pPr>
+      <w:hyperlink r:id="rId12">
+        <w:r>
+          <w:rPr>
+            <w:color w:val="1155CC"/>
+            <w:u w:val="single"/>
+          </w:rPr>
+          <w:t xml:space="preserve">Hastelloy Baskets -- Escher Wyss P-3 units in Hastelloy</w:t>
+        </w:r>
+      </w:hyperlink>
+    </w:p>
+    <w:p>
+      <w:pPr>
+        <w:pStyle w:val="ListBullet"/>
+      </w:pPr>
+      <w:hyperlink r:id="rId13">
+        <w:r>
+          <w:rPr>
+            <w:color w:val="1155CC"/>
+            <w:u w:val="single"/>
+          </w:rPr>
+          <w:t xml:space="preserve">Refurbished Units -- Rebuilt Andritz, Escher Wyss and Krauss Maffei machines</w:t>
+        </w:r>
+      </w:hyperlink>
     </w:p>
     <w:p>
       <w:r>
@@ -66,16 +118,8 @@
       </w:r>
     </w:p>
     <w:p>
-      <w:pPr>
-        <w:pStyle w:val="Heading2"/>
-      </w:pPr>
-      <w:r>
-        <w:t>Browse Used Pusher Centrifuges by Basket Stages</w:t>
-      </w:r>
-    </w:p>
-    <w:p>
-      <w:r>
-        <w:t>IPP lists this inventory by basket stages, following the Number of Basket Stages field on its IMS inventory system: single-stage, two-stage and multi-stage.</w:t>
+      <w:r>
+        <w:t>[Product listing] Live IMS inventory of pusher centrifuges with filters (basket material, basket diameter, basket stages, motor power, condition, manufacturer), sorting and See More, as on the live reactor page. Cards are generated from IMS data, so they are not part of this content review.</w:t>
       </w:r>
     </w:p>
     <w:p>
@@ -91,12 +135,33 @@
         <w:pStyle w:val="Heading2"/>
       </w:pPr>
       <w:r>
+        <w:t>Browse Used Pusher Centrifuges by Basket Stages</w:t>
+      </w:r>
+    </w:p>
+    <w:p>
+      <w:r>
+        <w:t>The Number of Basket Stages field on IPP's IMS inventory system separates this inventory into single-stage, two-stage and multi-stage machines.</w:t>
+      </w:r>
+    </w:p>
+    <w:p>
+      <w:r>
+        <w:rPr>
+          <w:color w:val="AAAAAA"/>
+        </w:rPr>
+        <w:t>────────────────────────────────────────────────────────────</w:t>
+      </w:r>
+    </w:p>
+    <w:p>
+      <w:pPr>
+        <w:pStyle w:val="Heading2"/>
+      </w:pPr>
+      <w:r>
         <w:t>Buy Used Pusher Centrifuges by Basket Diameter</w:t>
       </w:r>
     </w:p>
     <w:p>
       <w:r>
-        <w:t>Basket diameter is the capacity figure IMS records for each pusher centrifuge, and IPP's inventory runs from 281 mm (11.1 in) to 1,050 mm (41.9 in). Each tab shows featured units in that size range, with a link to the matching units on IMS.</w:t>
+        <w:t>Basket diameter is the capacity figure IMS records for each pusher centrifuge, and IPP's inventory runs from 281 mm (11.1 in) to 1,050 mm (41.9 in). Every size tab carries featured units plus a link to the matching units on IMS.</w:t>
       </w:r>
     </w:p>
     <w:p>
@@ -174,7 +239,7 @@
       </w:r>
     </w:p>
     <w:p>
-      <w:hyperlink r:id="rId11">
+      <w:hyperlink r:id="rId14">
         <w:r>
           <w:rPr>
             <w:color w:val="1155CC"/>
@@ -186,7 +251,7 @@
       <w:r>
         <w:t xml:space="preserve"> | </w:t>
       </w:r>
-      <w:hyperlink r:id="rId11">
+      <w:hyperlink r:id="rId14">
         <w:r>
           <w:rPr>
             <w:color w:val="1155CC"/>
@@ -255,190 +320,6 @@
       </w:pPr>
       <w:r>
         <w:t>Material: Stainless Steel 317</w:t>
-      </w:r>
-    </w:p>
-    <w:p>
-      <w:pPr>
-        <w:pStyle w:val="ListBullet"/>
-      </w:pPr>
-      <w:r>
-        <w:t>Condition: Refurbished</w:t>
-      </w:r>
-    </w:p>
-    <w:p>
-      <w:hyperlink r:id="rId12">
-        <w:r>
-          <w:rPr>
-            <w:color w:val="1155CC"/>
-            <w:u w:val="single"/>
-          </w:rPr>
-          <w:t xml:space="preserve">View Specs</w:t>
-        </w:r>
-      </w:hyperlink>
-      <w:r>
-        <w:t xml:space="preserve"> | </w:t>
-      </w:r>
-      <w:hyperlink r:id="rId12">
-        <w:r>
-          <w:rPr>
-            <w:color w:val="1155CC"/>
-            <w:u w:val="single"/>
-          </w:rPr>
-          <w:t xml:space="preserve">View IPP# 232767</w:t>
-        </w:r>
-      </w:hyperlink>
-    </w:p>
-    <w:p>
-      <w:pPr>
-        <w:pStyle w:val="Heading4"/>
-      </w:pPr>
-      <w:r>
-        <w:t>[Refurbished] Escher Wyss P-3 Hastelloy, 400 mm (15.7 in) ([IPP# 39548](https://ims.internationalprocessplants.com/inventory/equipment/detail/pusher-centrifuge/39548))</w:t>
-      </w:r>
-    </w:p>
-    <w:p>
-      <w:r>
-        <w:t>Refurbished Escher Wyss P-3 pusher centrifuge with a Hastelloy basket, 400 mm (15.7 in) basket diameter and two basket stages.</w:t>
-      </w:r>
-    </w:p>
-    <w:p>
-      <w:pPr>
-        <w:pStyle w:val="ListBullet"/>
-      </w:pPr>
-      <w:r>
-        <w:t>Basket Diameter: 400 mm (15.7 in)</w:t>
-      </w:r>
-    </w:p>
-    <w:p>
-      <w:pPr>
-        <w:pStyle w:val="ListBullet"/>
-      </w:pPr>
-      <w:r>
-        <w:t>Basket Stages: 2</w:t>
-      </w:r>
-    </w:p>
-    <w:p>
-      <w:pPr>
-        <w:pStyle w:val="ListBullet"/>
-      </w:pPr>
-      <w:r>
-        <w:t>Motor Power: 18.6 kW (25 HP)</w:t>
-      </w:r>
-    </w:p>
-    <w:p>
-      <w:pPr>
-        <w:pStyle w:val="ListBullet"/>
-      </w:pPr>
-      <w:r>
-        <w:t>Material: Hastelloy</w:t>
-      </w:r>
-    </w:p>
-    <w:p>
-      <w:pPr>
-        <w:pStyle w:val="ListBullet"/>
-      </w:pPr>
-      <w:r>
-        <w:t>Condition: Refurbished</w:t>
-      </w:r>
-    </w:p>
-    <w:p>
-      <w:hyperlink r:id="rId13">
-        <w:r>
-          <w:rPr>
-            <w:color w:val="1155CC"/>
-            <w:u w:val="single"/>
-          </w:rPr>
-          <w:t xml:space="preserve">View Specs</w:t>
-        </w:r>
-      </w:hyperlink>
-      <w:r>
-        <w:t xml:space="preserve"> | </w:t>
-      </w:r>
-      <w:hyperlink r:id="rId13">
-        <w:r>
-          <w:rPr>
-            <w:color w:val="1155CC"/>
-            <w:u w:val="single"/>
-          </w:rPr>
-          <w:t xml:space="preserve">View IPP# 39548</w:t>
-        </w:r>
-      </w:hyperlink>
-    </w:p>
-    <w:p>
-      <w:hyperlink r:id="rId14">
-        <w:r>
-          <w:rPr>
-            <w:color w:val="1155CC"/>
-            <w:u w:val="single"/>
-          </w:rPr>
-          <w:t xml:space="preserve">Browse All Pusher Centrifuges Up to 500 mm (19.7 in) on IMS</w:t>
-        </w:r>
-      </w:hyperlink>
-    </w:p>
-    <w:p>
-      <w:pPr>
-        <w:pStyle w:val="Heading3"/>
-      </w:pPr>
-      <w:r>
-        <w:t>Buy Used Pusher Centrifuges from 686 to 800 mm (27 to 31.5 in)</w:t>
-      </w:r>
-    </w:p>
-    <w:p>
-      <w:r>
-        <w:t>Units from 686 to 800 mm (27 to 31.5 in) carry stainless steel 316 and austenitic baskets from Krauss Maffei, Escher Wyss, Bird and Alfa Laval, in single-stage, two-stage and multi-stage designs.</w:t>
-      </w:r>
-    </w:p>
-    <w:p>
-      <w:pPr>
-        <w:pStyle w:val="Heading4"/>
-      </w:pPr>
-      <w:r>
-        <w:t>[Refurbished] Krauss Maffei SV70 SS 316, 700 mm (27.6 in) ([IPP# 704397](https://ims.internationalprocessplants.com/inventory/equipment/detail/pusher-centrifuge/704397))</w:t>
-      </w:r>
-    </w:p>
-    <w:p>
-      <w:r>
-        <w:t>Refurbished Krauss Maffei SV70 pusher centrifuge with a stainless steel 316 basket, 700 mm (27.6 in) basket diameter and a single basket stage.</w:t>
-      </w:r>
-    </w:p>
-    <w:p>
-      <w:pPr>
-        <w:pStyle w:val="ListBullet"/>
-      </w:pPr>
-      <w:r>
-        <w:t>Basket Diameter: 700 mm (27.6 in)</w:t>
-      </w:r>
-    </w:p>
-    <w:p>
-      <w:pPr>
-        <w:pStyle w:val="ListBullet"/>
-      </w:pPr>
-      <w:r>
-        <w:t>Basket Stages: 1</w:t>
-      </w:r>
-    </w:p>
-    <w:p>
-      <w:pPr>
-        <w:pStyle w:val="ListBullet"/>
-      </w:pPr>
-      <w:r>
-        <w:t>Maximum Speed: 1,450 rpm</w:t>
-      </w:r>
-    </w:p>
-    <w:p>
-      <w:pPr>
-        <w:pStyle w:val="ListBullet"/>
-      </w:pPr>
-      <w:r>
-        <w:t>Motor Power: 18.5 kW (24.8 HP)</w:t>
-      </w:r>
-    </w:p>
-    <w:p>
-      <w:pPr>
-        <w:pStyle w:val="ListBullet"/>
-      </w:pPr>
-      <w:r>
-        <w:t>Material: Stainless Steel 316</w:t>
       </w:r>
     </w:p>
     <w:p>
@@ -468,7 +349,7 @@
             <w:color w:val="1155CC"/>
             <w:u w:val="single"/>
           </w:rPr>
-          <w:t xml:space="preserve">View IPP# 704397</w:t>
+          <w:t xml:space="preserve">View IPP# 232767</w:t>
         </w:r>
       </w:hyperlink>
     </w:p>
@@ -477,12 +358,12 @@
         <w:pStyle w:val="Heading4"/>
       </w:pPr>
       <w:r>
-        <w:t>Krauss Maffei SS 316, 686 mm (27 in) ([IPP# 87347](https://ims.internationalprocessplants.com/inventory/equipment/detail/pusher-centrifuge/87347))</w:t>
-      </w:r>
-    </w:p>
-    <w:p>
-      <w:r>
-        <w:t>Good used Krauss Maffei pusher centrifuge with a stainless steel 316 basket, 686 mm (27 in) basket diameter and a single basket stage.</w:t>
+        <w:t>[Refurbished] Escher Wyss P-3 Hastelloy, 400 mm (15.7 in) ([IPP# 39548](https://ims.internationalprocessplants.com/inventory/equipment/detail/pusher-centrifuge/39548))</w:t>
+      </w:r>
+    </w:p>
+    <w:p>
+      <w:r>
+        <w:t>Refurbished Escher Wyss P-3 pusher centrifuge with a Hastelloy basket, 400 mm (15.7 in) basket diameter and two basket stages.</w:t>
       </w:r>
     </w:p>
     <w:p>
@@ -490,7 +371,7 @@
         <w:pStyle w:val="ListBullet"/>
       </w:pPr>
       <w:r>
-        <w:t>Basket Diameter: 686 mm (27 in)</w:t>
+        <w:t>Basket Diameter: 400 mm (15.7 in)</w:t>
       </w:r>
     </w:p>
     <w:p>
@@ -498,7 +379,7 @@
         <w:pStyle w:val="ListBullet"/>
       </w:pPr>
       <w:r>
-        <w:t>Basket Stages: 1</w:t>
+        <w:t>Basket Stages: 2</w:t>
       </w:r>
     </w:p>
     <w:p>
@@ -506,7 +387,7 @@
         <w:pStyle w:val="ListBullet"/>
       </w:pPr>
       <w:r>
-        <w:t>Basket Depth: 686 mm (27 in)</w:t>
+        <w:t>Motor Power: 18.6 kW (25 HP)</w:t>
       </w:r>
     </w:p>
     <w:p>
@@ -514,7 +395,7 @@
         <w:pStyle w:val="ListBullet"/>
       </w:pPr>
       <w:r>
-        <w:t>Maximum Speed: 1,000 rpm</w:t>
+        <w:t>Material: Hastelloy</w:t>
       </w:r>
     </w:p>
     <w:p>
@@ -522,23 +403,7 @@
         <w:pStyle w:val="ListBullet"/>
       </w:pPr>
       <w:r>
-        <w:t>Motor Power: 22.4 kW (30 HP)</w:t>
-      </w:r>
-    </w:p>
-    <w:p>
-      <w:pPr>
-        <w:pStyle w:val="ListBullet"/>
-      </w:pPr>
-      <w:r>
-        <w:t>Material: Stainless Steel 316</w:t>
-      </w:r>
-    </w:p>
-    <w:p>
-      <w:pPr>
-        <w:pStyle w:val="ListBullet"/>
-      </w:pPr>
-      <w:r>
-        <w:t>Condition: Good used</w:t>
+        <w:t>Condition: Refurbished</w:t>
       </w:r>
     </w:p>
     <w:p>
@@ -560,21 +425,45 @@
             <w:color w:val="1155CC"/>
             <w:u w:val="single"/>
           </w:rPr>
-          <w:t xml:space="preserve">View IPP# 87347</w:t>
+          <w:t xml:space="preserve">View IPP# 39548</w:t>
         </w:r>
       </w:hyperlink>
     </w:p>
     <w:p>
+      <w:hyperlink r:id="rId17">
+        <w:r>
+          <w:rPr>
+            <w:color w:val="1155CC"/>
+            <w:u w:val="single"/>
+          </w:rPr>
+          <w:t xml:space="preserve">Browse All Pusher Centrifuges Up to 500 mm (19.7 in) on IMS</w:t>
+        </w:r>
+      </w:hyperlink>
+    </w:p>
+    <w:p>
+      <w:pPr>
+        <w:pStyle w:val="Heading3"/>
+      </w:pPr>
+      <w:r>
+        <w:t>Buy Used Pusher Centrifuges from 686 to 800 mm (27 to 31.5 in)</w:t>
+      </w:r>
+    </w:p>
+    <w:p>
+      <w:r>
+        <w:t>Units from 686 to 800 mm (27 to 31.5 in) carry stainless steel 316 and austenitic baskets from Krauss Maffei, Escher Wyss, Bird and Alfa Laval, in single-stage, two-stage and multi-stage designs.</w:t>
+      </w:r>
+    </w:p>
+    <w:p>
       <w:pPr>
         <w:pStyle w:val="Heading4"/>
       </w:pPr>
       <w:r>
-        <w:t>Bird P5/2 Stainless Steel, 800 mm (31.5 in) ([IPP# 79089](https://ims.internationalprocessplants.com/inventory/equipment/detail/pusher-centrifuge/79089))</w:t>
-      </w:r>
-    </w:p>
-    <w:p>
-      <w:r>
-        <w:t>Good used Bird P5/2 pusher centrifuge with a Stainless steel basket, 800 mm (31.5 in) basket diameter and two basket stages.</w:t>
+        <w:t>[Refurbished] Krauss Maffei SV70 SS 316, 700 mm (27.6 in) ([IPP# 704397](https://ims.internationalprocessplants.com/inventory/equipment/detail/pusher-centrifuge/704397))</w:t>
+      </w:r>
+    </w:p>
+    <w:p>
+      <w:r>
+        <w:t>Refurbished Krauss Maffei SV70 pusher centrifuge with a stainless steel 316 basket, 700 mm (27.6 in) basket diameter and a single basket stage.</w:t>
       </w:r>
     </w:p>
     <w:p>
@@ -582,7 +471,7 @@
         <w:pStyle w:val="ListBullet"/>
       </w:pPr>
       <w:r>
-        <w:t>Basket Diameter: 800 mm (31.5 in)</w:t>
+        <w:t>Basket Diameter: 700 mm (27.6 in)</w:t>
       </w:r>
     </w:p>
     <w:p>
@@ -590,7 +479,7 @@
         <w:pStyle w:val="ListBullet"/>
       </w:pPr>
       <w:r>
-        <w:t>Basket Stages: 2</w:t>
+        <w:t>Basket Stages: 1</w:t>
       </w:r>
     </w:p>
     <w:p>
@@ -598,7 +487,7 @@
         <w:pStyle w:val="ListBullet"/>
       </w:pPr>
       <w:r>
-        <w:t>Maximum Speed: 1,550 rpm</w:t>
+        <w:t>Maximum Speed: 1,450 rpm</w:t>
       </w:r>
     </w:p>
     <w:p>
@@ -606,7 +495,7 @@
         <w:pStyle w:val="ListBullet"/>
       </w:pPr>
       <w:r>
-        <w:t>Motor Power: 44.7 kW (60 HP)</w:t>
+        <w:t>Motor Power: 18.5 kW (24.8 HP)</w:t>
       </w:r>
     </w:p>
     <w:p>
@@ -614,7 +503,7 @@
         <w:pStyle w:val="ListBullet"/>
       </w:pPr>
       <w:r>
-        <w:t>Material: Stainless steel</w:t>
+        <w:t>Material: Stainless Steel 316</w:t>
       </w:r>
     </w:p>
     <w:p>
@@ -622,11 +511,11 @@
         <w:pStyle w:val="ListBullet"/>
       </w:pPr>
       <w:r>
-        <w:t>Condition: Good used</w:t>
-      </w:r>
-    </w:p>
-    <w:p>
-      <w:hyperlink r:id="rId17">
+        <w:t>Condition: Refurbished</w:t>
+      </w:r>
+    </w:p>
+    <w:p>
+      <w:hyperlink r:id="rId18">
         <w:r>
           <w:rPr>
             <w:color w:val="1155CC"/>
@@ -638,51 +527,27 @@
       <w:r>
         <w:t xml:space="preserve"> | </w:t>
       </w:r>
-      <w:hyperlink r:id="rId17">
-        <w:r>
-          <w:rPr>
-            <w:color w:val="1155CC"/>
-            <w:u w:val="single"/>
-          </w:rPr>
-          <w:t xml:space="preserve">View IPP# 79089</w:t>
-        </w:r>
-      </w:hyperlink>
-    </w:p>
-    <w:p>
       <w:hyperlink r:id="rId18">
         <w:r>
           <w:rPr>
             <w:color w:val="1155CC"/>
             <w:u w:val="single"/>
           </w:rPr>
-          <w:t xml:space="preserve">Browse All Pusher Centrifuges 686 to 800 mm (27 to 31.5 in) on IMS</w:t>
+          <w:t xml:space="preserve">View IPP# 704397</w:t>
         </w:r>
       </w:hyperlink>
     </w:p>
     <w:p>
       <w:pPr>
-        <w:pStyle w:val="Heading3"/>
-      </w:pPr>
-      <w:r>
-        <w:t>Buy Used Pusher Centrifuges of 1,000 mm (39.4 in) and Over</w:t>
-      </w:r>
-    </w:p>
-    <w:p>
-      <w:r>
-        <w:t>Units of 1,000 mm (39.4 in) and over include Krauss Maffei SB 1000/2 two-stage machines with stainless steel 304 baskets, Siebtechnik H1000 units and an Escher Wyss machine with a 1,050 mm (41.9 in) basket.</w:t>
-      </w:r>
-    </w:p>
-    <w:p>
-      <w:pPr>
         <w:pStyle w:val="Heading4"/>
       </w:pPr>
       <w:r>
-        <w:t>Krauss Maffei SB 1000/2 SS 304, 1,050 mm (40.6 in) ([IPP# 240173](https://ims.internationalprocessplants.com/inventory/equipment/detail/pusher-centrifuge/240173))</w:t>
-      </w:r>
-    </w:p>
-    <w:p>
-      <w:r>
-        <w:t>Good used Krauss Maffei SB 1000/2 pusher centrifuge with a stainless steel 304 basket and 1,050 mm (40.6 in) basket diameter.</w:t>
+        <w:t>Krauss Maffei SS 316, 686 mm (27 in) ([IPP# 87347](https://ims.internationalprocessplants.com/inventory/equipment/detail/pusher-centrifuge/87347))</w:t>
+      </w:r>
+    </w:p>
+    <w:p>
+      <w:r>
+        <w:t>Good used Krauss Maffei pusher centrifuge with a stainless steel 316 basket, 686 mm (27 in) basket diameter and a single basket stage.</w:t>
       </w:r>
     </w:p>
     <w:p>
@@ -690,7 +555,7 @@
         <w:pStyle w:val="ListBullet"/>
       </w:pPr>
       <w:r>
-        <w:t>Basket Diameter: 1,050 mm (40.6 in)</w:t>
+        <w:t>Basket Diameter: 686 mm (27 in)</w:t>
       </w:r>
     </w:p>
     <w:p>
@@ -698,7 +563,7 @@
         <w:pStyle w:val="ListBullet"/>
       </w:pPr>
       <w:r>
-        <w:t>Basket Depth: 315 mm (12.4 in)</w:t>
+        <w:t>Basket Stages: 1</w:t>
       </w:r>
     </w:p>
     <w:p>
@@ -706,7 +571,7 @@
         <w:pStyle w:val="ListBullet"/>
       </w:pPr>
       <w:r>
-        <w:t>Maximum Speed: 1,800 rpm</w:t>
+        <w:t>Basket Depth: 686 mm (27 in)</w:t>
       </w:r>
     </w:p>
     <w:p>
@@ -714,7 +579,7 @@
         <w:pStyle w:val="ListBullet"/>
       </w:pPr>
       <w:r>
-        <w:t>Motor Power: 93.2 kW (125 HP)</w:t>
+        <w:t>Maximum Speed: 1,000 rpm</w:t>
       </w:r>
     </w:p>
     <w:p>
@@ -722,7 +587,7 @@
         <w:pStyle w:val="ListBullet"/>
       </w:pPr>
       <w:r>
-        <w:t>Filtration Area: 2.1 m² (23 ft²)</w:t>
+        <w:t>Motor Power: 22.4 kW (30 HP)</w:t>
       </w:r>
     </w:p>
     <w:p>
@@ -730,7 +595,7 @@
         <w:pStyle w:val="ListBullet"/>
       </w:pPr>
       <w:r>
-        <w:t>Material: Stainless Steel 304</w:t>
+        <w:t>Material: Stainless Steel 316</w:t>
       </w:r>
     </w:p>
     <w:p>
@@ -760,7 +625,7 @@
             <w:color w:val="1155CC"/>
             <w:u w:val="single"/>
           </w:rPr>
-          <w:t xml:space="preserve">View IPP# 240173</w:t>
+          <w:t xml:space="preserve">View IPP# 87347</w:t>
         </w:r>
       </w:hyperlink>
     </w:p>
@@ -769,12 +634,12 @@
         <w:pStyle w:val="Heading4"/>
       </w:pPr>
       <w:r>
-        <w:t>Siebtechnik H1000-K- 10/224-29 Austenitic SS, 1,000 mm (39.4 in) ([IPP# 219589](https://ims.internationalprocessplants.com/inventory/equipment/detail/pusher-centrifuge/219589))</w:t>
-      </w:r>
-    </w:p>
-    <w:p>
-      <w:r>
-        <w:t>Good used Siebtechnik H1000-K- 10/224-29 pusher centrifuge with a stainless steel Austenitic basket and 1,000 mm (39.4 in) basket diameter.</w:t>
+        <w:t>Bird P5/2 Stainless Steel, 800 mm (31.5 in) ([IPP# 79089](https://ims.internationalprocessplants.com/inventory/equipment/detail/pusher-centrifuge/79089))</w:t>
+      </w:r>
+    </w:p>
+    <w:p>
+      <w:r>
+        <w:t>Good used Bird P5/2 pusher centrifuge with a Stainless steel basket, 800 mm (31.5 in) basket diameter and two basket stages.</w:t>
       </w:r>
     </w:p>
     <w:p>
@@ -782,7 +647,7 @@
         <w:pStyle w:val="ListBullet"/>
       </w:pPr>
       <w:r>
-        <w:t>Basket Diameter: 1,000 mm (39.4 in)</w:t>
+        <w:t>Basket Diameter: 800 mm (31.5 in)</w:t>
       </w:r>
     </w:p>
     <w:p>
@@ -790,7 +655,7 @@
         <w:pStyle w:val="ListBullet"/>
       </w:pPr>
       <w:r>
-        <w:t>Basket Depth: 670 mm (26.4 in)</w:t>
+        <w:t>Basket Stages: 2</w:t>
       </w:r>
     </w:p>
     <w:p>
@@ -798,7 +663,7 @@
         <w:pStyle w:val="ListBullet"/>
       </w:pPr>
       <w:r>
-        <w:t>Maximum Speed: 1,500 rpm</w:t>
+        <w:t>Maximum Speed: 1,550 rpm</w:t>
       </w:r>
     </w:p>
     <w:p>
@@ -806,7 +671,7 @@
         <w:pStyle w:val="ListBullet"/>
       </w:pPr>
       <w:r>
-        <w:t>Motor Power: 90 kW (120.7 HP)</w:t>
+        <w:t>Motor Power: 44.7 kW (60 HP)</w:t>
       </w:r>
     </w:p>
     <w:p>
@@ -814,15 +679,7 @@
         <w:pStyle w:val="ListBullet"/>
       </w:pPr>
       <w:r>
-        <w:t>Filtration Area: 1.7 m² (18.3 ft²)</w:t>
-      </w:r>
-    </w:p>
-    <w:p>
-      <w:pPr>
-        <w:pStyle w:val="ListBullet"/>
-      </w:pPr>
-      <w:r>
-        <w:t>Material: Stainless Steel Austenitic</w:t>
+        <w:t>Material: Stainless steel</w:t>
       </w:r>
     </w:p>
     <w:p>
@@ -852,21 +709,45 @@
             <w:color w:val="1155CC"/>
             <w:u w:val="single"/>
           </w:rPr>
-          <w:t xml:space="preserve">View IPP# 219589</w:t>
+          <w:t xml:space="preserve">View IPP# 79089</w:t>
         </w:r>
       </w:hyperlink>
     </w:p>
     <w:p>
+      <w:hyperlink r:id="rId21">
+        <w:r>
+          <w:rPr>
+            <w:color w:val="1155CC"/>
+            <w:u w:val="single"/>
+          </w:rPr>
+          <w:t xml:space="preserve">Browse All Pusher Centrifuges 686 to 800 mm (27 to 31.5 in) on IMS</w:t>
+        </w:r>
+      </w:hyperlink>
+    </w:p>
+    <w:p>
+      <w:pPr>
+        <w:pStyle w:val="Heading3"/>
+      </w:pPr>
+      <w:r>
+        <w:t>Buy Used Pusher Centrifuges of 1,000 mm (39.4 in) and Over</w:t>
+      </w:r>
+    </w:p>
+    <w:p>
+      <w:r>
+        <w:t>Units of 1,000 mm (39.4 in) and over include Krauss Maffei SB 1000/2 two-stage machines with stainless steel 304 baskets, Siebtechnik H1000 units and an Escher Wyss machine with a 1,050 mm (41.9 in) basket.</w:t>
+      </w:r>
+    </w:p>
+    <w:p>
       <w:pPr>
         <w:pStyle w:val="Heading4"/>
       </w:pPr>
       <w:r>
-        <w:t>Escher Wyss SS 316, 1,050 mm (41.9 in) ([IPP# 704399](https://ims.internationalprocessplants.com/inventory/equipment/detail/pusher-centrifuge/704399))</w:t>
-      </w:r>
-    </w:p>
-    <w:p>
-      <w:r>
-        <w:t>Good used Escher Wyss pusher centrifuge with a stainless steel 316 basket, 1,050 mm (41.9 in) basket diameter and a single basket stage.</w:t>
+        <w:t>Krauss Maffei SB 1000/2 SS 304, 1,050 mm (40.6 in) ([IPP# 240173](https://ims.internationalprocessplants.com/inventory/equipment/detail/pusher-centrifuge/240173))</w:t>
+      </w:r>
+    </w:p>
+    <w:p>
+      <w:r>
+        <w:t>Good used Krauss Maffei SB 1000/2 pusher centrifuge with a stainless steel 304 basket and 1,050 mm (40.6 in) basket diameter.</w:t>
       </w:r>
     </w:p>
     <w:p>
@@ -874,7 +755,7 @@
         <w:pStyle w:val="ListBullet"/>
       </w:pPr>
       <w:r>
-        <w:t>Basket Diameter: 1,050 mm (41.9 in)</w:t>
+        <w:t>Basket Diameter: 1,050 mm (40.6 in)</w:t>
       </w:r>
     </w:p>
     <w:p>
@@ -882,7 +763,7 @@
         <w:pStyle w:val="ListBullet"/>
       </w:pPr>
       <w:r>
-        <w:t>Basket Stages: 1</w:t>
+        <w:t>Basket Depth: 315 mm (12.4 in)</w:t>
       </w:r>
     </w:p>
     <w:p>
@@ -890,7 +771,7 @@
         <w:pStyle w:val="ListBullet"/>
       </w:pPr>
       <w:r>
-        <w:t>Motor Power: 17.9 kW (24 HP)</w:t>
+        <w:t>Maximum Speed: 1,800 rpm</w:t>
       </w:r>
     </w:p>
     <w:p>
@@ -898,7 +779,7 @@
         <w:pStyle w:val="ListBullet"/>
       </w:pPr>
       <w:r>
-        <w:t>Material: Stainless Steel 316</w:t>
+        <w:t>Motor Power: 93.2 kW (125 HP)</w:t>
       </w:r>
     </w:p>
     <w:p>
@@ -906,11 +787,27 @@
         <w:pStyle w:val="ListBullet"/>
       </w:pPr>
       <w:r>
+        <w:t>Filtration Area: 2.1 m² (23 ft²)</w:t>
+      </w:r>
+    </w:p>
+    <w:p>
+      <w:pPr>
+        <w:pStyle w:val="ListBullet"/>
+      </w:pPr>
+      <w:r>
+        <w:t>Material: Stainless Steel 304</w:t>
+      </w:r>
+    </w:p>
+    <w:p>
+      <w:pPr>
+        <w:pStyle w:val="ListBullet"/>
+      </w:pPr>
+      <w:r>
         <w:t>Condition: Good used</w:t>
       </w:r>
     </w:p>
     <w:p>
-      <w:hyperlink r:id="rId21">
+      <w:hyperlink r:id="rId22">
         <w:r>
           <w:rPr>
             <w:color w:val="1155CC"/>
@@ -922,7 +819,175 @@
       <w:r>
         <w:t xml:space="preserve"> | </w:t>
       </w:r>
-      <w:hyperlink r:id="rId21">
+      <w:hyperlink r:id="rId22">
+        <w:r>
+          <w:rPr>
+            <w:color w:val="1155CC"/>
+            <w:u w:val="single"/>
+          </w:rPr>
+          <w:t xml:space="preserve">View IPP# 240173</w:t>
+        </w:r>
+      </w:hyperlink>
+    </w:p>
+    <w:p>
+      <w:pPr>
+        <w:pStyle w:val="Heading4"/>
+      </w:pPr>
+      <w:r>
+        <w:t>Siebtechnik H1000-K- 10/224-29 Austenitic SS, 1,000 mm (39.4 in) ([IPP# 219589](https://ims.internationalprocessplants.com/inventory/equipment/detail/pusher-centrifuge/219589))</w:t>
+      </w:r>
+    </w:p>
+    <w:p>
+      <w:r>
+        <w:t>Good used Siebtechnik H1000-K- 10/224-29 pusher centrifuge with a stainless steel Austenitic basket and 1,000 mm (39.4 in) basket diameter.</w:t>
+      </w:r>
+    </w:p>
+    <w:p>
+      <w:pPr>
+        <w:pStyle w:val="ListBullet"/>
+      </w:pPr>
+      <w:r>
+        <w:t>Basket Diameter: 1,000 mm (39.4 in)</w:t>
+      </w:r>
+    </w:p>
+    <w:p>
+      <w:pPr>
+        <w:pStyle w:val="ListBullet"/>
+      </w:pPr>
+      <w:r>
+        <w:t>Basket Depth: 670 mm (26.4 in)</w:t>
+      </w:r>
+    </w:p>
+    <w:p>
+      <w:pPr>
+        <w:pStyle w:val="ListBullet"/>
+      </w:pPr>
+      <w:r>
+        <w:t>Maximum Speed: 1,500 rpm</w:t>
+      </w:r>
+    </w:p>
+    <w:p>
+      <w:pPr>
+        <w:pStyle w:val="ListBullet"/>
+      </w:pPr>
+      <w:r>
+        <w:t>Motor Power: 90 kW (120.7 HP)</w:t>
+      </w:r>
+    </w:p>
+    <w:p>
+      <w:pPr>
+        <w:pStyle w:val="ListBullet"/>
+      </w:pPr>
+      <w:r>
+        <w:t>Filtration Area: 1.7 m² (18.3 ft²)</w:t>
+      </w:r>
+    </w:p>
+    <w:p>
+      <w:pPr>
+        <w:pStyle w:val="ListBullet"/>
+      </w:pPr>
+      <w:r>
+        <w:t>Material: Stainless Steel Austenitic</w:t>
+      </w:r>
+    </w:p>
+    <w:p>
+      <w:pPr>
+        <w:pStyle w:val="ListBullet"/>
+      </w:pPr>
+      <w:r>
+        <w:t>Condition: Good used</w:t>
+      </w:r>
+    </w:p>
+    <w:p>
+      <w:hyperlink r:id="rId23">
+        <w:r>
+          <w:rPr>
+            <w:color w:val="1155CC"/>
+            <w:u w:val="single"/>
+          </w:rPr>
+          <w:t xml:space="preserve">View Specs</w:t>
+        </w:r>
+      </w:hyperlink>
+      <w:r>
+        <w:t xml:space="preserve"> | </w:t>
+      </w:r>
+      <w:hyperlink r:id="rId23">
+        <w:r>
+          <w:rPr>
+            <w:color w:val="1155CC"/>
+            <w:u w:val="single"/>
+          </w:rPr>
+          <w:t xml:space="preserve">View IPP# 219589</w:t>
+        </w:r>
+      </w:hyperlink>
+    </w:p>
+    <w:p>
+      <w:pPr>
+        <w:pStyle w:val="Heading4"/>
+      </w:pPr>
+      <w:r>
+        <w:t>Escher Wyss SS 316, 1,050 mm (41.9 in) ([IPP# 704399](https://ims.internationalprocessplants.com/inventory/equipment/detail/pusher-centrifuge/704399))</w:t>
+      </w:r>
+    </w:p>
+    <w:p>
+      <w:r>
+        <w:t>Good used Escher Wyss pusher centrifuge with a stainless steel 316 basket, 1,050 mm (41.9 in) basket diameter and a single basket stage.</w:t>
+      </w:r>
+    </w:p>
+    <w:p>
+      <w:pPr>
+        <w:pStyle w:val="ListBullet"/>
+      </w:pPr>
+      <w:r>
+        <w:t>Basket Diameter: 1,050 mm (41.9 in)</w:t>
+      </w:r>
+    </w:p>
+    <w:p>
+      <w:pPr>
+        <w:pStyle w:val="ListBullet"/>
+      </w:pPr>
+      <w:r>
+        <w:t>Basket Stages: 1</w:t>
+      </w:r>
+    </w:p>
+    <w:p>
+      <w:pPr>
+        <w:pStyle w:val="ListBullet"/>
+      </w:pPr>
+      <w:r>
+        <w:t>Motor Power: 17.9 kW (24 HP)</w:t>
+      </w:r>
+    </w:p>
+    <w:p>
+      <w:pPr>
+        <w:pStyle w:val="ListBullet"/>
+      </w:pPr>
+      <w:r>
+        <w:t>Material: Stainless Steel 316</w:t>
+      </w:r>
+    </w:p>
+    <w:p>
+      <w:pPr>
+        <w:pStyle w:val="ListBullet"/>
+      </w:pPr>
+      <w:r>
+        <w:t>Condition: Good used</w:t>
+      </w:r>
+    </w:p>
+    <w:p>
+      <w:hyperlink r:id="rId24">
+        <w:r>
+          <w:rPr>
+            <w:color w:val="1155CC"/>
+            <w:u w:val="single"/>
+          </w:rPr>
+          <w:t xml:space="preserve">View Specs</w:t>
+        </w:r>
+      </w:hyperlink>
+      <w:r>
+        <w:t xml:space="preserve"> | </w:t>
+      </w:r>
+      <w:hyperlink r:id="rId24">
         <w:r>
           <w:rPr>
             <w:color w:val="1155CC"/>
@@ -933,7 +998,7 @@
       </w:hyperlink>
     </w:p>
     <w:p>
-      <w:hyperlink r:id="rId22">
+      <w:hyperlink r:id="rId25">
         <w:r>
           <w:rPr>
             <w:color w:val="1155CC"/>
@@ -961,7 +1026,7 @@
     </w:p>
     <w:p>
       <w:r>
-        <w:t>Single-stage and two-stage pusher centrifuges both push the filter cake along a rotating screen basket with a reciprocating pusher plate, and they differ in how many basket stages the cake crosses. Here is how the two designs compare across key factors.</w:t>
+        <w:t>Single-stage and two-stage pusher centrifuges both push the filter cake along a rotating screen basket with a reciprocating pusher plate, and they differ in how many basket stages the cake crosses. The factors below set the two designs apart.</w:t>
       </w:r>
     </w:p>
     <w:tbl>
@@ -1248,7 +1313,7 @@
     </w:p>
     <w:p>
       <w:r>
-        <w:t>Krauss Maffei and Escher Wyss hold the deepest positions in IPP's pusher centrifuge inventory, alongside Andritz, Siebtechnik, Bird, Baker Perkins and Alfa Laval.</w:t>
+        <w:t>Krauss Maffei and Escher Wyss make up the bulk of IPP's pusher centrifuge inventory, alongside Andritz, Siebtechnik, Bird, Baker Perkins and Alfa Laval.</w:t>
       </w:r>
     </w:p>
     <w:p>
@@ -1315,6 +1380,566 @@
       </w:pPr>
       <w:r>
         <w:t>Material: Stainless Steel 316</w:t>
+      </w:r>
+    </w:p>
+    <w:p>
+      <w:pPr>
+        <w:pStyle w:val="ListBullet"/>
+      </w:pPr>
+      <w:r>
+        <w:t>Condition: Refurbished</w:t>
+      </w:r>
+    </w:p>
+    <w:p>
+      <w:hyperlink r:id="rId18">
+        <w:r>
+          <w:rPr>
+            <w:color w:val="1155CC"/>
+            <w:u w:val="single"/>
+          </w:rPr>
+          <w:t xml:space="preserve">View Specs</w:t>
+        </w:r>
+      </w:hyperlink>
+      <w:r>
+        <w:t xml:space="preserve"> | </w:t>
+      </w:r>
+      <w:hyperlink r:id="rId18">
+        <w:r>
+          <w:rPr>
+            <w:color w:val="1155CC"/>
+            <w:u w:val="single"/>
+          </w:rPr>
+          <w:t xml:space="preserve">View IPP# 704397</w:t>
+        </w:r>
+      </w:hyperlink>
+    </w:p>
+    <w:p>
+      <w:pPr>
+        <w:pStyle w:val="Heading4"/>
+      </w:pPr>
+      <w:r>
+        <w:t>Krauss Maffei SS 316, 686 mm (27 in) ([IPP# 87347](https://ims.internationalprocessplants.com/inventory/equipment/detail/pusher-centrifuge/87347))</w:t>
+      </w:r>
+    </w:p>
+    <w:p>
+      <w:r>
+        <w:t>Good used Krauss Maffei pusher centrifuge with a stainless steel 316 basket, 686 mm (27 in) basket diameter and a single basket stage.</w:t>
+      </w:r>
+    </w:p>
+    <w:p>
+      <w:pPr>
+        <w:pStyle w:val="ListBullet"/>
+      </w:pPr>
+      <w:r>
+        <w:t>Basket Diameter: 686 mm (27 in)</w:t>
+      </w:r>
+    </w:p>
+    <w:p>
+      <w:pPr>
+        <w:pStyle w:val="ListBullet"/>
+      </w:pPr>
+      <w:r>
+        <w:t>Basket Stages: 1</w:t>
+      </w:r>
+    </w:p>
+    <w:p>
+      <w:pPr>
+        <w:pStyle w:val="ListBullet"/>
+      </w:pPr>
+      <w:r>
+        <w:t>Basket Depth: 686 mm (27 in)</w:t>
+      </w:r>
+    </w:p>
+    <w:p>
+      <w:pPr>
+        <w:pStyle w:val="ListBullet"/>
+      </w:pPr>
+      <w:r>
+        <w:t>Maximum Speed: 1,000 rpm</w:t>
+      </w:r>
+    </w:p>
+    <w:p>
+      <w:pPr>
+        <w:pStyle w:val="ListBullet"/>
+      </w:pPr>
+      <w:r>
+        <w:t>Motor Power: 22.4 kW (30 HP)</w:t>
+      </w:r>
+    </w:p>
+    <w:p>
+      <w:pPr>
+        <w:pStyle w:val="ListBullet"/>
+      </w:pPr>
+      <w:r>
+        <w:t>Material: Stainless Steel 316</w:t>
+      </w:r>
+    </w:p>
+    <w:p>
+      <w:pPr>
+        <w:pStyle w:val="ListBullet"/>
+      </w:pPr>
+      <w:r>
+        <w:t>Condition: Good used</w:t>
+      </w:r>
+    </w:p>
+    <w:p>
+      <w:hyperlink r:id="rId19">
+        <w:r>
+          <w:rPr>
+            <w:color w:val="1155CC"/>
+            <w:u w:val="single"/>
+          </w:rPr>
+          <w:t xml:space="preserve">View Specs</w:t>
+        </w:r>
+      </w:hyperlink>
+      <w:r>
+        <w:t xml:space="preserve"> | </w:t>
+      </w:r>
+      <w:hyperlink r:id="rId19">
+        <w:r>
+          <w:rPr>
+            <w:color w:val="1155CC"/>
+            <w:u w:val="single"/>
+          </w:rPr>
+          <w:t xml:space="preserve">View IPP# 87347</w:t>
+        </w:r>
+      </w:hyperlink>
+    </w:p>
+    <w:p>
+      <w:pPr>
+        <w:pStyle w:val="Heading4"/>
+      </w:pPr>
+      <w:r>
+        <w:t>Krauss Maffei SB 1000/2 SS 304, 1,050 mm (40.6 in) ([IPP# 240173](https://ims.internationalprocessplants.com/inventory/equipment/detail/pusher-centrifuge/240173))</w:t>
+      </w:r>
+    </w:p>
+    <w:p>
+      <w:r>
+        <w:t>Good used Krauss Maffei SB 1000/2 pusher centrifuge with a stainless steel 304 basket and 1,050 mm (40.6 in) basket diameter.</w:t>
+      </w:r>
+    </w:p>
+    <w:p>
+      <w:pPr>
+        <w:pStyle w:val="ListBullet"/>
+      </w:pPr>
+      <w:r>
+        <w:t>Basket Diameter: 1,050 mm (40.6 in)</w:t>
+      </w:r>
+    </w:p>
+    <w:p>
+      <w:pPr>
+        <w:pStyle w:val="ListBullet"/>
+      </w:pPr>
+      <w:r>
+        <w:t>Basket Depth: 315 mm (12.4 in)</w:t>
+      </w:r>
+    </w:p>
+    <w:p>
+      <w:pPr>
+        <w:pStyle w:val="ListBullet"/>
+      </w:pPr>
+      <w:r>
+        <w:t>Maximum Speed: 1,800 rpm</w:t>
+      </w:r>
+    </w:p>
+    <w:p>
+      <w:pPr>
+        <w:pStyle w:val="ListBullet"/>
+      </w:pPr>
+      <w:r>
+        <w:t>Motor Power: 93.2 kW (125 HP)</w:t>
+      </w:r>
+    </w:p>
+    <w:p>
+      <w:pPr>
+        <w:pStyle w:val="ListBullet"/>
+      </w:pPr>
+      <w:r>
+        <w:t>Filtration Area: 2.1 m² (23 ft²)</w:t>
+      </w:r>
+    </w:p>
+    <w:p>
+      <w:pPr>
+        <w:pStyle w:val="ListBullet"/>
+      </w:pPr>
+      <w:r>
+        <w:t>Material: Stainless Steel 304</w:t>
+      </w:r>
+    </w:p>
+    <w:p>
+      <w:pPr>
+        <w:pStyle w:val="ListBullet"/>
+      </w:pPr>
+      <w:r>
+        <w:t>Condition: Good used</w:t>
+      </w:r>
+    </w:p>
+    <w:p>
+      <w:hyperlink r:id="rId22">
+        <w:r>
+          <w:rPr>
+            <w:color w:val="1155CC"/>
+            <w:u w:val="single"/>
+          </w:rPr>
+          <w:t xml:space="preserve">View Specs</w:t>
+        </w:r>
+      </w:hyperlink>
+      <w:r>
+        <w:t xml:space="preserve"> | </w:t>
+      </w:r>
+      <w:hyperlink r:id="rId22">
+        <w:r>
+          <w:rPr>
+            <w:color w:val="1155CC"/>
+            <w:u w:val="single"/>
+          </w:rPr>
+          <w:t xml:space="preserve">View IPP# 240173</w:t>
+        </w:r>
+      </w:hyperlink>
+    </w:p>
+    <w:p>
+      <w:hyperlink r:id="rId26">
+        <w:r>
+          <w:rPr>
+            <w:color w:val="1155CC"/>
+            <w:u w:val="single"/>
+          </w:rPr>
+          <w:t xml:space="preserve">Browse All Krauss Maffei Pusher Centrifuges on IMS</w:t>
+        </w:r>
+      </w:hyperlink>
+    </w:p>
+    <w:p>
+      <w:pPr>
+        <w:pStyle w:val="Heading3"/>
+      </w:pPr>
+      <w:r>
+        <w:t>Buy Used Escher Wyss Pusher Centrifuges for Sale</w:t>
+      </w:r>
+    </w:p>
+    <w:p>
+      <w:r>
+        <w:t>Escher Wyss pusher centrifuges in IPP's inventory include P500/2, P-3, P-5 and S-700 models with stainless steel 316 and Hastelloy baskets from 400 mm (15.7 in) to 1,050 mm (41.9 in).</w:t>
+      </w:r>
+    </w:p>
+    <w:p>
+      <w:pPr>
+        <w:pStyle w:val="Heading4"/>
+      </w:pPr>
+      <w:r>
+        <w:t>Escher Wyss P500/2 SS 316, 500 mm (19.7 in) ([IPP# 232745](https://ims.internationalprocessplants.com/inventory/equipment/detail/pusher-centrifuge/232745))</w:t>
+      </w:r>
+    </w:p>
+    <w:p>
+      <w:r>
+        <w:t>Good used Escher Wyss P500/2 pusher centrifuge with a stainless steel 316 basket, 500 mm (19.7 in) basket diameter and two basket stages.</w:t>
+      </w:r>
+    </w:p>
+    <w:p>
+      <w:pPr>
+        <w:pStyle w:val="ListBullet"/>
+      </w:pPr>
+      <w:r>
+        <w:t>Basket Diameter: 500 mm (19.7 in)</w:t>
+      </w:r>
+    </w:p>
+    <w:p>
+      <w:pPr>
+        <w:pStyle w:val="ListBullet"/>
+      </w:pPr>
+      <w:r>
+        <w:t>Basket Stages: 2</w:t>
+      </w:r>
+    </w:p>
+    <w:p>
+      <w:pPr>
+        <w:pStyle w:val="ListBullet"/>
+      </w:pPr>
+      <w:r>
+        <w:t>Maximum Speed: 2,200 rpm</w:t>
+      </w:r>
+    </w:p>
+    <w:p>
+      <w:pPr>
+        <w:pStyle w:val="ListBullet"/>
+      </w:pPr>
+      <w:r>
+        <w:t>Motor Power: 30 kW (40.2 HP)</w:t>
+      </w:r>
+    </w:p>
+    <w:p>
+      <w:pPr>
+        <w:pStyle w:val="ListBullet"/>
+      </w:pPr>
+      <w:r>
+        <w:t>Material: Stainless Steel 316</w:t>
+      </w:r>
+    </w:p>
+    <w:p>
+      <w:pPr>
+        <w:pStyle w:val="ListBullet"/>
+      </w:pPr>
+      <w:r>
+        <w:t>Condition: Good used</w:t>
+      </w:r>
+    </w:p>
+    <w:p>
+      <w:hyperlink r:id="rId14">
+        <w:r>
+          <w:rPr>
+            <w:color w:val="1155CC"/>
+            <w:u w:val="single"/>
+          </w:rPr>
+          <w:t xml:space="preserve">View Specs</w:t>
+        </w:r>
+      </w:hyperlink>
+      <w:r>
+        <w:t xml:space="preserve"> | </w:t>
+      </w:r>
+      <w:hyperlink r:id="rId14">
+        <w:r>
+          <w:rPr>
+            <w:color w:val="1155CC"/>
+            <w:u w:val="single"/>
+          </w:rPr>
+          <w:t xml:space="preserve">View IPP# 232745</w:t>
+        </w:r>
+      </w:hyperlink>
+    </w:p>
+    <w:p>
+      <w:pPr>
+        <w:pStyle w:val="Heading4"/>
+      </w:pPr>
+      <w:r>
+        <w:t>[Refurbished] Escher Wyss P-3 Hastelloy, 400 mm (15.7 in) ([IPP# 39548](https://ims.internationalprocessplants.com/inventory/equipment/detail/pusher-centrifuge/39548))</w:t>
+      </w:r>
+    </w:p>
+    <w:p>
+      <w:r>
+        <w:t>Refurbished Escher Wyss P-3 pusher centrifuge with a Hastelloy basket, 400 mm (15.7 in) basket diameter and two basket stages.</w:t>
+      </w:r>
+    </w:p>
+    <w:p>
+      <w:pPr>
+        <w:pStyle w:val="ListBullet"/>
+      </w:pPr>
+      <w:r>
+        <w:t>Basket Diameter: 400 mm (15.7 in)</w:t>
+      </w:r>
+    </w:p>
+    <w:p>
+      <w:pPr>
+        <w:pStyle w:val="ListBullet"/>
+      </w:pPr>
+      <w:r>
+        <w:t>Basket Stages: 2</w:t>
+      </w:r>
+    </w:p>
+    <w:p>
+      <w:pPr>
+        <w:pStyle w:val="ListBullet"/>
+      </w:pPr>
+      <w:r>
+        <w:t>Motor Power: 18.6 kW (25 HP)</w:t>
+      </w:r>
+    </w:p>
+    <w:p>
+      <w:pPr>
+        <w:pStyle w:val="ListBullet"/>
+      </w:pPr>
+      <w:r>
+        <w:t>Material: Hastelloy</w:t>
+      </w:r>
+    </w:p>
+    <w:p>
+      <w:pPr>
+        <w:pStyle w:val="ListBullet"/>
+      </w:pPr>
+      <w:r>
+        <w:t>Condition: Refurbished</w:t>
+      </w:r>
+    </w:p>
+    <w:p>
+      <w:hyperlink r:id="rId16">
+        <w:r>
+          <w:rPr>
+            <w:color w:val="1155CC"/>
+            <w:u w:val="single"/>
+          </w:rPr>
+          <w:t xml:space="preserve">View Specs</w:t>
+        </w:r>
+      </w:hyperlink>
+      <w:r>
+        <w:t xml:space="preserve"> | </w:t>
+      </w:r>
+      <w:hyperlink r:id="rId16">
+        <w:r>
+          <w:rPr>
+            <w:color w:val="1155CC"/>
+            <w:u w:val="single"/>
+          </w:rPr>
+          <w:t xml:space="preserve">View IPP# 39548</w:t>
+        </w:r>
+      </w:hyperlink>
+    </w:p>
+    <w:p>
+      <w:pPr>
+        <w:pStyle w:val="Heading4"/>
+      </w:pPr>
+      <w:r>
+        <w:t>[Refurbished] Escher Wyss Type P-3 Hastelloy, 400 mm (15.7 in) ([IPP# 39547](https://ims.internationalprocessplants.com/inventory/equipment/detail/pusher-centrifuge/39547))</w:t>
+      </w:r>
+    </w:p>
+    <w:p>
+      <w:r>
+        <w:t>Refurbished Escher Wyss Type P-3 pusher centrifuge with a Hastelloy basket, 400 mm (15.7 in) basket diameter and two basket stages.</w:t>
+      </w:r>
+    </w:p>
+    <w:p>
+      <w:pPr>
+        <w:pStyle w:val="ListBullet"/>
+      </w:pPr>
+      <w:r>
+        <w:t>Basket Diameter: 400 mm (15.7 in)</w:t>
+      </w:r>
+    </w:p>
+    <w:p>
+      <w:pPr>
+        <w:pStyle w:val="ListBullet"/>
+      </w:pPr>
+      <w:r>
+        <w:t>Basket Stages: 2</w:t>
+      </w:r>
+    </w:p>
+    <w:p>
+      <w:pPr>
+        <w:pStyle w:val="ListBullet"/>
+      </w:pPr>
+      <w:r>
+        <w:t>Motor Power: 22 kW (29.5 HP)</w:t>
+      </w:r>
+    </w:p>
+    <w:p>
+      <w:pPr>
+        <w:pStyle w:val="ListBullet"/>
+      </w:pPr>
+      <w:r>
+        <w:t>Material: Hastelloy</w:t>
+      </w:r>
+    </w:p>
+    <w:p>
+      <w:pPr>
+        <w:pStyle w:val="ListBullet"/>
+      </w:pPr>
+      <w:r>
+        <w:t>Condition: Refurbished</w:t>
+      </w:r>
+    </w:p>
+    <w:p>
+      <w:hyperlink r:id="rId27">
+        <w:r>
+          <w:rPr>
+            <w:color w:val="1155CC"/>
+            <w:u w:val="single"/>
+          </w:rPr>
+          <w:t xml:space="preserve">View Specs</w:t>
+        </w:r>
+      </w:hyperlink>
+      <w:r>
+        <w:t xml:space="preserve"> | </w:t>
+      </w:r>
+      <w:hyperlink r:id="rId27">
+        <w:r>
+          <w:rPr>
+            <w:color w:val="1155CC"/>
+            <w:u w:val="single"/>
+          </w:rPr>
+          <w:t xml:space="preserve">View IPP# 39547</w:t>
+        </w:r>
+      </w:hyperlink>
+    </w:p>
+    <w:p>
+      <w:hyperlink r:id="rId28">
+        <w:r>
+          <w:rPr>
+            <w:color w:val="1155CC"/>
+            <w:u w:val="single"/>
+          </w:rPr>
+          <w:t xml:space="preserve">Browse All Escher Wyss Pusher Centrifuges on IMS</w:t>
+        </w:r>
+      </w:hyperlink>
+    </w:p>
+    <w:p>
+      <w:pPr>
+        <w:pStyle w:val="Heading3"/>
+      </w:pPr>
+      <w:r>
+        <w:t>Buy Used Andritz Pusher Centrifuges for Sale</w:t>
+      </w:r>
+    </w:p>
+    <w:p>
+      <w:r>
+        <w:t>Each Andritz pusher centrifuge in stock is an SZ400/2 two-stage machine with a 400 mm (15.7 in) SS 317 basket, listed on IMS as refurbished.</w:t>
+      </w:r>
+    </w:p>
+    <w:p>
+      <w:pPr>
+        <w:pStyle w:val="Heading4"/>
+      </w:pPr>
+      <w:r>
+        <w:t>[Refurbished] Andritz SZ400/2 SS 317, 400 mm (15.7 in) ([IPP# 232767](https://ims.internationalprocessplants.com/inventory/equipment/detail/pusher-centrifuge/232767))</w:t>
+      </w:r>
+    </w:p>
+    <w:p>
+      <w:r>
+        <w:t>Refurbished Andritz SZ400/2 pusher centrifuge with a stainless steel 317 basket, 400 mm (15.7 in) basket diameter and two basket stages.</w:t>
+      </w:r>
+    </w:p>
+    <w:p>
+      <w:pPr>
+        <w:pStyle w:val="ListBullet"/>
+      </w:pPr>
+      <w:r>
+        <w:t>Basket Diameter: 400 mm (15.7 in)</w:t>
+      </w:r>
+    </w:p>
+    <w:p>
+      <w:pPr>
+        <w:pStyle w:val="ListBullet"/>
+      </w:pPr>
+      <w:r>
+        <w:t>Basket Stages: 2</w:t>
+      </w:r>
+    </w:p>
+    <w:p>
+      <w:pPr>
+        <w:pStyle w:val="ListBullet"/>
+      </w:pPr>
+      <w:r>
+        <w:t>Basket Depth: 344 mm (13.5 in)</w:t>
+      </w:r>
+    </w:p>
+    <w:p>
+      <w:pPr>
+        <w:pStyle w:val="ListBullet"/>
+      </w:pPr>
+      <w:r>
+        <w:t>Maximum Speed: 1,600 rpm</w:t>
+      </w:r>
+    </w:p>
+    <w:p>
+      <w:pPr>
+        <w:pStyle w:val="ListBullet"/>
+      </w:pPr>
+      <w:r>
+        <w:t>Motor Power: 15 kW (20.1 HP)</w:t>
+      </w:r>
+    </w:p>
+    <w:p>
+      <w:pPr>
+        <w:pStyle w:val="ListBullet"/>
+      </w:pPr>
+      <w:r>
+        <w:t>Material: Stainless Steel 317</w:t>
       </w:r>
     </w:p>
     <w:p>
@@ -1344,6 +1969,727 @@
             <w:color w:val="1155CC"/>
             <w:u w:val="single"/>
           </w:rPr>
+          <w:t xml:space="preserve">View IPP# 232767</w:t>
+        </w:r>
+      </w:hyperlink>
+    </w:p>
+    <w:p>
+      <w:pPr>
+        <w:pStyle w:val="Heading4"/>
+      </w:pPr>
+      <w:r>
+        <w:t>[Refurbished] Andritz SZ400/2 SS 317, 400 mm (15.7 in) ([IPP# 232766](https://ims.internationalprocessplants.com/inventory/equipment/detail/pusher-centrifuge/232766))</w:t>
+      </w:r>
+    </w:p>
+    <w:p>
+      <w:r>
+        <w:t>Refurbished Andritz SZ400/2 pusher centrifuge with a stainless steel 317 basket, 400 mm (15.7 in) basket diameter and two basket stages.</w:t>
+      </w:r>
+    </w:p>
+    <w:p>
+      <w:pPr>
+        <w:pStyle w:val="ListBullet"/>
+      </w:pPr>
+      <w:r>
+        <w:t>Basket Diameter: 400 mm (15.7 in)</w:t>
+      </w:r>
+    </w:p>
+    <w:p>
+      <w:pPr>
+        <w:pStyle w:val="ListBullet"/>
+      </w:pPr>
+      <w:r>
+        <w:t>Basket Stages: 2</w:t>
+      </w:r>
+    </w:p>
+    <w:p>
+      <w:pPr>
+        <w:pStyle w:val="ListBullet"/>
+      </w:pPr>
+      <w:r>
+        <w:t>Basket Depth: 356 mm (14 in)</w:t>
+      </w:r>
+    </w:p>
+    <w:p>
+      <w:pPr>
+        <w:pStyle w:val="ListBullet"/>
+      </w:pPr>
+      <w:r>
+        <w:t>Maximum Speed: 1,600 rpm</w:t>
+      </w:r>
+    </w:p>
+    <w:p>
+      <w:pPr>
+        <w:pStyle w:val="ListBullet"/>
+      </w:pPr>
+      <w:r>
+        <w:t>Motor Power: 11 kW (14.8 HP)</w:t>
+      </w:r>
+    </w:p>
+    <w:p>
+      <w:pPr>
+        <w:pStyle w:val="ListBullet"/>
+      </w:pPr>
+      <w:r>
+        <w:t>Material: Stainless Steel 317</w:t>
+      </w:r>
+    </w:p>
+    <w:p>
+      <w:pPr>
+        <w:pStyle w:val="ListBullet"/>
+      </w:pPr>
+      <w:r>
+        <w:t>Condition: Refurbished</w:t>
+      </w:r>
+    </w:p>
+    <w:p>
+      <w:hyperlink r:id="rId29">
+        <w:r>
+          <w:rPr>
+            <w:color w:val="1155CC"/>
+            <w:u w:val="single"/>
+          </w:rPr>
+          <w:t xml:space="preserve">View Specs</w:t>
+        </w:r>
+      </w:hyperlink>
+      <w:r>
+        <w:t xml:space="preserve"> | </w:t>
+      </w:r>
+      <w:hyperlink r:id="rId29">
+        <w:r>
+          <w:rPr>
+            <w:color w:val="1155CC"/>
+            <w:u w:val="single"/>
+          </w:rPr>
+          <w:t xml:space="preserve">View IPP# 232766</w:t>
+        </w:r>
+      </w:hyperlink>
+    </w:p>
+    <w:p>
+      <w:hyperlink r:id="rId30">
+        <w:r>
+          <w:rPr>
+            <w:color w:val="1155CC"/>
+            <w:u w:val="single"/>
+          </w:rPr>
+          <w:t xml:space="preserve">Browse All Andritz Pusher Centrifuges on IMS</w:t>
+        </w:r>
+      </w:hyperlink>
+    </w:p>
+    <w:p>
+      <w:pPr>
+        <w:pStyle w:val="Heading3"/>
+      </w:pPr>
+      <w:r>
+        <w:t>Buy Used Siebtechnik Pusher Centrifuges for Sale</w:t>
+      </w:r>
+    </w:p>
+    <w:p>
+      <w:r>
+        <w:t>Siebtechnik H1000 units in IPP's inventory carry 1,000 mm (39.4 in) austenitic stainless steel baskets with 1.7 m² (18.3 ft²) of filtration area, and IMS lists each used Siebtechnik centrifuge with washing and controls.</w:t>
+      </w:r>
+    </w:p>
+    <w:p>
+      <w:pPr>
+        <w:pStyle w:val="Heading4"/>
+      </w:pPr>
+      <w:r>
+        <w:t>Siebtechnik H1000-K- 10/224-29 Austenitic SS, 1,000 mm (39.4 in) ([IPP# 219589](https://ims.internationalprocessplants.com/inventory/equipment/detail/pusher-centrifuge/219589))</w:t>
+      </w:r>
+    </w:p>
+    <w:p>
+      <w:r>
+        <w:t>Good used Siebtechnik H1000-K- 10/224-29 pusher centrifuge with a stainless steel Austenitic basket and 1,000 mm (39.4 in) basket diameter.</w:t>
+      </w:r>
+    </w:p>
+    <w:p>
+      <w:pPr>
+        <w:pStyle w:val="ListBullet"/>
+      </w:pPr>
+      <w:r>
+        <w:t>Basket Diameter: 1,000 mm (39.4 in)</w:t>
+      </w:r>
+    </w:p>
+    <w:p>
+      <w:pPr>
+        <w:pStyle w:val="ListBullet"/>
+      </w:pPr>
+      <w:r>
+        <w:t>Basket Depth: 670 mm (26.4 in)</w:t>
+      </w:r>
+    </w:p>
+    <w:p>
+      <w:pPr>
+        <w:pStyle w:val="ListBullet"/>
+      </w:pPr>
+      <w:r>
+        <w:t>Maximum Speed: 1,500 rpm</w:t>
+      </w:r>
+    </w:p>
+    <w:p>
+      <w:pPr>
+        <w:pStyle w:val="ListBullet"/>
+      </w:pPr>
+      <w:r>
+        <w:t>Motor Power: 90 kW (120.7 HP)</w:t>
+      </w:r>
+    </w:p>
+    <w:p>
+      <w:pPr>
+        <w:pStyle w:val="ListBullet"/>
+      </w:pPr>
+      <w:r>
+        <w:t>Filtration Area: 1.7 m² (18.3 ft²)</w:t>
+      </w:r>
+    </w:p>
+    <w:p>
+      <w:pPr>
+        <w:pStyle w:val="ListBullet"/>
+      </w:pPr>
+      <w:r>
+        <w:t>Material: Stainless Steel Austenitic</w:t>
+      </w:r>
+    </w:p>
+    <w:p>
+      <w:pPr>
+        <w:pStyle w:val="ListBullet"/>
+      </w:pPr>
+      <w:r>
+        <w:t>Condition: Good used</w:t>
+      </w:r>
+    </w:p>
+    <w:p>
+      <w:hyperlink r:id="rId23">
+        <w:r>
+          <w:rPr>
+            <w:color w:val="1155CC"/>
+            <w:u w:val="single"/>
+          </w:rPr>
+          <w:t xml:space="preserve">View Specs</w:t>
+        </w:r>
+      </w:hyperlink>
+      <w:r>
+        <w:t xml:space="preserve"> | </w:t>
+      </w:r>
+      <w:hyperlink r:id="rId23">
+        <w:r>
+          <w:rPr>
+            <w:color w:val="1155CC"/>
+            <w:u w:val="single"/>
+          </w:rPr>
+          <w:t xml:space="preserve">View IPP# 219589</w:t>
+        </w:r>
+      </w:hyperlink>
+    </w:p>
+    <w:p>
+      <w:pPr>
+        <w:pStyle w:val="Heading4"/>
+      </w:pPr>
+      <w:r>
+        <w:t>Siebtechnik H1000-K- 10/224-29 Austenitic SS, 1,000 mm (39.4 in) ([IPP# 219594](https://ims.internationalprocessplants.com/inventory/equipment/detail/pusher-centrifuge/219594))</w:t>
+      </w:r>
+    </w:p>
+    <w:p>
+      <w:r>
+        <w:t>Good used Siebtechnik H1000-K- 10/224-29 pusher centrifuge with a stainless steel Austenitic basket and 1,000 mm (39.4 in) basket diameter.</w:t>
+      </w:r>
+    </w:p>
+    <w:p>
+      <w:pPr>
+        <w:pStyle w:val="ListBullet"/>
+      </w:pPr>
+      <w:r>
+        <w:t>Basket Diameter: 1,000 mm (39.4 in)</w:t>
+      </w:r>
+    </w:p>
+    <w:p>
+      <w:pPr>
+        <w:pStyle w:val="ListBullet"/>
+      </w:pPr>
+      <w:r>
+        <w:t>Basket Depth: 670 mm (26.4 in)</w:t>
+      </w:r>
+    </w:p>
+    <w:p>
+      <w:pPr>
+        <w:pStyle w:val="ListBullet"/>
+      </w:pPr>
+      <w:r>
+        <w:t>Maximum Speed: 1,500 rpm</w:t>
+      </w:r>
+    </w:p>
+    <w:p>
+      <w:pPr>
+        <w:pStyle w:val="ListBullet"/>
+      </w:pPr>
+      <w:r>
+        <w:t>Motor Power: 90 kW (120.7 HP)</w:t>
+      </w:r>
+    </w:p>
+    <w:p>
+      <w:pPr>
+        <w:pStyle w:val="ListBullet"/>
+      </w:pPr>
+      <w:r>
+        <w:t>Filtration Area: 1.7 m² (18.3 ft²)</w:t>
+      </w:r>
+    </w:p>
+    <w:p>
+      <w:pPr>
+        <w:pStyle w:val="ListBullet"/>
+      </w:pPr>
+      <w:r>
+        <w:t>Material: Stainless Steel Austenitic</w:t>
+      </w:r>
+    </w:p>
+    <w:p>
+      <w:pPr>
+        <w:pStyle w:val="ListBullet"/>
+      </w:pPr>
+      <w:r>
+        <w:t>Condition: Good used</w:t>
+      </w:r>
+    </w:p>
+    <w:p>
+      <w:hyperlink r:id="rId31">
+        <w:r>
+          <w:rPr>
+            <w:color w:val="1155CC"/>
+            <w:u w:val="single"/>
+          </w:rPr>
+          <w:t xml:space="preserve">View Specs</w:t>
+        </w:r>
+      </w:hyperlink>
+      <w:r>
+        <w:t xml:space="preserve"> | </w:t>
+      </w:r>
+      <w:hyperlink r:id="rId31">
+        <w:r>
+          <w:rPr>
+            <w:color w:val="1155CC"/>
+            <w:u w:val="single"/>
+          </w:rPr>
+          <w:t xml:space="preserve">View IPP# 219594</w:t>
+        </w:r>
+      </w:hyperlink>
+    </w:p>
+    <w:p>
+      <w:hyperlink r:id="rId32">
+        <w:r>
+          <w:rPr>
+            <w:color w:val="1155CC"/>
+            <w:u w:val="single"/>
+          </w:rPr>
+          <w:t xml:space="preserve">Browse All Siebtechnik Pusher Centrifuges on IMS</w:t>
+        </w:r>
+      </w:hyperlink>
+    </w:p>
+    <w:p>
+      <w:r>
+        <w:rPr>
+          <w:color w:val="AAAAAA"/>
+        </w:rPr>
+        <w:t>────────────────────────────────────────────────────────────</w:t>
+      </w:r>
+    </w:p>
+    <w:p>
+      <w:pPr>
+        <w:pStyle w:val="Heading2"/>
+      </w:pPr>
+      <w:r>
+        <w:t>Buy Pusher Centrifuges for Sale by Condition</w:t>
+      </w:r>
+    </w:p>
+    <w:p>
+      <w:r>
+        <w:t>Every pusher centrifuge in stock falls under one of two IMS condition grades: used and refurbished/rebuilt.</w:t>
+      </w:r>
+    </w:p>
+    <w:p>
+      <w:pPr>
+        <w:pStyle w:val="Heading3"/>
+      </w:pPr>
+      <w:r>
+        <w:t>Buy Good Used Pusher Centrifuges</w:t>
+      </w:r>
+    </w:p>
+    <w:p>
+      <w:r>
+        <w:t>Good used pusher centrifuges make up most of IPP's inventory, each listed with its basket diameter, basket stages, maximum speed and motor power.</w:t>
+      </w:r>
+    </w:p>
+    <w:p>
+      <w:pPr>
+        <w:pStyle w:val="Heading4"/>
+      </w:pPr>
+      <w:r>
+        <w:t>Escher Wyss P500/2 SS 316, 500 mm (19.7 in) ([IPP# 232745](https://ims.internationalprocessplants.com/inventory/equipment/detail/pusher-centrifuge/232745))</w:t>
+      </w:r>
+    </w:p>
+    <w:p>
+      <w:r>
+        <w:t>Good used Escher Wyss P500/2 pusher centrifuge with a stainless steel 316 basket, 500 mm (19.7 in) basket diameter and two basket stages.</w:t>
+      </w:r>
+    </w:p>
+    <w:p>
+      <w:pPr>
+        <w:pStyle w:val="ListBullet"/>
+      </w:pPr>
+      <w:r>
+        <w:t>Basket Diameter: 500 mm (19.7 in)</w:t>
+      </w:r>
+    </w:p>
+    <w:p>
+      <w:pPr>
+        <w:pStyle w:val="ListBullet"/>
+      </w:pPr>
+      <w:r>
+        <w:t>Basket Stages: 2</w:t>
+      </w:r>
+    </w:p>
+    <w:p>
+      <w:pPr>
+        <w:pStyle w:val="ListBullet"/>
+      </w:pPr>
+      <w:r>
+        <w:t>Maximum Speed: 2,200 rpm</w:t>
+      </w:r>
+    </w:p>
+    <w:p>
+      <w:pPr>
+        <w:pStyle w:val="ListBullet"/>
+      </w:pPr>
+      <w:r>
+        <w:t>Motor Power: 30 kW (40.2 HP)</w:t>
+      </w:r>
+    </w:p>
+    <w:p>
+      <w:pPr>
+        <w:pStyle w:val="ListBullet"/>
+      </w:pPr>
+      <w:r>
+        <w:t>Material: Stainless Steel 316</w:t>
+      </w:r>
+    </w:p>
+    <w:p>
+      <w:pPr>
+        <w:pStyle w:val="ListBullet"/>
+      </w:pPr>
+      <w:r>
+        <w:t>Condition: Good used</w:t>
+      </w:r>
+    </w:p>
+    <w:p>
+      <w:hyperlink r:id="rId14">
+        <w:r>
+          <w:rPr>
+            <w:color w:val="1155CC"/>
+            <w:u w:val="single"/>
+          </w:rPr>
+          <w:t xml:space="preserve">View Specs</w:t>
+        </w:r>
+      </w:hyperlink>
+      <w:r>
+        <w:t xml:space="preserve"> | </w:t>
+      </w:r>
+      <w:hyperlink r:id="rId14">
+        <w:r>
+          <w:rPr>
+            <w:color w:val="1155CC"/>
+            <w:u w:val="single"/>
+          </w:rPr>
+          <w:t xml:space="preserve">View IPP# 232745</w:t>
+        </w:r>
+      </w:hyperlink>
+    </w:p>
+    <w:p>
+      <w:pPr>
+        <w:pStyle w:val="Heading4"/>
+      </w:pPr>
+      <w:r>
+        <w:t>Krauss Maffei SS 316, 686 mm (27 in) ([IPP# 87347](https://ims.internationalprocessplants.com/inventory/equipment/detail/pusher-centrifuge/87347))</w:t>
+      </w:r>
+    </w:p>
+    <w:p>
+      <w:r>
+        <w:t>Good used Krauss Maffei pusher centrifuge with a stainless steel 316 basket, 686 mm (27 in) basket diameter and a single basket stage.</w:t>
+      </w:r>
+    </w:p>
+    <w:p>
+      <w:pPr>
+        <w:pStyle w:val="ListBullet"/>
+      </w:pPr>
+      <w:r>
+        <w:t>Basket Diameter: 686 mm (27 in)</w:t>
+      </w:r>
+    </w:p>
+    <w:p>
+      <w:pPr>
+        <w:pStyle w:val="ListBullet"/>
+      </w:pPr>
+      <w:r>
+        <w:t>Basket Stages: 1</w:t>
+      </w:r>
+    </w:p>
+    <w:p>
+      <w:pPr>
+        <w:pStyle w:val="ListBullet"/>
+      </w:pPr>
+      <w:r>
+        <w:t>Basket Depth: 686 mm (27 in)</w:t>
+      </w:r>
+    </w:p>
+    <w:p>
+      <w:pPr>
+        <w:pStyle w:val="ListBullet"/>
+      </w:pPr>
+      <w:r>
+        <w:t>Maximum Speed: 1,000 rpm</w:t>
+      </w:r>
+    </w:p>
+    <w:p>
+      <w:pPr>
+        <w:pStyle w:val="ListBullet"/>
+      </w:pPr>
+      <w:r>
+        <w:t>Motor Power: 22.4 kW (30 HP)</w:t>
+      </w:r>
+    </w:p>
+    <w:p>
+      <w:pPr>
+        <w:pStyle w:val="ListBullet"/>
+      </w:pPr>
+      <w:r>
+        <w:t>Material: Stainless Steel 316</w:t>
+      </w:r>
+    </w:p>
+    <w:p>
+      <w:pPr>
+        <w:pStyle w:val="ListBullet"/>
+      </w:pPr>
+      <w:r>
+        <w:t>Condition: Good used</w:t>
+      </w:r>
+    </w:p>
+    <w:p>
+      <w:hyperlink r:id="rId19">
+        <w:r>
+          <w:rPr>
+            <w:color w:val="1155CC"/>
+            <w:u w:val="single"/>
+          </w:rPr>
+          <w:t xml:space="preserve">View Specs</w:t>
+        </w:r>
+      </w:hyperlink>
+      <w:r>
+        <w:t xml:space="preserve"> | </w:t>
+      </w:r>
+      <w:hyperlink r:id="rId19">
+        <w:r>
+          <w:rPr>
+            <w:color w:val="1155CC"/>
+            <w:u w:val="single"/>
+          </w:rPr>
+          <w:t xml:space="preserve">View IPP# 87347</w:t>
+        </w:r>
+      </w:hyperlink>
+    </w:p>
+    <w:p>
+      <w:pPr>
+        <w:pStyle w:val="Heading4"/>
+      </w:pPr>
+      <w:r>
+        <w:t>Krauss Maffei SB 1000/2 SS 304, 1,050 mm (40.6 in) ([IPP# 240173](https://ims.internationalprocessplants.com/inventory/equipment/detail/pusher-centrifuge/240173))</w:t>
+      </w:r>
+    </w:p>
+    <w:p>
+      <w:r>
+        <w:t>Good used Krauss Maffei SB 1000/2 pusher centrifuge with a stainless steel 304 basket and 1,050 mm (40.6 in) basket diameter.</w:t>
+      </w:r>
+    </w:p>
+    <w:p>
+      <w:pPr>
+        <w:pStyle w:val="ListBullet"/>
+      </w:pPr>
+      <w:r>
+        <w:t>Basket Diameter: 1,050 mm (40.6 in)</w:t>
+      </w:r>
+    </w:p>
+    <w:p>
+      <w:pPr>
+        <w:pStyle w:val="ListBullet"/>
+      </w:pPr>
+      <w:r>
+        <w:t>Basket Depth: 315 mm (12.4 in)</w:t>
+      </w:r>
+    </w:p>
+    <w:p>
+      <w:pPr>
+        <w:pStyle w:val="ListBullet"/>
+      </w:pPr>
+      <w:r>
+        <w:t>Maximum Speed: 1,800 rpm</w:t>
+      </w:r>
+    </w:p>
+    <w:p>
+      <w:pPr>
+        <w:pStyle w:val="ListBullet"/>
+      </w:pPr>
+      <w:r>
+        <w:t>Motor Power: 93.2 kW (125 HP)</w:t>
+      </w:r>
+    </w:p>
+    <w:p>
+      <w:pPr>
+        <w:pStyle w:val="ListBullet"/>
+      </w:pPr>
+      <w:r>
+        <w:t>Filtration Area: 2.1 m² (23 ft²)</w:t>
+      </w:r>
+    </w:p>
+    <w:p>
+      <w:pPr>
+        <w:pStyle w:val="ListBullet"/>
+      </w:pPr>
+      <w:r>
+        <w:t>Material: Stainless Steel 304</w:t>
+      </w:r>
+    </w:p>
+    <w:p>
+      <w:pPr>
+        <w:pStyle w:val="ListBullet"/>
+      </w:pPr>
+      <w:r>
+        <w:t>Condition: Good used</w:t>
+      </w:r>
+    </w:p>
+    <w:p>
+      <w:hyperlink r:id="rId22">
+        <w:r>
+          <w:rPr>
+            <w:color w:val="1155CC"/>
+            <w:u w:val="single"/>
+          </w:rPr>
+          <w:t xml:space="preserve">View Specs</w:t>
+        </w:r>
+      </w:hyperlink>
+      <w:r>
+        <w:t xml:space="preserve"> | </w:t>
+      </w:r>
+      <w:hyperlink r:id="rId22">
+        <w:r>
+          <w:rPr>
+            <w:color w:val="1155CC"/>
+            <w:u w:val="single"/>
+          </w:rPr>
+          <w:t xml:space="preserve">View IPP# 240173</w:t>
+        </w:r>
+      </w:hyperlink>
+    </w:p>
+    <w:p>
+      <w:hyperlink r:id="rId33">
+        <w:r>
+          <w:rPr>
+            <w:color w:val="1155CC"/>
+            <w:u w:val="single"/>
+          </w:rPr>
+          <w:t xml:space="preserve">Browse All Good Used Units on IMS</w:t>
+        </w:r>
+      </w:hyperlink>
+    </w:p>
+    <w:p>
+      <w:pPr>
+        <w:pStyle w:val="Heading3"/>
+      </w:pPr>
+      <w:r>
+        <w:t>Buy Refurbished Pusher Centrifuges</w:t>
+      </w:r>
+    </w:p>
+    <w:p>
+      <w:r>
+        <w:t>Refurbished pusher centrifuges in IPP's inventory include Andritz SZ400/2, Escher Wyss P-3, P-5 and S-700 and Krauss Maffei SV70 units, listed on IMS with the condition grade Refurbished/Rebuilt.</w:t>
+      </w:r>
+    </w:p>
+    <w:p>
+      <w:pPr>
+        <w:pStyle w:val="Heading4"/>
+      </w:pPr>
+      <w:r>
+        <w:t>[Refurbished] Krauss Maffei SV70 SS 316, 700 mm (27.6 in) ([IPP# 704397](https://ims.internationalprocessplants.com/inventory/equipment/detail/pusher-centrifuge/704397))</w:t>
+      </w:r>
+    </w:p>
+    <w:p>
+      <w:r>
+        <w:t>Refurbished Krauss Maffei SV70 pusher centrifuge with a stainless steel 316 basket, 700 mm (27.6 in) basket diameter and a single basket stage.</w:t>
+      </w:r>
+    </w:p>
+    <w:p>
+      <w:pPr>
+        <w:pStyle w:val="ListBullet"/>
+      </w:pPr>
+      <w:r>
+        <w:t>Basket Diameter: 700 mm (27.6 in)</w:t>
+      </w:r>
+    </w:p>
+    <w:p>
+      <w:pPr>
+        <w:pStyle w:val="ListBullet"/>
+      </w:pPr>
+      <w:r>
+        <w:t>Basket Stages: 1</w:t>
+      </w:r>
+    </w:p>
+    <w:p>
+      <w:pPr>
+        <w:pStyle w:val="ListBullet"/>
+      </w:pPr>
+      <w:r>
+        <w:t>Maximum Speed: 1,450 rpm</w:t>
+      </w:r>
+    </w:p>
+    <w:p>
+      <w:pPr>
+        <w:pStyle w:val="ListBullet"/>
+      </w:pPr>
+      <w:r>
+        <w:t>Motor Power: 18.5 kW (24.8 HP)</w:t>
+      </w:r>
+    </w:p>
+    <w:p>
+      <w:pPr>
+        <w:pStyle w:val="ListBullet"/>
+      </w:pPr>
+      <w:r>
+        <w:t>Material: Stainless Steel 316</w:t>
+      </w:r>
+    </w:p>
+    <w:p>
+      <w:pPr>
+        <w:pStyle w:val="ListBullet"/>
+      </w:pPr>
+      <w:r>
+        <w:t>Condition: Refurbished</w:t>
+      </w:r>
+    </w:p>
+    <w:p>
+      <w:hyperlink r:id="rId18">
+        <w:r>
+          <w:rPr>
+            <w:color w:val="1155CC"/>
+            <w:u w:val="single"/>
+          </w:rPr>
+          <w:t xml:space="preserve">View Specs</w:t>
+        </w:r>
+      </w:hyperlink>
+      <w:r>
+        <w:t xml:space="preserve"> | </w:t>
+      </w:r>
+      <w:hyperlink r:id="rId18">
+        <w:r>
+          <w:rPr>
+            <w:color w:val="1155CC"/>
+            <w:u w:val="single"/>
+          </w:rPr>
           <w:t xml:space="preserve">View IPP# 704397</w:t>
         </w:r>
       </w:hyperlink>
@@ -1353,12 +2699,12 @@
         <w:pStyle w:val="Heading4"/>
       </w:pPr>
       <w:r>
-        <w:t>Krauss Maffei SS 316, 686 mm (27 in) ([IPP# 87347](https://ims.internationalprocessplants.com/inventory/equipment/detail/pusher-centrifuge/87347))</w:t>
-      </w:r>
-    </w:p>
-    <w:p>
-      <w:r>
-        <w:t>Good used Krauss Maffei pusher centrifuge with a stainless steel 316 basket, 686 mm (27 in) basket diameter and a single basket stage.</w:t>
+        <w:t>[Refurbished] Andritz SZ400/2 SS 317, 400 mm (15.7 in) ([IPP# 232767](https://ims.internationalprocessplants.com/inventory/equipment/detail/pusher-centrifuge/232767))</w:t>
+      </w:r>
+    </w:p>
+    <w:p>
+      <w:r>
+        <w:t>Refurbished Andritz SZ400/2 pusher centrifuge with a stainless steel 317 basket, 400 mm (15.7 in) basket diameter and two basket stages.</w:t>
       </w:r>
     </w:p>
     <w:p>
@@ -1366,7 +2712,7 @@
         <w:pStyle w:val="ListBullet"/>
       </w:pPr>
       <w:r>
-        <w:t>Basket Diameter: 686 mm (27 in)</w:t>
+        <w:t>Basket Diameter: 400 mm (15.7 in)</w:t>
       </w:r>
     </w:p>
     <w:p>
@@ -1374,7 +2720,7 @@
         <w:pStyle w:val="ListBullet"/>
       </w:pPr>
       <w:r>
-        <w:t>Basket Stages: 1</w:t>
+        <w:t>Basket Stages: 2</w:t>
       </w:r>
     </w:p>
     <w:p>
@@ -1382,7 +2728,7 @@
         <w:pStyle w:val="ListBullet"/>
       </w:pPr>
       <w:r>
-        <w:t>Basket Depth: 686 mm (27 in)</w:t>
+        <w:t>Basket Depth: 344 mm (13.5 in)</w:t>
       </w:r>
     </w:p>
     <w:p>
@@ -1390,7 +2736,7 @@
         <w:pStyle w:val="ListBullet"/>
       </w:pPr>
       <w:r>
-        <w:t>Maximum Speed: 1,000 rpm</w:t>
+        <w:t>Maximum Speed: 1,600 rpm</w:t>
       </w:r>
     </w:p>
     <w:p>
@@ -1398,7 +2744,7 @@
         <w:pStyle w:val="ListBullet"/>
       </w:pPr>
       <w:r>
-        <w:t>Motor Power: 22.4 kW (30 HP)</w:t>
+        <w:t>Motor Power: 15 kW (20.1 HP)</w:t>
       </w:r>
     </w:p>
     <w:p>
@@ -1406,7 +2752,7 @@
         <w:pStyle w:val="ListBullet"/>
       </w:pPr>
       <w:r>
-        <w:t>Material: Stainless Steel 316</w:t>
+        <w:t>Material: Stainless Steel 317</w:t>
       </w:r>
     </w:p>
     <w:p>
@@ -1414,7 +2760,83 @@
         <w:pStyle w:val="ListBullet"/>
       </w:pPr>
       <w:r>
-        <w:t>Condition: Good used</w:t>
+        <w:t>Condition: Refurbished</w:t>
+      </w:r>
+    </w:p>
+    <w:p>
+      <w:hyperlink r:id="rId15">
+        <w:r>
+          <w:rPr>
+            <w:color w:val="1155CC"/>
+            <w:u w:val="single"/>
+          </w:rPr>
+          <w:t xml:space="preserve">View Specs</w:t>
+        </w:r>
+      </w:hyperlink>
+      <w:r>
+        <w:t xml:space="preserve"> | </w:t>
+      </w:r>
+      <w:hyperlink r:id="rId15">
+        <w:r>
+          <w:rPr>
+            <w:color w:val="1155CC"/>
+            <w:u w:val="single"/>
+          </w:rPr>
+          <w:t xml:space="preserve">View IPP# 232767</w:t>
+        </w:r>
+      </w:hyperlink>
+    </w:p>
+    <w:p>
+      <w:pPr>
+        <w:pStyle w:val="Heading4"/>
+      </w:pPr>
+      <w:r>
+        <w:t>[Refurbished] Escher Wyss P-3 Hastelloy, 400 mm (15.7 in) ([IPP# 39548](https://ims.internationalprocessplants.com/inventory/equipment/detail/pusher-centrifuge/39548))</w:t>
+      </w:r>
+    </w:p>
+    <w:p>
+      <w:r>
+        <w:t>Refurbished Escher Wyss P-3 pusher centrifuge with a Hastelloy basket, 400 mm (15.7 in) basket diameter and two basket stages.</w:t>
+      </w:r>
+    </w:p>
+    <w:p>
+      <w:pPr>
+        <w:pStyle w:val="ListBullet"/>
+      </w:pPr>
+      <w:r>
+        <w:t>Basket Diameter: 400 mm (15.7 in)</w:t>
+      </w:r>
+    </w:p>
+    <w:p>
+      <w:pPr>
+        <w:pStyle w:val="ListBullet"/>
+      </w:pPr>
+      <w:r>
+        <w:t>Basket Stages: 2</w:t>
+      </w:r>
+    </w:p>
+    <w:p>
+      <w:pPr>
+        <w:pStyle w:val="ListBullet"/>
+      </w:pPr>
+      <w:r>
+        <w:t>Motor Power: 18.6 kW (25 HP)</w:t>
+      </w:r>
+    </w:p>
+    <w:p>
+      <w:pPr>
+        <w:pStyle w:val="ListBullet"/>
+      </w:pPr>
+      <w:r>
+        <w:t>Material: Hastelloy</w:t>
+      </w:r>
+    </w:p>
+    <w:p>
+      <w:pPr>
+        <w:pStyle w:val="ListBullet"/>
+      </w:pPr>
+      <w:r>
+        <w:t>Condition: Refurbished</w:t>
       </w:r>
     </w:p>
     <w:p>
@@ -1436,1369 +2858,12 @@
             <w:color w:val="1155CC"/>
             <w:u w:val="single"/>
           </w:rPr>
-          <w:t xml:space="preserve">View IPP# 87347</w:t>
-        </w:r>
-      </w:hyperlink>
-    </w:p>
-    <w:p>
-      <w:pPr>
-        <w:pStyle w:val="Heading4"/>
-      </w:pPr>
-      <w:r>
-        <w:t>Krauss Maffei SB 1000/2 SS 304, 1,050 mm (40.6 in) ([IPP# 240173](https://ims.internationalprocessplants.com/inventory/equipment/detail/pusher-centrifuge/240173))</w:t>
-      </w:r>
-    </w:p>
-    <w:p>
-      <w:r>
-        <w:t>Good used Krauss Maffei SB 1000/2 pusher centrifuge with a stainless steel 304 basket and 1,050 mm (40.6 in) basket diameter.</w:t>
-      </w:r>
-    </w:p>
-    <w:p>
-      <w:pPr>
-        <w:pStyle w:val="ListBullet"/>
-      </w:pPr>
-      <w:r>
-        <w:t>Basket Diameter: 1,050 mm (40.6 in)</w:t>
-      </w:r>
-    </w:p>
-    <w:p>
-      <w:pPr>
-        <w:pStyle w:val="ListBullet"/>
-      </w:pPr>
-      <w:r>
-        <w:t>Basket Depth: 315 mm (12.4 in)</w:t>
-      </w:r>
-    </w:p>
-    <w:p>
-      <w:pPr>
-        <w:pStyle w:val="ListBullet"/>
-      </w:pPr>
-      <w:r>
-        <w:t>Maximum Speed: 1,800 rpm</w:t>
-      </w:r>
-    </w:p>
-    <w:p>
-      <w:pPr>
-        <w:pStyle w:val="ListBullet"/>
-      </w:pPr>
-      <w:r>
-        <w:t>Motor Power: 93.2 kW (125 HP)</w:t>
-      </w:r>
-    </w:p>
-    <w:p>
-      <w:pPr>
-        <w:pStyle w:val="ListBullet"/>
-      </w:pPr>
-      <w:r>
-        <w:t>Filtration Area: 2.1 m² (23 ft²)</w:t>
-      </w:r>
-    </w:p>
-    <w:p>
-      <w:pPr>
-        <w:pStyle w:val="ListBullet"/>
-      </w:pPr>
-      <w:r>
-        <w:t>Material: Stainless Steel 304</w:t>
-      </w:r>
-    </w:p>
-    <w:p>
-      <w:pPr>
-        <w:pStyle w:val="ListBullet"/>
-      </w:pPr>
-      <w:r>
-        <w:t>Condition: Good used</w:t>
-      </w:r>
-    </w:p>
-    <w:p>
-      <w:hyperlink r:id="rId19">
-        <w:r>
-          <w:rPr>
-            <w:color w:val="1155CC"/>
-            <w:u w:val="single"/>
-          </w:rPr>
-          <w:t xml:space="preserve">View Specs</w:t>
-        </w:r>
-      </w:hyperlink>
-      <w:r>
-        <w:t xml:space="preserve"> | </w:t>
-      </w:r>
-      <w:hyperlink r:id="rId19">
-        <w:r>
-          <w:rPr>
-            <w:color w:val="1155CC"/>
-            <w:u w:val="single"/>
-          </w:rPr>
-          <w:t xml:space="preserve">View IPP# 240173</w:t>
-        </w:r>
-      </w:hyperlink>
-    </w:p>
-    <w:p>
-      <w:hyperlink r:id="rId23">
-        <w:r>
-          <w:rPr>
-            <w:color w:val="1155CC"/>
-            <w:u w:val="single"/>
-          </w:rPr>
-          <w:t xml:space="preserve">Browse All Krauss Maffei Pusher Centrifuges on IMS</w:t>
-        </w:r>
-      </w:hyperlink>
-    </w:p>
-    <w:p>
-      <w:pPr>
-        <w:pStyle w:val="Heading3"/>
-      </w:pPr>
-      <w:r>
-        <w:t>Buy Used Escher Wyss Pusher Centrifuges for Sale</w:t>
-      </w:r>
-    </w:p>
-    <w:p>
-      <w:r>
-        <w:t>Escher Wyss pusher centrifuges in IPP's inventory include P500/2, P-3, P-5 and S-700 models with stainless steel 316 and Hastelloy baskets from 400 mm (15.7 in) to 1,050 mm (41.9 in).</w:t>
-      </w:r>
-    </w:p>
-    <w:p>
-      <w:pPr>
-        <w:pStyle w:val="Heading4"/>
-      </w:pPr>
-      <w:r>
-        <w:t>Escher Wyss P500/2 SS 316, 500 mm (19.7 in) ([IPP# 232745](https://ims.internationalprocessplants.com/inventory/equipment/detail/pusher-centrifuge/232745))</w:t>
-      </w:r>
-    </w:p>
-    <w:p>
-      <w:r>
-        <w:t>Good used Escher Wyss P500/2 pusher centrifuge with a stainless steel 316 basket, 500 mm (19.7 in) basket diameter and two basket stages.</w:t>
-      </w:r>
-    </w:p>
-    <w:p>
-      <w:pPr>
-        <w:pStyle w:val="ListBullet"/>
-      </w:pPr>
-      <w:r>
-        <w:t>Basket Diameter: 500 mm (19.7 in)</w:t>
-      </w:r>
-    </w:p>
-    <w:p>
-      <w:pPr>
-        <w:pStyle w:val="ListBullet"/>
-      </w:pPr>
-      <w:r>
-        <w:t>Basket Stages: 2</w:t>
-      </w:r>
-    </w:p>
-    <w:p>
-      <w:pPr>
-        <w:pStyle w:val="ListBullet"/>
-      </w:pPr>
-      <w:r>
-        <w:t>Maximum Speed: 2,200 rpm</w:t>
-      </w:r>
-    </w:p>
-    <w:p>
-      <w:pPr>
-        <w:pStyle w:val="ListBullet"/>
-      </w:pPr>
-      <w:r>
-        <w:t>Motor Power: 30 kW (40.2 HP)</w:t>
-      </w:r>
-    </w:p>
-    <w:p>
-      <w:pPr>
-        <w:pStyle w:val="ListBullet"/>
-      </w:pPr>
-      <w:r>
-        <w:t>Material: Stainless Steel 316</w:t>
-      </w:r>
-    </w:p>
-    <w:p>
-      <w:pPr>
-        <w:pStyle w:val="ListBullet"/>
-      </w:pPr>
-      <w:r>
-        <w:t>Condition: Good used</w:t>
-      </w:r>
-    </w:p>
-    <w:p>
-      <w:hyperlink r:id="rId11">
-        <w:r>
-          <w:rPr>
-            <w:color w:val="1155CC"/>
-            <w:u w:val="single"/>
-          </w:rPr>
-          <w:t xml:space="preserve">View Specs</w:t>
-        </w:r>
-      </w:hyperlink>
-      <w:r>
-        <w:t xml:space="preserve"> | </w:t>
-      </w:r>
-      <w:hyperlink r:id="rId11">
-        <w:r>
-          <w:rPr>
-            <w:color w:val="1155CC"/>
-            <w:u w:val="single"/>
-          </w:rPr>
-          <w:t xml:space="preserve">View IPP# 232745</w:t>
-        </w:r>
-      </w:hyperlink>
-    </w:p>
-    <w:p>
-      <w:pPr>
-        <w:pStyle w:val="Heading4"/>
-      </w:pPr>
-      <w:r>
-        <w:t>[Refurbished] Escher Wyss P-3 Hastelloy, 400 mm (15.7 in) ([IPP# 39548](https://ims.internationalprocessplants.com/inventory/equipment/detail/pusher-centrifuge/39548))</w:t>
-      </w:r>
-    </w:p>
-    <w:p>
-      <w:r>
-        <w:t>Refurbished Escher Wyss P-3 pusher centrifuge with a Hastelloy basket, 400 mm (15.7 in) basket diameter and two basket stages.</w:t>
-      </w:r>
-    </w:p>
-    <w:p>
-      <w:pPr>
-        <w:pStyle w:val="ListBullet"/>
-      </w:pPr>
-      <w:r>
-        <w:t>Basket Diameter: 400 mm (15.7 in)</w:t>
-      </w:r>
-    </w:p>
-    <w:p>
-      <w:pPr>
-        <w:pStyle w:val="ListBullet"/>
-      </w:pPr>
-      <w:r>
-        <w:t>Basket Stages: 2</w:t>
-      </w:r>
-    </w:p>
-    <w:p>
-      <w:pPr>
-        <w:pStyle w:val="ListBullet"/>
-      </w:pPr>
-      <w:r>
-        <w:t>Motor Power: 18.6 kW (25 HP)</w:t>
-      </w:r>
-    </w:p>
-    <w:p>
-      <w:pPr>
-        <w:pStyle w:val="ListBullet"/>
-      </w:pPr>
-      <w:r>
-        <w:t>Material: Hastelloy</w:t>
-      </w:r>
-    </w:p>
-    <w:p>
-      <w:pPr>
-        <w:pStyle w:val="ListBullet"/>
-      </w:pPr>
-      <w:r>
-        <w:t>Condition: Refurbished</w:t>
-      </w:r>
-    </w:p>
-    <w:p>
-      <w:hyperlink r:id="rId13">
-        <w:r>
-          <w:rPr>
-            <w:color w:val="1155CC"/>
-            <w:u w:val="single"/>
-          </w:rPr>
-          <w:t xml:space="preserve">View Specs</w:t>
-        </w:r>
-      </w:hyperlink>
-      <w:r>
-        <w:t xml:space="preserve"> | </w:t>
-      </w:r>
-      <w:hyperlink r:id="rId13">
-        <w:r>
-          <w:rPr>
-            <w:color w:val="1155CC"/>
-            <w:u w:val="single"/>
-          </w:rPr>
           <w:t xml:space="preserve">View IPP# 39548</w:t>
         </w:r>
       </w:hyperlink>
     </w:p>
     <w:p>
-      <w:pPr>
-        <w:pStyle w:val="Heading4"/>
-      </w:pPr>
-      <w:r>
-        <w:t>[Refurbished] Escher Wyss Type P-3 Hastelloy, 400 mm (15.7 in) ([IPP# 39547](https://ims.internationalprocessplants.com/inventory/equipment/detail/pusher-centrifuge/39547))</w:t>
-      </w:r>
-    </w:p>
-    <w:p>
-      <w:r>
-        <w:t>Refurbished Escher Wyss Type P-3 pusher centrifuge with a Hastelloy basket, 400 mm (15.7 in) basket diameter and two basket stages.</w:t>
-      </w:r>
-    </w:p>
-    <w:p>
-      <w:pPr>
-        <w:pStyle w:val="ListBullet"/>
-      </w:pPr>
-      <w:r>
-        <w:t>Basket Diameter: 400 mm (15.7 in)</w:t>
-      </w:r>
-    </w:p>
-    <w:p>
-      <w:pPr>
-        <w:pStyle w:val="ListBullet"/>
-      </w:pPr>
-      <w:r>
-        <w:t>Basket Stages: 2</w:t>
-      </w:r>
-    </w:p>
-    <w:p>
-      <w:pPr>
-        <w:pStyle w:val="ListBullet"/>
-      </w:pPr>
-      <w:r>
-        <w:t>Motor Power: 22 kW (29.5 HP)</w:t>
-      </w:r>
-    </w:p>
-    <w:p>
-      <w:pPr>
-        <w:pStyle w:val="ListBullet"/>
-      </w:pPr>
-      <w:r>
-        <w:t>Material: Hastelloy</w:t>
-      </w:r>
-    </w:p>
-    <w:p>
-      <w:pPr>
-        <w:pStyle w:val="ListBullet"/>
-      </w:pPr>
-      <w:r>
-        <w:t>Condition: Refurbished</w:t>
-      </w:r>
-    </w:p>
-    <w:p>
-      <w:hyperlink r:id="rId24">
-        <w:r>
-          <w:rPr>
-            <w:color w:val="1155CC"/>
-            <w:u w:val="single"/>
-          </w:rPr>
-          <w:t xml:space="preserve">View Specs</w:t>
-        </w:r>
-      </w:hyperlink>
-      <w:r>
-        <w:t xml:space="preserve"> | </w:t>
-      </w:r>
-      <w:hyperlink r:id="rId24">
-        <w:r>
-          <w:rPr>
-            <w:color w:val="1155CC"/>
-            <w:u w:val="single"/>
-          </w:rPr>
-          <w:t xml:space="preserve">View IPP# 39547</w:t>
-        </w:r>
-      </w:hyperlink>
-    </w:p>
-    <w:p>
-      <w:hyperlink r:id="rId25">
-        <w:r>
-          <w:rPr>
-            <w:color w:val="1155CC"/>
-            <w:u w:val="single"/>
-          </w:rPr>
-          <w:t xml:space="preserve">Browse All Escher Wyss Pusher Centrifuges on IMS</w:t>
-        </w:r>
-      </w:hyperlink>
-    </w:p>
-    <w:p>
-      <w:pPr>
-        <w:pStyle w:val="Heading3"/>
-      </w:pPr>
-      <w:r>
-        <w:t>Buy Used Andritz Pusher Centrifuges for Sale</w:t>
-      </w:r>
-    </w:p>
-    <w:p>
-      <w:r>
-        <w:t>Each Andritz pusher centrifuge in stock is an SZ400/2 two-stage machine with a 400 mm (15.7 in) SS 317 basket, listed on IMS as refurbished.</w:t>
-      </w:r>
-    </w:p>
-    <w:p>
-      <w:pPr>
-        <w:pStyle w:val="Heading4"/>
-      </w:pPr>
-      <w:r>
-        <w:t>[Refurbished] Andritz SZ400/2 SS 317, 400 mm (15.7 in) ([IPP# 232767](https://ims.internationalprocessplants.com/inventory/equipment/detail/pusher-centrifuge/232767))</w:t>
-      </w:r>
-    </w:p>
-    <w:p>
-      <w:r>
-        <w:t>Refurbished Andritz SZ400/2 pusher centrifuge with a stainless steel 317 basket, 400 mm (15.7 in) basket diameter and two basket stages.</w:t>
-      </w:r>
-    </w:p>
-    <w:p>
-      <w:pPr>
-        <w:pStyle w:val="ListBullet"/>
-      </w:pPr>
-      <w:r>
-        <w:t>Basket Diameter: 400 mm (15.7 in)</w:t>
-      </w:r>
-    </w:p>
-    <w:p>
-      <w:pPr>
-        <w:pStyle w:val="ListBullet"/>
-      </w:pPr>
-      <w:r>
-        <w:t>Basket Stages: 2</w:t>
-      </w:r>
-    </w:p>
-    <w:p>
-      <w:pPr>
-        <w:pStyle w:val="ListBullet"/>
-      </w:pPr>
-      <w:r>
-        <w:t>Basket Depth: 344 mm (13.5 in)</w:t>
-      </w:r>
-    </w:p>
-    <w:p>
-      <w:pPr>
-        <w:pStyle w:val="ListBullet"/>
-      </w:pPr>
-      <w:r>
-        <w:t>Maximum Speed: 1,600 rpm</w:t>
-      </w:r>
-    </w:p>
-    <w:p>
-      <w:pPr>
-        <w:pStyle w:val="ListBullet"/>
-      </w:pPr>
-      <w:r>
-        <w:t>Motor Power: 15 kW (20.1 HP)</w:t>
-      </w:r>
-    </w:p>
-    <w:p>
-      <w:pPr>
-        <w:pStyle w:val="ListBullet"/>
-      </w:pPr>
-      <w:r>
-        <w:t>Material: Stainless Steel 317</w:t>
-      </w:r>
-    </w:p>
-    <w:p>
-      <w:pPr>
-        <w:pStyle w:val="ListBullet"/>
-      </w:pPr>
-      <w:r>
-        <w:t>Condition: Refurbished</w:t>
-      </w:r>
-    </w:p>
-    <w:p>
-      <w:hyperlink r:id="rId12">
-        <w:r>
-          <w:rPr>
-            <w:color w:val="1155CC"/>
-            <w:u w:val="single"/>
-          </w:rPr>
-          <w:t xml:space="preserve">View Specs</w:t>
-        </w:r>
-      </w:hyperlink>
-      <w:r>
-        <w:t xml:space="preserve"> | </w:t>
-      </w:r>
-      <w:hyperlink r:id="rId12">
-        <w:r>
-          <w:rPr>
-            <w:color w:val="1155CC"/>
-            <w:u w:val="single"/>
-          </w:rPr>
-          <w:t xml:space="preserve">View IPP# 232767</w:t>
-        </w:r>
-      </w:hyperlink>
-    </w:p>
-    <w:p>
-      <w:pPr>
-        <w:pStyle w:val="Heading4"/>
-      </w:pPr>
-      <w:r>
-        <w:t>[Refurbished] Andritz SZ400/2 SS 317, 400 mm (15.7 in) ([IPP# 232766](https://ims.internationalprocessplants.com/inventory/equipment/detail/pusher-centrifuge/232766))</w:t>
-      </w:r>
-    </w:p>
-    <w:p>
-      <w:r>
-        <w:t>Refurbished Andritz SZ400/2 pusher centrifuge with a stainless steel 317 basket, 400 mm (15.7 in) basket diameter and two basket stages.</w:t>
-      </w:r>
-    </w:p>
-    <w:p>
-      <w:pPr>
-        <w:pStyle w:val="ListBullet"/>
-      </w:pPr>
-      <w:r>
-        <w:t>Basket Diameter: 400 mm (15.7 in)</w:t>
-      </w:r>
-    </w:p>
-    <w:p>
-      <w:pPr>
-        <w:pStyle w:val="ListBullet"/>
-      </w:pPr>
-      <w:r>
-        <w:t>Basket Stages: 2</w:t>
-      </w:r>
-    </w:p>
-    <w:p>
-      <w:pPr>
-        <w:pStyle w:val="ListBullet"/>
-      </w:pPr>
-      <w:r>
-        <w:t>Basket Depth: 356 mm (14 in)</w:t>
-      </w:r>
-    </w:p>
-    <w:p>
-      <w:pPr>
-        <w:pStyle w:val="ListBullet"/>
-      </w:pPr>
-      <w:r>
-        <w:t>Maximum Speed: 1,600 rpm</w:t>
-      </w:r>
-    </w:p>
-    <w:p>
-      <w:pPr>
-        <w:pStyle w:val="ListBullet"/>
-      </w:pPr>
-      <w:r>
-        <w:t>Motor Power: 11 kW (14.8 HP)</w:t>
-      </w:r>
-    </w:p>
-    <w:p>
-      <w:pPr>
-        <w:pStyle w:val="ListBullet"/>
-      </w:pPr>
-      <w:r>
-        <w:t>Material: Stainless Steel 317</w:t>
-      </w:r>
-    </w:p>
-    <w:p>
-      <w:pPr>
-        <w:pStyle w:val="ListBullet"/>
-      </w:pPr>
-      <w:r>
-        <w:t>Condition: Refurbished</w:t>
-      </w:r>
-    </w:p>
-    <w:p>
-      <w:hyperlink r:id="rId26">
-        <w:r>
-          <w:rPr>
-            <w:color w:val="1155CC"/>
-            <w:u w:val="single"/>
-          </w:rPr>
-          <w:t xml:space="preserve">View Specs</w:t>
-        </w:r>
-      </w:hyperlink>
-      <w:r>
-        <w:t xml:space="preserve"> | </w:t>
-      </w:r>
-      <w:hyperlink r:id="rId26">
-        <w:r>
-          <w:rPr>
-            <w:color w:val="1155CC"/>
-            <w:u w:val="single"/>
-          </w:rPr>
-          <w:t xml:space="preserve">View IPP# 232766</w:t>
-        </w:r>
-      </w:hyperlink>
-    </w:p>
-    <w:p>
-      <w:hyperlink r:id="rId27">
-        <w:r>
-          <w:rPr>
-            <w:color w:val="1155CC"/>
-            <w:u w:val="single"/>
-          </w:rPr>
-          <w:t xml:space="preserve">Browse All Andritz Pusher Centrifuges on IMS</w:t>
-        </w:r>
-      </w:hyperlink>
-    </w:p>
-    <w:p>
-      <w:pPr>
-        <w:pStyle w:val="Heading3"/>
-      </w:pPr>
-      <w:r>
-        <w:t>Buy Used Siebtechnik Pusher Centrifuges for Sale</w:t>
-      </w:r>
-    </w:p>
-    <w:p>
-      <w:r>
-        <w:t>Siebtechnik H1000 units in IPP's inventory carry 1,000 mm (39.4 in) austenitic stainless steel baskets with 1.7 m² (18.3 ft²) of filtration area, and IMS lists each used Siebtechnik centrifuge with washing and controls.</w:t>
-      </w:r>
-    </w:p>
-    <w:p>
-      <w:pPr>
-        <w:pStyle w:val="Heading4"/>
-      </w:pPr>
-      <w:r>
-        <w:t>Siebtechnik H1000-K- 10/224-29 Austenitic SS, 1,000 mm (39.4 in) ([IPP# 219589](https://ims.internationalprocessplants.com/inventory/equipment/detail/pusher-centrifuge/219589))</w:t>
-      </w:r>
-    </w:p>
-    <w:p>
-      <w:r>
-        <w:t>Good used Siebtechnik H1000-K- 10/224-29 pusher centrifuge with a stainless steel Austenitic basket and 1,000 mm (39.4 in) basket diameter.</w:t>
-      </w:r>
-    </w:p>
-    <w:p>
-      <w:pPr>
-        <w:pStyle w:val="ListBullet"/>
-      </w:pPr>
-      <w:r>
-        <w:t>Basket Diameter: 1,000 mm (39.4 in)</w:t>
-      </w:r>
-    </w:p>
-    <w:p>
-      <w:pPr>
-        <w:pStyle w:val="ListBullet"/>
-      </w:pPr>
-      <w:r>
-        <w:t>Basket Depth: 670 mm (26.4 in)</w:t>
-      </w:r>
-    </w:p>
-    <w:p>
-      <w:pPr>
-        <w:pStyle w:val="ListBullet"/>
-      </w:pPr>
-      <w:r>
-        <w:t>Maximum Speed: 1,500 rpm</w:t>
-      </w:r>
-    </w:p>
-    <w:p>
-      <w:pPr>
-        <w:pStyle w:val="ListBullet"/>
-      </w:pPr>
-      <w:r>
-        <w:t>Motor Power: 90 kW (120.7 HP)</w:t>
-      </w:r>
-    </w:p>
-    <w:p>
-      <w:pPr>
-        <w:pStyle w:val="ListBullet"/>
-      </w:pPr>
-      <w:r>
-        <w:t>Filtration Area: 1.7 m² (18.3 ft²)</w:t>
-      </w:r>
-    </w:p>
-    <w:p>
-      <w:pPr>
-        <w:pStyle w:val="ListBullet"/>
-      </w:pPr>
-      <w:r>
-        <w:t>Material: Stainless Steel Austenitic</w:t>
-      </w:r>
-    </w:p>
-    <w:p>
-      <w:pPr>
-        <w:pStyle w:val="ListBullet"/>
-      </w:pPr>
-      <w:r>
-        <w:t>Condition: Good used</w:t>
-      </w:r>
-    </w:p>
-    <w:p>
-      <w:hyperlink r:id="rId20">
-        <w:r>
-          <w:rPr>
-            <w:color w:val="1155CC"/>
-            <w:u w:val="single"/>
-          </w:rPr>
-          <w:t xml:space="preserve">View Specs</w:t>
-        </w:r>
-      </w:hyperlink>
-      <w:r>
-        <w:t xml:space="preserve"> | </w:t>
-      </w:r>
-      <w:hyperlink r:id="rId20">
-        <w:r>
-          <w:rPr>
-            <w:color w:val="1155CC"/>
-            <w:u w:val="single"/>
-          </w:rPr>
-          <w:t xml:space="preserve">View IPP# 219589</w:t>
-        </w:r>
-      </w:hyperlink>
-    </w:p>
-    <w:p>
-      <w:pPr>
-        <w:pStyle w:val="Heading4"/>
-      </w:pPr>
-      <w:r>
-        <w:t>Siebtechnik H1000-K- 10/224-29 Austenitic SS, 1,000 mm (39.4 in) ([IPP# 219594](https://ims.internationalprocessplants.com/inventory/equipment/detail/pusher-centrifuge/219594))</w:t>
-      </w:r>
-    </w:p>
-    <w:p>
-      <w:r>
-        <w:t>Good used Siebtechnik H1000-K- 10/224-29 pusher centrifuge with a stainless steel Austenitic basket and 1,000 mm (39.4 in) basket diameter.</w:t>
-      </w:r>
-    </w:p>
-    <w:p>
-      <w:pPr>
-        <w:pStyle w:val="ListBullet"/>
-      </w:pPr>
-      <w:r>
-        <w:t>Basket Diameter: 1,000 mm (39.4 in)</w:t>
-      </w:r>
-    </w:p>
-    <w:p>
-      <w:pPr>
-        <w:pStyle w:val="ListBullet"/>
-      </w:pPr>
-      <w:r>
-        <w:t>Basket Depth: 670 mm (26.4 in)</w:t>
-      </w:r>
-    </w:p>
-    <w:p>
-      <w:pPr>
-        <w:pStyle w:val="ListBullet"/>
-      </w:pPr>
-      <w:r>
-        <w:t>Maximum Speed: 1,500 rpm</w:t>
-      </w:r>
-    </w:p>
-    <w:p>
-      <w:pPr>
-        <w:pStyle w:val="ListBullet"/>
-      </w:pPr>
-      <w:r>
-        <w:t>Motor Power: 90 kW (120.7 HP)</w:t>
-      </w:r>
-    </w:p>
-    <w:p>
-      <w:pPr>
-        <w:pStyle w:val="ListBullet"/>
-      </w:pPr>
-      <w:r>
-        <w:t>Filtration Area: 1.7 m² (18.3 ft²)</w:t>
-      </w:r>
-    </w:p>
-    <w:p>
-      <w:pPr>
-        <w:pStyle w:val="ListBullet"/>
-      </w:pPr>
-      <w:r>
-        <w:t>Material: Stainless Steel Austenitic</w:t>
-      </w:r>
-    </w:p>
-    <w:p>
-      <w:pPr>
-        <w:pStyle w:val="ListBullet"/>
-      </w:pPr>
-      <w:r>
-        <w:t>Condition: Good used</w:t>
-      </w:r>
-    </w:p>
-    <w:p>
-      <w:hyperlink r:id="rId28">
-        <w:r>
-          <w:rPr>
-            <w:color w:val="1155CC"/>
-            <w:u w:val="single"/>
-          </w:rPr>
-          <w:t xml:space="preserve">View Specs</w:t>
-        </w:r>
-      </w:hyperlink>
-      <w:r>
-        <w:t xml:space="preserve"> | </w:t>
-      </w:r>
-      <w:hyperlink r:id="rId28">
-        <w:r>
-          <w:rPr>
-            <w:color w:val="1155CC"/>
-            <w:u w:val="single"/>
-          </w:rPr>
-          <w:t xml:space="preserve">View IPP# 219594</w:t>
-        </w:r>
-      </w:hyperlink>
-    </w:p>
-    <w:p>
-      <w:hyperlink r:id="rId29">
-        <w:r>
-          <w:rPr>
-            <w:color w:val="1155CC"/>
-            <w:u w:val="single"/>
-          </w:rPr>
-          <w:t xml:space="preserve">Browse All Siebtechnik Pusher Centrifuges on IMS</w:t>
-        </w:r>
-      </w:hyperlink>
-    </w:p>
-    <w:p>
-      <w:r>
-        <w:rPr>
-          <w:color w:val="AAAAAA"/>
-        </w:rPr>
-        <w:t>────────────────────────────────────────────────────────────</w:t>
-      </w:r>
-    </w:p>
-    <w:p>
-      <w:pPr>
-        <w:pStyle w:val="Heading2"/>
-      </w:pPr>
-      <w:r>
-        <w:t>Buy Pusher Centrifuges for Sale by Condition</w:t>
-      </w:r>
-    </w:p>
-    <w:p>
-      <w:r>
-        <w:t>IPP lists each pusher centrifuge under one of two IMS condition grades: used and refurbished/rebuilt.</w:t>
-      </w:r>
-    </w:p>
-    <w:p>
-      <w:pPr>
-        <w:pStyle w:val="Heading3"/>
-      </w:pPr>
-      <w:r>
-        <w:t>Buy Good Used Pusher Centrifuges</w:t>
-      </w:r>
-    </w:p>
-    <w:p>
-      <w:r>
-        <w:t>Good used pusher centrifuges make up most of IPP's inventory, each listed with its basket diameter, basket stages, maximum speed and motor power.</w:t>
-      </w:r>
-    </w:p>
-    <w:p>
-      <w:pPr>
-        <w:pStyle w:val="Heading4"/>
-      </w:pPr>
-      <w:r>
-        <w:t>Escher Wyss P500/2 SS 316, 500 mm (19.7 in) ([IPP# 232745](https://ims.internationalprocessplants.com/inventory/equipment/detail/pusher-centrifuge/232745))</w:t>
-      </w:r>
-    </w:p>
-    <w:p>
-      <w:r>
-        <w:t>Good used Escher Wyss P500/2 pusher centrifuge with a stainless steel 316 basket, 500 mm (19.7 in) basket diameter and two basket stages.</w:t>
-      </w:r>
-    </w:p>
-    <w:p>
-      <w:pPr>
-        <w:pStyle w:val="ListBullet"/>
-      </w:pPr>
-      <w:r>
-        <w:t>Basket Diameter: 500 mm (19.7 in)</w:t>
-      </w:r>
-    </w:p>
-    <w:p>
-      <w:pPr>
-        <w:pStyle w:val="ListBullet"/>
-      </w:pPr>
-      <w:r>
-        <w:t>Basket Stages: 2</w:t>
-      </w:r>
-    </w:p>
-    <w:p>
-      <w:pPr>
-        <w:pStyle w:val="ListBullet"/>
-      </w:pPr>
-      <w:r>
-        <w:t>Maximum Speed: 2,200 rpm</w:t>
-      </w:r>
-    </w:p>
-    <w:p>
-      <w:pPr>
-        <w:pStyle w:val="ListBullet"/>
-      </w:pPr>
-      <w:r>
-        <w:t>Motor Power: 30 kW (40.2 HP)</w:t>
-      </w:r>
-    </w:p>
-    <w:p>
-      <w:pPr>
-        <w:pStyle w:val="ListBullet"/>
-      </w:pPr>
-      <w:r>
-        <w:t>Material: Stainless Steel 316</w:t>
-      </w:r>
-    </w:p>
-    <w:p>
-      <w:pPr>
-        <w:pStyle w:val="ListBullet"/>
-      </w:pPr>
-      <w:r>
-        <w:t>Condition: Good used</w:t>
-      </w:r>
-    </w:p>
-    <w:p>
-      <w:hyperlink r:id="rId11">
-        <w:r>
-          <w:rPr>
-            <w:color w:val="1155CC"/>
-            <w:u w:val="single"/>
-          </w:rPr>
-          <w:t xml:space="preserve">View Specs</w:t>
-        </w:r>
-      </w:hyperlink>
-      <w:r>
-        <w:t xml:space="preserve"> | </w:t>
-      </w:r>
-      <w:hyperlink r:id="rId11">
-        <w:r>
-          <w:rPr>
-            <w:color w:val="1155CC"/>
-            <w:u w:val="single"/>
-          </w:rPr>
-          <w:t xml:space="preserve">View IPP# 232745</w:t>
-        </w:r>
-      </w:hyperlink>
-    </w:p>
-    <w:p>
-      <w:pPr>
-        <w:pStyle w:val="Heading4"/>
-      </w:pPr>
-      <w:r>
-        <w:t>Krauss Maffei SS 316, 686 mm (27 in) ([IPP# 87347](https://ims.internationalprocessplants.com/inventory/equipment/detail/pusher-centrifuge/87347))</w:t>
-      </w:r>
-    </w:p>
-    <w:p>
-      <w:r>
-        <w:t>Good used Krauss Maffei pusher centrifuge with a stainless steel 316 basket, 686 mm (27 in) basket diameter and a single basket stage.</w:t>
-      </w:r>
-    </w:p>
-    <w:p>
-      <w:pPr>
-        <w:pStyle w:val="ListBullet"/>
-      </w:pPr>
-      <w:r>
-        <w:t>Basket Diameter: 686 mm (27 in)</w:t>
-      </w:r>
-    </w:p>
-    <w:p>
-      <w:pPr>
-        <w:pStyle w:val="ListBullet"/>
-      </w:pPr>
-      <w:r>
-        <w:t>Basket Stages: 1</w:t>
-      </w:r>
-    </w:p>
-    <w:p>
-      <w:pPr>
-        <w:pStyle w:val="ListBullet"/>
-      </w:pPr>
-      <w:r>
-        <w:t>Basket Depth: 686 mm (27 in)</w:t>
-      </w:r>
-    </w:p>
-    <w:p>
-      <w:pPr>
-        <w:pStyle w:val="ListBullet"/>
-      </w:pPr>
-      <w:r>
-        <w:t>Maximum Speed: 1,000 rpm</w:t>
-      </w:r>
-    </w:p>
-    <w:p>
-      <w:pPr>
-        <w:pStyle w:val="ListBullet"/>
-      </w:pPr>
-      <w:r>
-        <w:t>Motor Power: 22.4 kW (30 HP)</w:t>
-      </w:r>
-    </w:p>
-    <w:p>
-      <w:pPr>
-        <w:pStyle w:val="ListBullet"/>
-      </w:pPr>
-      <w:r>
-        <w:t>Material: Stainless Steel 316</w:t>
-      </w:r>
-    </w:p>
-    <w:p>
-      <w:pPr>
-        <w:pStyle w:val="ListBullet"/>
-      </w:pPr>
-      <w:r>
-        <w:t>Condition: Good used</w:t>
-      </w:r>
-    </w:p>
-    <w:p>
-      <w:hyperlink r:id="rId16">
-        <w:r>
-          <w:rPr>
-            <w:color w:val="1155CC"/>
-            <w:u w:val="single"/>
-          </w:rPr>
-          <w:t xml:space="preserve">View Specs</w:t>
-        </w:r>
-      </w:hyperlink>
-      <w:r>
-        <w:t xml:space="preserve"> | </w:t>
-      </w:r>
-      <w:hyperlink r:id="rId16">
-        <w:r>
-          <w:rPr>
-            <w:color w:val="1155CC"/>
-            <w:u w:val="single"/>
-          </w:rPr>
-          <w:t xml:space="preserve">View IPP# 87347</w:t>
-        </w:r>
-      </w:hyperlink>
-    </w:p>
-    <w:p>
-      <w:pPr>
-        <w:pStyle w:val="Heading4"/>
-      </w:pPr>
-      <w:r>
-        <w:t>Krauss Maffei SB 1000/2 SS 304, 1,050 mm (40.6 in) ([IPP# 240173](https://ims.internationalprocessplants.com/inventory/equipment/detail/pusher-centrifuge/240173))</w:t>
-      </w:r>
-    </w:p>
-    <w:p>
-      <w:r>
-        <w:t>Good used Krauss Maffei SB 1000/2 pusher centrifuge with a stainless steel 304 basket and 1,050 mm (40.6 in) basket diameter.</w:t>
-      </w:r>
-    </w:p>
-    <w:p>
-      <w:pPr>
-        <w:pStyle w:val="ListBullet"/>
-      </w:pPr>
-      <w:r>
-        <w:t>Basket Diameter: 1,050 mm (40.6 in)</w:t>
-      </w:r>
-    </w:p>
-    <w:p>
-      <w:pPr>
-        <w:pStyle w:val="ListBullet"/>
-      </w:pPr>
-      <w:r>
-        <w:t>Basket Depth: 315 mm (12.4 in)</w:t>
-      </w:r>
-    </w:p>
-    <w:p>
-      <w:pPr>
-        <w:pStyle w:val="ListBullet"/>
-      </w:pPr>
-      <w:r>
-        <w:t>Maximum Speed: 1,800 rpm</w:t>
-      </w:r>
-    </w:p>
-    <w:p>
-      <w:pPr>
-        <w:pStyle w:val="ListBullet"/>
-      </w:pPr>
-      <w:r>
-        <w:t>Motor Power: 93.2 kW (125 HP)</w:t>
-      </w:r>
-    </w:p>
-    <w:p>
-      <w:pPr>
-        <w:pStyle w:val="ListBullet"/>
-      </w:pPr>
-      <w:r>
-        <w:t>Filtration Area: 2.1 m² (23 ft²)</w:t>
-      </w:r>
-    </w:p>
-    <w:p>
-      <w:pPr>
-        <w:pStyle w:val="ListBullet"/>
-      </w:pPr>
-      <w:r>
-        <w:t>Material: Stainless Steel 304</w:t>
-      </w:r>
-    </w:p>
-    <w:p>
-      <w:pPr>
-        <w:pStyle w:val="ListBullet"/>
-      </w:pPr>
-      <w:r>
-        <w:t>Condition: Good used</w:t>
-      </w:r>
-    </w:p>
-    <w:p>
-      <w:hyperlink r:id="rId19">
-        <w:r>
-          <w:rPr>
-            <w:color w:val="1155CC"/>
-            <w:u w:val="single"/>
-          </w:rPr>
-          <w:t xml:space="preserve">View Specs</w:t>
-        </w:r>
-      </w:hyperlink>
-      <w:r>
-        <w:t xml:space="preserve"> | </w:t>
-      </w:r>
-      <w:hyperlink r:id="rId19">
-        <w:r>
-          <w:rPr>
-            <w:color w:val="1155CC"/>
-            <w:u w:val="single"/>
-          </w:rPr>
-          <w:t xml:space="preserve">View IPP# 240173</w:t>
-        </w:r>
-      </w:hyperlink>
-    </w:p>
-    <w:p>
-      <w:hyperlink r:id="rId30">
-        <w:r>
-          <w:rPr>
-            <w:color w:val="1155CC"/>
-            <w:u w:val="single"/>
-          </w:rPr>
-          <w:t xml:space="preserve">Browse All Good Used Units on IMS</w:t>
-        </w:r>
-      </w:hyperlink>
-    </w:p>
-    <w:p>
-      <w:pPr>
-        <w:pStyle w:val="Heading3"/>
-      </w:pPr>
-      <w:r>
-        <w:t>Buy Refurbished Pusher Centrifuges</w:t>
-      </w:r>
-    </w:p>
-    <w:p>
-      <w:r>
-        <w:t>Refurbished pusher centrifuges in IPP's inventory include Andritz SZ400/2, Escher Wyss P-3, P-5 and S-700 and Krauss Maffei SV70 units, listed on IMS with the condition grade Refurbished/Rebuilt.</w:t>
-      </w:r>
-    </w:p>
-    <w:p>
-      <w:pPr>
-        <w:pStyle w:val="Heading4"/>
-      </w:pPr>
-      <w:r>
-        <w:t>[Refurbished] Krauss Maffei SV70 SS 316, 700 mm (27.6 in) ([IPP# 704397](https://ims.internationalprocessplants.com/inventory/equipment/detail/pusher-centrifuge/704397))</w:t>
-      </w:r>
-    </w:p>
-    <w:p>
-      <w:r>
-        <w:t>Refurbished Krauss Maffei SV70 pusher centrifuge with a stainless steel 316 basket, 700 mm (27.6 in) basket diameter and a single basket stage.</w:t>
-      </w:r>
-    </w:p>
-    <w:p>
-      <w:pPr>
-        <w:pStyle w:val="ListBullet"/>
-      </w:pPr>
-      <w:r>
-        <w:t>Basket Diameter: 700 mm (27.6 in)</w:t>
-      </w:r>
-    </w:p>
-    <w:p>
-      <w:pPr>
-        <w:pStyle w:val="ListBullet"/>
-      </w:pPr>
-      <w:r>
-        <w:t>Basket Stages: 1</w:t>
-      </w:r>
-    </w:p>
-    <w:p>
-      <w:pPr>
-        <w:pStyle w:val="ListBullet"/>
-      </w:pPr>
-      <w:r>
-        <w:t>Maximum Speed: 1,450 rpm</w:t>
-      </w:r>
-    </w:p>
-    <w:p>
-      <w:pPr>
-        <w:pStyle w:val="ListBullet"/>
-      </w:pPr>
-      <w:r>
-        <w:t>Motor Power: 18.5 kW (24.8 HP)</w:t>
-      </w:r>
-    </w:p>
-    <w:p>
-      <w:pPr>
-        <w:pStyle w:val="ListBullet"/>
-      </w:pPr>
-      <w:r>
-        <w:t>Material: Stainless Steel 316</w:t>
-      </w:r>
-    </w:p>
-    <w:p>
-      <w:pPr>
-        <w:pStyle w:val="ListBullet"/>
-      </w:pPr>
-      <w:r>
-        <w:t>Condition: Refurbished</w:t>
-      </w:r>
-    </w:p>
-    <w:p>
-      <w:hyperlink r:id="rId15">
-        <w:r>
-          <w:rPr>
-            <w:color w:val="1155CC"/>
-            <w:u w:val="single"/>
-          </w:rPr>
-          <w:t xml:space="preserve">View Specs</w:t>
-        </w:r>
-      </w:hyperlink>
-      <w:r>
-        <w:t xml:space="preserve"> | </w:t>
-      </w:r>
-      <w:hyperlink r:id="rId15">
-        <w:r>
-          <w:rPr>
-            <w:color w:val="1155CC"/>
-            <w:u w:val="single"/>
-          </w:rPr>
-          <w:t xml:space="preserve">View IPP# 704397</w:t>
-        </w:r>
-      </w:hyperlink>
-    </w:p>
-    <w:p>
-      <w:pPr>
-        <w:pStyle w:val="Heading4"/>
-      </w:pPr>
-      <w:r>
-        <w:t>[Refurbished] Andritz SZ400/2 SS 317, 400 mm (15.7 in) ([IPP# 232767](https://ims.internationalprocessplants.com/inventory/equipment/detail/pusher-centrifuge/232767))</w:t>
-      </w:r>
-    </w:p>
-    <w:p>
-      <w:r>
-        <w:t>Refurbished Andritz SZ400/2 pusher centrifuge with a stainless steel 317 basket, 400 mm (15.7 in) basket diameter and two basket stages.</w:t>
-      </w:r>
-    </w:p>
-    <w:p>
-      <w:pPr>
-        <w:pStyle w:val="ListBullet"/>
-      </w:pPr>
-      <w:r>
-        <w:t>Basket Diameter: 400 mm (15.7 in)</w:t>
-      </w:r>
-    </w:p>
-    <w:p>
-      <w:pPr>
-        <w:pStyle w:val="ListBullet"/>
-      </w:pPr>
-      <w:r>
-        <w:t>Basket Stages: 2</w:t>
-      </w:r>
-    </w:p>
-    <w:p>
-      <w:pPr>
-        <w:pStyle w:val="ListBullet"/>
-      </w:pPr>
-      <w:r>
-        <w:t>Basket Depth: 344 mm (13.5 in)</w:t>
-      </w:r>
-    </w:p>
-    <w:p>
-      <w:pPr>
-        <w:pStyle w:val="ListBullet"/>
-      </w:pPr>
-      <w:r>
-        <w:t>Maximum Speed: 1,600 rpm</w:t>
-      </w:r>
-    </w:p>
-    <w:p>
-      <w:pPr>
-        <w:pStyle w:val="ListBullet"/>
-      </w:pPr>
-      <w:r>
-        <w:t>Motor Power: 15 kW (20.1 HP)</w:t>
-      </w:r>
-    </w:p>
-    <w:p>
-      <w:pPr>
-        <w:pStyle w:val="ListBullet"/>
-      </w:pPr>
-      <w:r>
-        <w:t>Material: Stainless Steel 317</w:t>
-      </w:r>
-    </w:p>
-    <w:p>
-      <w:pPr>
-        <w:pStyle w:val="ListBullet"/>
-      </w:pPr>
-      <w:r>
-        <w:t>Condition: Refurbished</w:t>
-      </w:r>
-    </w:p>
-    <w:p>
-      <w:hyperlink r:id="rId12">
-        <w:r>
-          <w:rPr>
-            <w:color w:val="1155CC"/>
-            <w:u w:val="single"/>
-          </w:rPr>
-          <w:t xml:space="preserve">View Specs</w:t>
-        </w:r>
-      </w:hyperlink>
-      <w:r>
-        <w:t xml:space="preserve"> | </w:t>
-      </w:r>
-      <w:hyperlink r:id="rId12">
-        <w:r>
-          <w:rPr>
-            <w:color w:val="1155CC"/>
-            <w:u w:val="single"/>
-          </w:rPr>
-          <w:t xml:space="preserve">View IPP# 232767</w:t>
-        </w:r>
-      </w:hyperlink>
-    </w:p>
-    <w:p>
-      <w:pPr>
-        <w:pStyle w:val="Heading4"/>
-      </w:pPr>
-      <w:r>
-        <w:t>[Refurbished] Escher Wyss P-3 Hastelloy, 400 mm (15.7 in) ([IPP# 39548](https://ims.internationalprocessplants.com/inventory/equipment/detail/pusher-centrifuge/39548))</w:t>
-      </w:r>
-    </w:p>
-    <w:p>
-      <w:r>
-        <w:t>Refurbished Escher Wyss P-3 pusher centrifuge with a Hastelloy basket, 400 mm (15.7 in) basket diameter and two basket stages.</w:t>
-      </w:r>
-    </w:p>
-    <w:p>
-      <w:pPr>
-        <w:pStyle w:val="ListBullet"/>
-      </w:pPr>
-      <w:r>
-        <w:t>Basket Diameter: 400 mm (15.7 in)</w:t>
-      </w:r>
-    </w:p>
-    <w:p>
-      <w:pPr>
-        <w:pStyle w:val="ListBullet"/>
-      </w:pPr>
-      <w:r>
-        <w:t>Basket Stages: 2</w:t>
-      </w:r>
-    </w:p>
-    <w:p>
-      <w:pPr>
-        <w:pStyle w:val="ListBullet"/>
-      </w:pPr>
-      <w:r>
-        <w:t>Motor Power: 18.6 kW (25 HP)</w:t>
-      </w:r>
-    </w:p>
-    <w:p>
-      <w:pPr>
-        <w:pStyle w:val="ListBullet"/>
-      </w:pPr>
-      <w:r>
-        <w:t>Material: Hastelloy</w:t>
-      </w:r>
-    </w:p>
-    <w:p>
-      <w:pPr>
-        <w:pStyle w:val="ListBullet"/>
-      </w:pPr>
-      <w:r>
-        <w:t>Condition: Refurbished</w:t>
-      </w:r>
-    </w:p>
-    <w:p>
       <w:hyperlink r:id="rId13">
-        <w:r>
-          <w:rPr>
-            <w:color w:val="1155CC"/>
-            <w:u w:val="single"/>
-          </w:rPr>
-          <w:t xml:space="preserve">View Specs</w:t>
-        </w:r>
-      </w:hyperlink>
-      <w:r>
-        <w:t xml:space="preserve"> | </w:t>
-      </w:r>
-      <w:hyperlink r:id="rId13">
-        <w:r>
-          <w:rPr>
-            <w:color w:val="1155CC"/>
-            <w:u w:val="single"/>
-          </w:rPr>
-          <w:t xml:space="preserve">View IPP# 39548</w:t>
-        </w:r>
-      </w:hyperlink>
-    </w:p>
-    <w:p>
-      <w:hyperlink r:id="rId31">
         <w:r>
           <w:rPr>
             <w:color w:val="1155CC"/>
@@ -3542,7 +3607,7 @@
         <w:t>Q: What pusher centrifuges does IPP stock?</w:t>
       </w:r>
       <w:r>
-        <w:t xml:space="preserve"> A: IPP stocks good used and refurbished pusher centrifuges from Krauss Maffei, Escher Wyss, Andritz, Siebtechnik and other OEM manufacturers. Units range from 281 mm (11.1 in) to 1,050 mm (41.9 in) basket diameter, with stainless steel and Hastelloy baskets in single-stage, two-stage and multi-stage designs. Browse the IMS inventory for current availability.</w:t>
+        <w:t xml:space="preserve"> A: Good used and refurbished pusher centrifuges from Krauss Maffei, Escher Wyss, Andritz, Siebtechnik and other OEM manufacturers fill IPP's current stock. Units range from 281 mm (11.1 in) to 1,050 mm (41.9 in) basket diameter, with stainless steel and Hastelloy baskets in single-stage, two-stage and multi-stage designs. The IMS inventory reflects current availability.</w:t>
       </w:r>
     </w:p>
     <w:p>
@@ -3588,7 +3653,7 @@
       <w:r>
         <w:t xml:space="preserve"> A: Pusher centrifuges are continuous filtering centrifuges: feeding, filtration, washing and discharge run at the same time, without the stop-start cycle of a batch machine. The pusher type centrifuge takes its name from the reciprocating plate that pushes the cake along the basket, and IPP's </w:t>
       </w:r>
-      <w:hyperlink r:id="rId32">
+      <w:hyperlink r:id="rId34">
         <w:r>
           <w:rPr>
             <w:color w:val="1155CC"/>
@@ -3631,7 +3696,7 @@
         <w:t>Q: Which manufacturers' pusher centrifuges does IPP carry?</w:t>
       </w:r>
       <w:r>
-        <w:t xml:space="preserve"> A: IPP carries pusher centrifuges from Krauss Maffei, Escher Wyss, Andritz, Siebtechnik, Bird, Baker Perkins and Alfa Laval. Krauss Maffei and Escher Wyss hold the deepest positions, with models from 281 mm (11.1 in) to 1,050 mm (41.9 in).</w:t>
+        <w:t xml:space="preserve"> A: IPP carries pusher centrifuges from Krauss Maffei, Escher Wyss, Andritz, Siebtechnik, Bird, Baker Perkins and Alfa Laval. Most units carry the Krauss Maffei or Escher Wyss name, with models from 281 mm (11.1 in) to 1,050 mm (41.9 in).</w:t>
       </w:r>
     </w:p>
     <w:p>
@@ -3642,7 +3707,7 @@
         <w:t>Q: What basket materials are available?</w:t>
       </w:r>
       <w:r>
-        <w:t xml:space="preserve"> A: IPP's pusher centrifuges have baskets in stainless steel 316, 304, 317, austenitic and other stainless grades, and Hastelloy. Stainless steel 316 is the most common basket material in the inventory.</w:t>
+        <w:t xml:space="preserve"> A: IPP's pusher centrifuges have baskets in stainless steel 316, 304, 317, austenitic and other stainless grades, and Hastelloy. Most baskets in the inventory are stainless steel 316.</w:t>
       </w:r>
     </w:p>
     <w:p>

--- a/docs/new-pages-for-review/pusher-centrifuges.docx
+++ b/docs/new-pages-for-review/pusher-centrifuges.docx
@@ -17,7 +17,7 @@
     </w:p>
     <w:p>
       <w:r>
-        <w:t>IPP's pusher centrifuge inventory covers good used and refurbished units of the continuous design, in which a reciprocating pusher plate moves the filter cake along a rotating screen basket. Two-stage machines make up most of the inventory, with maximum speeds from 1,000 to 2,500 rpm and motors up to 93.2 kW (125 HP).</w:t>
+        <w:t>IPP's pusher centrifuge inventory covers good used and refurbished units of the continuous design, in which a reciprocating pusher plate moves the filter cake along a rotating screen basket. Two-stage machines lead the inventory, with maximum speeds from 1,000 to 2,500 rpm and motors up to 93.2 kW (125 HP).</w:t>
       </w:r>
     </w:p>
     <w:p>
@@ -174,7 +174,7 @@
     </w:p>
     <w:p>
       <w:r>
-        <w:t>Pusher centrifuges up to 500 mm (19.7 in) in IPP's inventory include stainless steel 316, SS 317 and Hastelloy units from Escher Wyss, Andritz, Krauss Maffei and Baker Perkins, most with two basket stages.</w:t>
+        <w:t>Pusher centrifuges up to 500 mm (19.7 in) in IPP's inventory include stainless steel 316, SS 317 and Hastelloy units from Escher Wyss, Andritz, Krauss Maffei and Baker Perkins, in two-stage designs plus a single-stage unit.</w:t>
       </w:r>
     </w:p>
     <w:p>
@@ -1173,7 +1173,7 @@
           <w:p>
             <w:r/>
             <w:r>
-              <w:t>The inner stage removes about 80% of the liquid before the cake moves to the outer stage</w:t>
+              <w:t>The inner stage drains the mother liquor and forms a stable cake ring before the cake moves to the outer stage</w:t>
             </w:r>
           </w:p>
         </w:tc>
@@ -1243,7 +1243,7 @@
           <w:p>
             <w:r/>
             <w:r>
-              <w:t>The most common pusher configuration</w:t>
+              <w:t>The common pusher configuration</w:t>
             </w:r>
           </w:p>
         </w:tc>
@@ -1313,7 +1313,7 @@
     </w:p>
     <w:p>
       <w:r>
-        <w:t>Krauss Maffei and Escher Wyss make up the bulk of IPP's pusher centrifuge inventory, alongside Andritz, Siebtechnik, Bird, Baker Perkins and Alfa Laval.</w:t>
+        <w:t>Krauss Maffei and Escher Wyss dominate IPP's pusher centrifuge inventory, alongside Andritz, Siebtechnik, Bird, Baker Perkins and Alfa Laval.</w:t>
       </w:r>
     </w:p>
     <w:p>
@@ -2315,7 +2315,7 @@
     </w:p>
     <w:p>
       <w:r>
-        <w:t>Good used pusher centrifuges make up most of IPP's inventory, each listed with its basket diameter, basket stages, maximum speed and motor power.</w:t>
+        <w:t>Good used pusher centrifuges anchor IPP's inventory, with the basket diameter, basket stages, maximum speed and motor power on every listing.</w:t>
       </w:r>
     </w:p>
     <w:p>
@@ -3685,7 +3685,7 @@
         <w:t>Q: How does cake washing work in a pusher centrifuge?</w:t>
       </w:r>
       <w:r>
-        <w:t xml:space="preserve"> A: Wash nozzles spray liquid onto the cake as it advances along the basket, and the wash liquid displaces the mother liquor held in the crystal bed. Baffles or separate housings collect the wash filtrate apart from the mother liquor, and IMS records washing on about half of IPP's pusher centrifuges, including the Krauss Maffei SB 1000/2 machines.</w:t>
+        <w:t xml:space="preserve"> A: Wash nozzles spray liquid onto the cake as it advances along the basket, and the wash liquid displaces the mother liquor held in the crystal bed. Baffles or separate housings collect the wash filtrate apart from the mother liquor, and IMS records washing on half of IPP's pusher centrifuges, including the Krauss Maffei SB 1000/2 machines.</w:t>
       </w:r>
     </w:p>
     <w:p>
@@ -3696,7 +3696,7 @@
         <w:t>Q: Which manufacturers' pusher centrifuges does IPP carry?</w:t>
       </w:r>
       <w:r>
-        <w:t xml:space="preserve"> A: IPP carries pusher centrifuges from Krauss Maffei, Escher Wyss, Andritz, Siebtechnik, Bird, Baker Perkins and Alfa Laval. Most units carry the Krauss Maffei or Escher Wyss name, with models from 281 mm (11.1 in) to 1,050 mm (41.9 in).</w:t>
+        <w:t xml:space="preserve"> A: IPP carries pusher centrifuges from Krauss Maffei, Escher Wyss, Andritz, Siebtechnik, Bird, Baker Perkins and Alfa Laval. Krauss Maffei and Escher Wyss lead the list, with models from 281 mm (11.1 in) to 1,050 mm (41.9 in).</w:t>
       </w:r>
     </w:p>
     <w:p>
@@ -3707,7 +3707,7 @@
         <w:t>Q: What basket materials are available?</w:t>
       </w:r>
       <w:r>
-        <w:t xml:space="preserve"> A: IPP's pusher centrifuges have baskets in stainless steel 316, 304, 317, austenitic and other stainless grades, and Hastelloy. Most baskets in the inventory are stainless steel 316.</w:t>
+        <w:t xml:space="preserve"> A: IPP's pusher centrifuges have baskets in stainless steel 316, 304, 317, austenitic and other stainless grades, and Hastelloy. Stainless steel 316 leads the basket materials in the inventory.</w:t>
       </w:r>
     </w:p>
     <w:p>

--- a/docs/new-pages-for-review/pusher-centrifuges.docx
+++ b/docs/new-pages-for-review/pusher-centrifuges.docx
@@ -12,7 +12,7 @@
     </w:p>
     <w:p>
       <w:r>
-        <w:t>Buying used pusher centrifuges through International Process Plants (IPP) offers chemical, pharmaceutical, food and specialty manufacturers continuous filtering centrifuges from Krauss Maffei, Escher Wyss, Andritz, Siebtechnik and other OEM manufacturers. Basket diameters range from 281 mm (11.1 in) to 1,050 mm (41.9 in), with stainless steel and Hastelloy baskets in single-stage, two-stage and multi-stage designs. Buying used saves up to 50% of capital and 90% of lead time versus buying new. IPP has supplied process equipment worldwide since 1980, and its second hand pusher centrifuges are ready to ship.</w:t>
+        <w:t>Buying good used and refurbished pusher centrifuges from International Process Plants (IPP) secures continuous filtration, multi-stage dewatering, and cake washing while curbing issues like capacity delays and long delivery windows. Chemical, pharmaceutical, food and specialty manufacturers get continuous filtering centrifuges from Krauss Maffei, Escher Wyss, Andritz, Siebtechnik and other OEM manufacturers. Basket diameters range from 281 mm (11.1 in) to 1,050 mm (41.9 in), with stainless steel and Hastelloy baskets in single-stage, two-stage and multi-stage designs. Buying used saves up to 50% of capital and 90% of lead time versus buying new. IPP has supplied process equipment worldwide since 1980, and its second hand pusher centrifuges are ready to ship.</w:t>
       </w:r>
     </w:p>
     <w:p>
@@ -140,7 +140,7 @@
     </w:p>
     <w:p>
       <w:r>
-        <w:t>The Number of Basket Stages field on IPP's IMS inventory system separates this inventory into single-stage, two-stage and multi-stage machines.</w:t>
+        <w:t>Basket stage counts on IMS separate this inventory into single-stage, two-stage and multi-stage machines.</w:t>
       </w:r>
     </w:p>
     <w:p>
@@ -161,7 +161,7 @@
     </w:p>
     <w:p>
       <w:r>
-        <w:t>Basket diameter is the capacity figure IMS records for each pusher centrifuge, and IPP's inventory runs from 281 mm (11.1 in) to 1,050 mm (41.9 in). Every size tab carries featured units plus a link to the matching units on IMS.</w:t>
+        <w:t>IMS sizes pusher centrifuges by basket diameter, which spans 281 mm (11.1 in) to 1,050 mm (41.9 in) across IPP's stock. Every size tab carries featured units plus a link to the matching units on IMS.</w:t>
       </w:r>
     </w:p>
     <w:p>
@@ -1026,7 +1026,7 @@
     </w:p>
     <w:p>
       <w:r>
-        <w:t>Single-stage and two-stage pusher centrifuges both push the filter cake along a rotating screen basket with a reciprocating pusher plate, and they differ in how many basket stages the cake crosses. The factors below set the two designs apart.</w:t>
+        <w:t>Single-stage and two-stage pusher centrifuges both push the filter cake along a rotating screen basket with a reciprocating pusher plate, and the number of basket stages the cake crosses sets them apart. The factors below set the two designs apart.</w:t>
       </w:r>
     </w:p>
     <w:tbl>
@@ -2607,7 +2607,7 @@
     </w:p>
     <w:p>
       <w:r>
-        <w:t>Refurbished pusher centrifuges in IPP's inventory include Andritz SZ400/2, Escher Wyss P-3, P-5 and S-700 and Krauss Maffei SV70 units, listed on IMS with the condition grade Refurbished/Rebuilt.</w:t>
+        <w:t>Refurbished pusher centrifuges in IPP's inventory include Andritz SZ400/2, Escher Wyss P-3, P-5 and S-700 and Krauss Maffei SV70 units under IMS's refurbished/rebuilt grade.</w:t>
       </w:r>
     </w:p>
     <w:p>
@@ -3214,7 +3214,7 @@
     </w:p>
     <w:p>
       <w:r>
-        <w:t>Pusher centrifuges are specified by basket material, and IPP's inventory covers the basket grades below.</w:t>
+        <w:t>Each pusher centrifuge is specified by basket grade, with the grades in stock listed here.</w:t>
       </w:r>
     </w:p>
     <w:p>
@@ -3227,7 +3227,7 @@
     </w:p>
     <w:p>
       <w:r>
-        <w:t>Stainless steel 316 baskets represent the largest share of IPP's pusher centrifuge inventory, with SS 317 on the Andritz SZ400/2 units. Grades 316 and 317 contain molybdenum, which improves pitting resistance compared with grade 304.</w:t>
+        <w:t>Stainless steel 316 baskets lead IPP's pusher centrifuge inventory, with SS 317 on the Andritz SZ400/2 units. Grades 316 and 317 resist pitting better than grade 304 because of their molybdenum content.</w:t>
       </w:r>
     </w:p>
     <w:p>
@@ -3629,7 +3629,7 @@
         <w:t>Q: What condition grades are available for pusher centrifuges?</w:t>
       </w:r>
       <w:r>
-        <w:t xml:space="preserve"> A: IPP lists pusher centrifuges in good used and refurbished/rebuilt condition, each IMS listing stating its grade. For new equipment, IPP's Gale Process Solutions (GPS) subsidiary provides custom fabricated stainless steel equipment with 12 to 16 week average delivery.</w:t>
+        <w:t xml:space="preserve"> A: IPP lists pusher centrifuges in good used and refurbished/rebuilt condition, with the grade on each listing. For new equipment, IPP's Gale Process Solutions (GPS) subsidiary provides custom fabricated stainless steel equipment with 12 to 16 week average delivery.</w:t>
       </w:r>
     </w:p>
     <w:p>
@@ -3674,7 +3674,7 @@
         <w:t>Q: How does a pusher centrifuge work?</w:t>
       </w:r>
       <w:r>
-        <w:t xml:space="preserve"> A: A pusher centrifuge works on the principle of continuous filtration on a rotating screen basket. Slurry enters through a central feed pipe and a distributor spreads it onto the basket wall, where centrifugal force drives the liquid through the screen slots and the solids form a ring-shaped cake. A pusher plate rotates with the basket and strokes back and forth, so each forward stroke moves the cake a step toward the open end, where the solids leave the basket into the discharge housing.</w:t>
+        <w:t xml:space="preserve"> A: Continuous filtration on a rotating screen basket defines the pusher centrifuge's working principle. Slurry enters through a central feed pipe and a distributor spreads it onto the basket wall, where centrifugal force drives the liquid through the screen slots and the solids form a ring-shaped cake. A pusher plate rotates with the basket and strokes back and forth, so each forward stroke moves the cake a step toward the open end, where the solids leave the basket into the discharge housing.</w:t>
       </w:r>
     </w:p>
     <w:p>
@@ -3718,7 +3718,7 @@
         <w:t>Q: What basket sizes are available, and how do I find the right size?</w:t>
       </w:r>
       <w:r>
-        <w:t xml:space="preserve"> A: IPP's pusher centrifuges range from 281 mm (11.1 in) to 1,050 mm (41.9 in) basket diameter, with maximum speeds of 1,000 to 2,500 rpm and motors up to 93.2 kW (125 HP). Share your throughput, feed concentration and number of stages with IPP, and the team will match units in stock to your requirements.</w:t>
+        <w:t xml:space="preserve"> A: IPP's pusher centrifuges range from 281 mm (11.1 in) to 1,050 mm (41.9 in) basket diameter, with maximum speeds of 1,000 to 2,500 rpm and motors up to 93.2 kW (125 HP). With your throughput, feed concentration and stage count, IPP's team picks the closest units in stock.</w:t>
       </w:r>
     </w:p>
     <w:p>
